--- a/작업일지/졸업작품 작업일지 - 20+26주차.docx
+++ b/작업일지/졸업작품 작업일지 - 20+26주차.docx
@@ -466,6 +466,7 @@
             <w:pPr>
               <w:jc w:val="left"/>
               <w:rPr>
+                <w:rFonts w:hint="eastAsia"/>
                 <w:b/>
               </w:rPr>
             </w:pPr>
@@ -478,9 +479,43 @@
             </w:r>
             <w:r>
               <w:rPr>
-                <w:b/>
-              </w:rPr>
-              <w:t>Rigid Body Physics 구현</w:t>
+                <w:rFonts w:hint="eastAsia"/>
+                <w:b/>
+              </w:rPr>
+              <w:t>Hi-Z Occlusion Culling 구현, 컬링 정보 RenderState 및 애니메이션 업데이트에</w:t>
+            </w:r>
+            <w:r>
+              <w:rPr>
+                <w:b/>
+              </w:rPr>
+              <w:br/>
+            </w:r>
+            <w:r>
+              <w:rPr>
+                <w:rFonts w:hint="eastAsia"/>
+                <w:b/>
+              </w:rPr>
+              <w:t>반영, 애니메이션 업데이트 nan 버그 수정, animation 스케줄링 구현,</w:t>
+            </w:r>
+            <w:r>
+              <w:rPr>
+                <w:b/>
+              </w:rPr>
+              <w:br/>
+            </w:r>
+            <w:r>
+              <w:rPr>
+                <w:rFonts w:hint="eastAsia"/>
+                <w:b/>
+              </w:rPr>
+              <w:t>물리 업데이트 버그 수정, 프레임 안정성 확보</w:t>
+            </w:r>
+            <w:r>
+              <w:rPr>
+                <w:rFonts w:hint="eastAsia"/>
+                <w:b/>
+              </w:rPr>
+              <w:t>, 온라인 게임 애니메이션 적용</w:t>
             </w:r>
           </w:p>
           <w:p>
@@ -502,9 +537,6 @@
           <w:p>
             <w:pPr>
               <w:jc w:val="left"/>
-              <w:rPr>
-                <w:rFonts w:hint="eastAsia"/>
-              </w:rPr>
             </w:pPr>
             <w:r>
               <w:rPr>
@@ -584,9 +616,10 @@
       </w:pPr>
       <w:r>
         <w:rPr>
-          <w:sz w:val="22"/>
-        </w:rPr>
-        <w:t>Rigid Body Physics 구현</w:t>
+          <w:rFonts w:hint="eastAsia"/>
+          <w:sz w:val="22"/>
+        </w:rPr>
+        <w:t>Hi-Z Occlusion Culling 구현</w:t>
       </w:r>
     </w:p>
     <w:p>
@@ -604,16 +637,9 @@
       </w:pPr>
       <w:r>
         <w:rPr>
-          <w:rFonts w:hint="eastAsia"/>
-          <w:sz w:val="22"/>
-        </w:rPr>
-        <w:t>기존의</w:t>
-      </w:r>
-      <w:r>
-        <w:rPr>
-          <w:sz w:val="22"/>
-        </w:rPr>
-        <w:t xml:space="preserve"> 물리 처리에서 물리량 적분과 충돌 피드백을 상세화한 것임</w:t>
+          <w:sz w:val="22"/>
+        </w:rPr>
+        <w:t>Terrain을 occluder, 캐릭터들을 occludee로 설정</w:t>
       </w:r>
     </w:p>
     <w:p>
@@ -631,16 +657,23 @@
       </w:pPr>
       <w:r>
         <w:rPr>
-          <w:rFonts w:hint="eastAsia"/>
-          <w:sz w:val="22"/>
-        </w:rPr>
-        <w:t>관성</w:t>
-      </w:r>
-      <w:r>
-        <w:rPr>
-          <w:sz w:val="22"/>
-        </w:rPr>
-        <w:t xml:space="preserve"> 행렬의 역행렬을 추가적으로 저장하고, 충격이 가해졌을 때 회전도 발생시킬 수 있도록 구현</w:t>
+          <w:sz w:val="22"/>
+        </w:rPr>
+        <w:t xml:space="preserve">occluder depth 렌더링 패스를 </w:t>
+      </w:r>
+      <w:proofErr w:type="gramStart"/>
+      <w:r>
+        <w:rPr>
+          <w:sz w:val="22"/>
+        </w:rPr>
+        <w:t>gfx::</w:t>
+      </w:r>
+      <w:proofErr w:type="gramEnd"/>
+      <w:r>
+        <w:rPr>
+          <w:sz w:val="22"/>
+        </w:rPr>
+        <w:t>render 맨 앞에 추가</w:t>
       </w:r>
     </w:p>
     <w:p>
@@ -660,14 +693,7 @@
         <w:rPr>
           <w:sz w:val="22"/>
         </w:rPr>
-        <w:t>Constraint 기반 물리 시뮬레이션</w:t>
-      </w:r>
-      <w:r>
-        <w:rPr>
-          <w:rFonts w:hint="eastAsia"/>
-          <w:sz w:val="22"/>
-        </w:rPr>
-        <w:t xml:space="preserve"> (Constraint 추상화)</w:t>
+        <w:t>hi-z map을 구성하기 위한 HiZMapShader 추가</w:t>
       </w:r>
     </w:p>
     <w:p>
@@ -688,13 +714,102 @@
           <w:rFonts w:hint="eastAsia"/>
           <w:sz w:val="22"/>
         </w:rPr>
-        <w:t>충돌은</w:t>
-      </w:r>
-      <w:r>
-        <w:rPr>
-          <w:sz w:val="22"/>
-        </w:rPr>
-        <w:t xml:space="preserve"> ContactConstraint를 발생시킴</w:t>
+        <w:t xml:space="preserve">mip-mapping 알고리즘 적용 (가로세로 길이가 2배씩 줄어들도록, 최소를 1픽셀로 두어 1x1이 될 </w:t>
+      </w:r>
+      <w:proofErr w:type="gramStart"/>
+      <w:r>
+        <w:rPr>
+          <w:rFonts w:hint="eastAsia"/>
+          <w:sz w:val="22"/>
+        </w:rPr>
+        <w:t>때 까지</w:t>
+      </w:r>
+      <w:proofErr w:type="gramEnd"/>
+      <w:r>
+        <w:rPr>
+          <w:rFonts w:hint="eastAsia"/>
+          <w:sz w:val="22"/>
+        </w:rPr>
+        <w:t>)</w:t>
+      </w:r>
+    </w:p>
+    <w:p>
+      <w:pPr>
+        <w:pStyle w:val="a3"/>
+        <w:numPr>
+          <w:ilvl w:val="1"/>
+          <w:numId w:val="1"/>
+        </w:numPr>
+        <w:ind w:leftChars="0"/>
+        <w:jc w:val="left"/>
+        <w:rPr>
+          <w:sz w:val="22"/>
+        </w:rPr>
+      </w:pPr>
+      <w:r>
+        <w:rPr>
+          <w:sz w:val="22"/>
+        </w:rPr>
+        <w:t>ExecuteIndirect를 활용해 gpu에서 draw call 생성 후 그리기</w:t>
+      </w:r>
+      <w:r>
+        <w:rPr>
+          <w:sz w:val="22"/>
+        </w:rPr>
+        <w:br/>
+      </w:r>
+      <w:r>
+        <w:rPr>
+          <w:rFonts w:hint="eastAsia"/>
+          <w:sz w:val="22"/>
+        </w:rPr>
+        <w:t>(이에 필요한 CommandSignature 추가해 gfx 객체가 멤버로 들고 있도록 구현)</w:t>
+      </w:r>
+    </w:p>
+    <w:p>
+      <w:pPr>
+        <w:pStyle w:val="a3"/>
+        <w:numPr>
+          <w:ilvl w:val="1"/>
+          <w:numId w:val="1"/>
+        </w:numPr>
+        <w:ind w:leftChars="0"/>
+        <w:jc w:val="left"/>
+        <w:rPr>
+          <w:sz w:val="22"/>
+        </w:rPr>
+      </w:pPr>
+      <w:r>
+        <w:rPr>
+          <w:sz w:val="22"/>
+        </w:rPr>
+        <w:t>H</w:t>
+      </w:r>
+      <w:r>
+        <w:rPr>
+          <w:rFonts w:hint="eastAsia"/>
+          <w:sz w:val="22"/>
+        </w:rPr>
+        <w:t xml:space="preserve">i-z pass를 구성하는 </w:t>
+      </w:r>
+      <w:r>
+        <w:rPr>
+          <w:sz w:val="22"/>
+        </w:rPr>
+        <w:t xml:space="preserve">compute </w:t>
+      </w:r>
+      <w:r>
+        <w:rPr>
+          <w:rFonts w:hint="eastAsia"/>
+          <w:sz w:val="22"/>
+        </w:rPr>
+        <w:t>셰이더 5개 추가</w:t>
+      </w:r>
+      <w:r>
+        <w:rPr>
+          <w:sz w:val="22"/>
+        </w:rPr>
+        <w:t xml:space="preserve"> 추가:</w:t>
       </w:r>
     </w:p>
     <w:p>
@@ -714,7 +829,173 @@
         <w:rPr>
           <w:sz w:val="22"/>
         </w:rPr>
-        <w:t>Constraint Solver는 10번의 반복을 통해 Constraint 해결</w:t>
+        <w:t>clear</w:t>
+      </w:r>
+      <w:r>
+        <w:rPr>
+          <w:rFonts w:hint="eastAsia"/>
+          <w:sz w:val="22"/>
+        </w:rPr>
+        <w:t>: 이전 프레임 그룹 정보들을 초기화</w:t>
+      </w:r>
+    </w:p>
+    <w:p>
+      <w:pPr>
+        <w:pStyle w:val="a3"/>
+        <w:numPr>
+          <w:ilvl w:val="2"/>
+          <w:numId w:val="1"/>
+        </w:numPr>
+        <w:ind w:leftChars="0"/>
+        <w:jc w:val="left"/>
+        <w:rPr>
+          <w:sz w:val="22"/>
+        </w:rPr>
+      </w:pPr>
+      <w:r>
+        <w:rPr>
+          <w:sz w:val="22"/>
+        </w:rPr>
+        <w:t>cull</w:t>
+      </w:r>
+      <w:r>
+        <w:rPr>
+          <w:rFonts w:hint="eastAsia"/>
+          <w:sz w:val="22"/>
+        </w:rPr>
+        <w:t>: screen space width, height를 계산해 hi-z map에서</w:t>
+      </w:r>
+      <w:r>
+        <w:rPr>
+          <w:sz w:val="22"/>
+        </w:rPr>
+        <w:br/>
+      </w:r>
+      <w:r>
+        <w:rPr>
+          <w:rFonts w:hint="eastAsia"/>
+          <w:sz w:val="22"/>
+        </w:rPr>
+        <w:t xml:space="preserve">AABB bound가 4픽셀로 수렴하도록 하는 mip look up 수행, 컬링여부 판정 </w:t>
+      </w:r>
+    </w:p>
+    <w:p>
+      <w:pPr>
+        <w:pStyle w:val="a3"/>
+        <w:numPr>
+          <w:ilvl w:val="2"/>
+          <w:numId w:val="1"/>
+        </w:numPr>
+        <w:ind w:leftChars="0"/>
+        <w:jc w:val="left"/>
+        <w:rPr>
+          <w:sz w:val="22"/>
+        </w:rPr>
+      </w:pPr>
+      <w:r>
+        <w:rPr>
+          <w:sz w:val="22"/>
+        </w:rPr>
+        <w:t>prefixSum</w:t>
+      </w:r>
+      <w:r>
+        <w:rPr>
+          <w:rFonts w:hint="eastAsia"/>
+          <w:sz w:val="22"/>
+        </w:rPr>
+        <w:t xml:space="preserve">: </w:t>
+      </w:r>
+      <w:r>
+        <w:rPr>
+          <w:sz w:val="22"/>
+        </w:rPr>
+        <w:t>인스턴싱을 위해 그룹별 데이터 오프셋 정리</w:t>
+      </w:r>
+    </w:p>
+    <w:p>
+      <w:pPr>
+        <w:pStyle w:val="a3"/>
+        <w:numPr>
+          <w:ilvl w:val="2"/>
+          <w:numId w:val="1"/>
+        </w:numPr>
+        <w:ind w:leftChars="0"/>
+        <w:jc w:val="left"/>
+        <w:rPr>
+          <w:sz w:val="22"/>
+        </w:rPr>
+      </w:pPr>
+      <w:r>
+        <w:rPr>
+          <w:sz w:val="22"/>
+        </w:rPr>
+        <w:t>compact</w:t>
+      </w:r>
+      <w:r>
+        <w:rPr>
+          <w:rFonts w:hint="eastAsia"/>
+          <w:sz w:val="22"/>
+        </w:rPr>
+        <w:t xml:space="preserve">: </w:t>
+      </w:r>
+      <w:r>
+        <w:rPr>
+          <w:sz w:val="22"/>
+        </w:rPr>
+        <w:t>그룹별 데이터 오프셋을 활용, 보이는 인스턴스 인덱스들만 따로 정리</w:t>
+      </w:r>
+    </w:p>
+    <w:p>
+      <w:pPr>
+        <w:pStyle w:val="a3"/>
+        <w:numPr>
+          <w:ilvl w:val="2"/>
+          <w:numId w:val="1"/>
+        </w:numPr>
+        <w:ind w:leftChars="0"/>
+        <w:jc w:val="left"/>
+        <w:rPr>
+          <w:sz w:val="22"/>
+        </w:rPr>
+      </w:pPr>
+      <w:r>
+        <w:rPr>
+          <w:sz w:val="22"/>
+        </w:rPr>
+        <w:t>command</w:t>
+      </w:r>
+      <w:r>
+        <w:rPr>
+          <w:rFonts w:hint="eastAsia"/>
+          <w:sz w:val="22"/>
+        </w:rPr>
+        <w:t xml:space="preserve">: </w:t>
+      </w:r>
+      <w:r>
+        <w:rPr>
+          <w:sz w:val="22"/>
+        </w:rPr>
+        <w:t>ExecuteIndirect에 사용할 draw call 명령 생성</w:t>
+      </w:r>
+    </w:p>
+    <w:p>
+      <w:pPr>
+        <w:pStyle w:val="a3"/>
+        <w:numPr>
+          <w:ilvl w:val="0"/>
+          <w:numId w:val="1"/>
+        </w:numPr>
+        <w:ind w:leftChars="0"/>
+        <w:jc w:val="left"/>
+        <w:rPr>
+          <w:sz w:val="22"/>
+        </w:rPr>
+      </w:pPr>
+      <w:r>
+        <w:rPr>
+          <w:sz w:val="22"/>
+        </w:rPr>
+        <w:t>culling 정보 애니메이션 업데이트에 반영</w:t>
       </w:r>
     </w:p>
     <w:p>
@@ -732,16 +1013,36 @@
       </w:pPr>
       <w:r>
         <w:rPr>
-          <w:rFonts w:hint="eastAsia"/>
-          <w:sz w:val="22"/>
-        </w:rPr>
-        <w:t>중력</w:t>
-      </w:r>
-      <w:r>
-        <w:rPr>
-          <w:sz w:val="22"/>
-        </w:rPr>
-        <w:t>, 지형과의 충돌 처리 구현</w:t>
+          <w:sz w:val="22"/>
+        </w:rPr>
+        <w:t>view frustum culling은 cpu에서 수행하므로 간단하게 bool 값 읽어 컬링 판정이 났으면 업데이트 하지 않음</w:t>
+      </w:r>
+    </w:p>
+    <w:p>
+      <w:pPr>
+        <w:pStyle w:val="a3"/>
+        <w:numPr>
+          <w:ilvl w:val="1"/>
+          <w:numId w:val="1"/>
+        </w:numPr>
+        <w:ind w:leftChars="0"/>
+        <w:jc w:val="left"/>
+        <w:rPr>
+          <w:sz w:val="22"/>
+        </w:rPr>
+      </w:pPr>
+      <w:r>
+        <w:rPr>
+          <w:sz w:val="22"/>
+        </w:rPr>
+        <w:t>hi-z culling의 경우 readback buffer를 사용해 보이는 인스턴스들의 renderObjectId를 가져</w:t>
+      </w:r>
+      <w:r>
+        <w:rPr>
+          <w:sz w:val="22"/>
+        </w:rPr>
+        <w:lastRenderedPageBreak/>
+        <w:t>와 컬링여부 설정, 마찬가지로 컬링 판정이 났으면 업데이트 하지 않음</w:t>
       </w:r>
     </w:p>
     <w:p>
@@ -759,16 +1060,9 @@
       </w:pPr>
       <w:r>
         <w:rPr>
-          <w:rFonts w:hint="eastAsia"/>
-          <w:sz w:val="22"/>
-        </w:rPr>
-        <w:t>지형</w:t>
-      </w:r>
-      <w:r>
-        <w:rPr>
-          <w:sz w:val="22"/>
-        </w:rPr>
-        <w:t xml:space="preserve"> 전용 충돌체인 TerrainCollider 클래스 추가, Height map에서 읽은 높이값들인 Height Field로부터 높이를 읽어 사용</w:t>
+          <w:sz w:val="22"/>
+        </w:rPr>
+        <w:t>괜히 트리플 버퍼링을 구현한 게 아니다. n-2번째 프레임에 대해 fence wait을 걸면 cpu-gpu 동기화의 딜레이가 거의 없이 정보를 읽을 수 있다. (gpu-&gt;cpu로 읽어들이는 딜레이는 있겠지만 현재 성능엔 영향이 아예 없는 수준이다.)</w:t>
       </w:r>
     </w:p>
     <w:p>
@@ -781,14 +1075,42 @@
         <w:ind w:leftChars="0"/>
         <w:jc w:val="left"/>
         <w:rPr>
-          <w:sz w:val="22"/>
-        </w:rPr>
-      </w:pPr>
-      <w:r>
-        <w:rPr>
-          <w:sz w:val="22"/>
-        </w:rPr>
-        <w:t>x/z 방향과 y 방향에 대한 damping 구현 (마찰, 공기 저항)</w:t>
+          <w:rFonts w:hint="eastAsia"/>
+          <w:sz w:val="22"/>
+        </w:rPr>
+      </w:pPr>
+      <w:r>
+        <w:rPr>
+          <w:sz w:val="22"/>
+        </w:rPr>
+        <w:t>가져온 인스턴스 바탕으로 컬링된 객체 수 ui로 표시하도록 구현</w:t>
+      </w:r>
+    </w:p>
+    <w:p>
+      <w:pPr>
+        <w:pStyle w:val="a3"/>
+        <w:numPr>
+          <w:ilvl w:val="0"/>
+          <w:numId w:val="1"/>
+        </w:numPr>
+        <w:ind w:leftChars="0"/>
+        <w:jc w:val="left"/>
+        <w:rPr>
+          <w:sz w:val="22"/>
+        </w:rPr>
+      </w:pPr>
+      <w:r>
+        <w:rPr>
+          <w:rFonts w:hint="eastAsia"/>
+          <w:sz w:val="22"/>
+        </w:rPr>
+        <w:t>애니메이션</w:t>
+      </w:r>
+      <w:r>
+        <w:rPr>
+          <w:sz w:val="22"/>
+        </w:rPr>
+        <w:t xml:space="preserve"> 업데이트 nan 버그 수정</w:t>
       </w:r>
     </w:p>
     <w:p>
@@ -808,7 +1130,14 @@
         <w:rPr>
           <w:sz w:val="22"/>
         </w:rPr>
-        <w:t>Sweep And Prune 알고리즘으로 broad phase collision detection 구현</w:t>
+        <w:t>애니메이션 4방향 보간</w:t>
+      </w:r>
+      <w:r>
+        <w:rPr>
+          <w:rFonts w:hint="eastAsia"/>
+          <w:sz w:val="22"/>
+        </w:rPr>
+        <w:t>에 쓰이는 weight의 총합이 0이 되어 division by zero로 인한 nan 버그</w:t>
       </w:r>
     </w:p>
     <w:p>
@@ -826,9 +1155,404 @@
       </w:pPr>
       <w:r>
         <w:rPr>
-          <w:sz w:val="22"/>
-        </w:rPr>
-        <w:t>broad phase에서 충돌 후보로 뽑힌 객체간에는 narrow phase에서 양 트리를 순회하여 리프 노드에 도달할 때까지 충돌이 유지되면 충돌로 판정</w:t>
+          <w:rFonts w:hint="eastAsia"/>
+          <w:sz w:val="22"/>
+        </w:rPr>
+        <w:t xml:space="preserve">총합이 0일 경우 forward방향 weight이 0.1만큼 있다고 판정해 사용 </w:t>
+      </w:r>
+    </w:p>
+    <w:p>
+      <w:pPr>
+        <w:pStyle w:val="a3"/>
+        <w:numPr>
+          <w:ilvl w:val="0"/>
+          <w:numId w:val="1"/>
+        </w:numPr>
+        <w:ind w:leftChars="0"/>
+        <w:jc w:val="left"/>
+        <w:rPr>
+          <w:sz w:val="22"/>
+        </w:rPr>
+      </w:pPr>
+      <w:r>
+        <w:rPr>
+          <w:sz w:val="22"/>
+        </w:rPr>
+        <w:t xml:space="preserve">animation </w:t>
+      </w:r>
+      <w:r>
+        <w:rPr>
+          <w:rFonts w:hint="eastAsia"/>
+          <w:sz w:val="22"/>
+        </w:rPr>
+        <w:t>스케줄링 구현</w:t>
+      </w:r>
+    </w:p>
+    <w:p>
+      <w:pPr>
+        <w:pStyle w:val="a3"/>
+        <w:numPr>
+          <w:ilvl w:val="1"/>
+          <w:numId w:val="1"/>
+        </w:numPr>
+        <w:ind w:leftChars="0"/>
+        <w:jc w:val="left"/>
+        <w:rPr>
+          <w:sz w:val="22"/>
+        </w:rPr>
+      </w:pPr>
+      <w:r>
+        <w:rPr>
+          <w:sz w:val="22"/>
+        </w:rPr>
+        <w:t>priority 갱신 공식:</w:t>
+      </w:r>
+    </w:p>
+    <w:p>
+      <w:pPr>
+        <w:ind w:left="800" w:firstLine="400"/>
+        <w:jc w:val="left"/>
+        <w:rPr>
+          <w:sz w:val="22"/>
+        </w:rPr>
+      </w:pPr>
+      <w:r>
+        <w:rPr>
+          <w:sz w:val="22"/>
+        </w:rPr>
+        <w:t>d: (카메라와 객체간의 거리)</w:t>
+      </w:r>
+      <w:r>
+        <w:rPr>
+          <w:rFonts w:hint="eastAsia"/>
+          <w:sz w:val="22"/>
+        </w:rPr>
+        <w:t xml:space="preserve">, </w:t>
+      </w:r>
+      <w:r>
+        <w:rPr>
+          <w:sz w:val="22"/>
+        </w:rPr>
+        <w:t>t: 최종 업데이트로부터 경과 시간</w:t>
+      </w:r>
+    </w:p>
+    <w:p>
+      <w:pPr>
+        <w:ind w:left="800" w:firstLine="400"/>
+        <w:jc w:val="left"/>
+        <w:rPr>
+          <w:sz w:val="22"/>
+        </w:rPr>
+      </w:pPr>
+      <w:r>
+        <w:rPr>
+          <w:sz w:val="22"/>
+        </w:rPr>
+        <w:t>priority = priority + t * 0.3 * (1 / (1 + d^2))</w:t>
+      </w:r>
+    </w:p>
+    <w:p>
+      <w:pPr>
+        <w:pStyle w:val="a3"/>
+        <w:numPr>
+          <w:ilvl w:val="1"/>
+          <w:numId w:val="1"/>
+        </w:numPr>
+        <w:ind w:leftChars="0"/>
+        <w:jc w:val="left"/>
+        <w:rPr>
+          <w:sz w:val="22"/>
+        </w:rPr>
+      </w:pPr>
+      <w:r>
+        <w:rPr>
+          <w:sz w:val="22"/>
+        </w:rPr>
+        <w:t>animation blender들로 max-heap을 구성하여 주어진 시간 내에 animBlender 업데이트</w:t>
+      </w:r>
+    </w:p>
+    <w:p>
+      <w:pPr>
+        <w:pStyle w:val="a3"/>
+        <w:numPr>
+          <w:ilvl w:val="0"/>
+          <w:numId w:val="1"/>
+        </w:numPr>
+        <w:ind w:leftChars="0"/>
+        <w:jc w:val="left"/>
+        <w:rPr>
+          <w:sz w:val="22"/>
+        </w:rPr>
+      </w:pPr>
+      <w:r>
+        <w:rPr>
+          <w:rFonts w:hint="eastAsia"/>
+          <w:sz w:val="22"/>
+        </w:rPr>
+        <w:t>물리</w:t>
+      </w:r>
+      <w:r>
+        <w:rPr>
+          <w:sz w:val="22"/>
+        </w:rPr>
+        <w:t xml:space="preserve"> 업데이트</w:t>
+      </w:r>
+      <w:r>
+        <w:rPr>
+          <w:rFonts w:hint="eastAsia"/>
+          <w:sz w:val="22"/>
+        </w:rPr>
+        <w:t xml:space="preserve"> 버그</w:t>
+      </w:r>
+      <w:r>
+        <w:rPr>
+          <w:sz w:val="22"/>
+        </w:rPr>
+        <w:t xml:space="preserve"> 수정</w:t>
+      </w:r>
+    </w:p>
+    <w:p>
+      <w:pPr>
+        <w:pStyle w:val="a3"/>
+        <w:numPr>
+          <w:ilvl w:val="1"/>
+          <w:numId w:val="1"/>
+        </w:numPr>
+        <w:ind w:leftChars="0"/>
+        <w:jc w:val="left"/>
+        <w:rPr>
+          <w:sz w:val="22"/>
+        </w:rPr>
+      </w:pPr>
+      <w:r>
+        <w:rPr>
+          <w:sz w:val="22"/>
+        </w:rPr>
+        <w:t>지형-객체1-객체2 이렇게 세 개의 물체가 충돌할 때 무조건 객체들이 위로 솟아버리는 현상 해결</w:t>
+      </w:r>
+    </w:p>
+    <w:p>
+      <w:pPr>
+        <w:pStyle w:val="a3"/>
+        <w:numPr>
+          <w:ilvl w:val="1"/>
+          <w:numId w:val="1"/>
+        </w:numPr>
+        <w:ind w:leftChars="0"/>
+        <w:jc w:val="left"/>
+        <w:rPr>
+          <w:sz w:val="22"/>
+        </w:rPr>
+      </w:pPr>
+      <w:r>
+        <w:rPr>
+          <w:sz w:val="22"/>
+        </w:rPr>
+        <w:t xml:space="preserve">월드가 무중력이라면 그 결과가 맞을 수 있는데, 중력을 고려하면 충돌 해소 방향은 그렇게 위로 치우쳐선 </w:t>
+      </w:r>
+      <w:proofErr w:type="gramStart"/>
+      <w:r>
+        <w:rPr>
+          <w:sz w:val="22"/>
+        </w:rPr>
+        <w:t>안된다</w:t>
+      </w:r>
+      <w:proofErr w:type="gramEnd"/>
+      <w:r>
+        <w:rPr>
+          <w:sz w:val="22"/>
+        </w:rPr>
+        <w:t>.</w:t>
+      </w:r>
+    </w:p>
+    <w:p>
+      <w:pPr>
+        <w:pStyle w:val="a3"/>
+        <w:numPr>
+          <w:ilvl w:val="1"/>
+          <w:numId w:val="1"/>
+        </w:numPr>
+        <w:ind w:leftChars="0"/>
+        <w:jc w:val="left"/>
+        <w:rPr>
+          <w:sz w:val="22"/>
+        </w:rPr>
+      </w:pPr>
+      <w:r>
+        <w:rPr>
+          <w:sz w:val="22"/>
+        </w:rPr>
+        <w:t>contact constarint 생성 시 외력(중력)으로 인한 가속도를 충돌 해소 bias 값에 더해주었다. bias는 정규화되어 충돌 해소 방향에 반영된다.</w:t>
+      </w:r>
+    </w:p>
+    <w:p>
+      <w:pPr>
+        <w:pStyle w:val="a3"/>
+        <w:numPr>
+          <w:ilvl w:val="0"/>
+          <w:numId w:val="1"/>
+        </w:numPr>
+        <w:ind w:leftChars="0"/>
+        <w:jc w:val="left"/>
+        <w:rPr>
+          <w:sz w:val="22"/>
+        </w:rPr>
+      </w:pPr>
+      <w:r>
+        <w:rPr>
+          <w:rFonts w:hint="eastAsia"/>
+          <w:sz w:val="22"/>
+        </w:rPr>
+        <w:t>프레임</w:t>
+      </w:r>
+      <w:r>
+        <w:rPr>
+          <w:sz w:val="22"/>
+        </w:rPr>
+        <w:t xml:space="preserve"> 안정성 확보</w:t>
+      </w:r>
+    </w:p>
+    <w:p>
+      <w:pPr>
+        <w:pStyle w:val="a3"/>
+        <w:numPr>
+          <w:ilvl w:val="1"/>
+          <w:numId w:val="1"/>
+        </w:numPr>
+        <w:ind w:leftChars="0"/>
+        <w:jc w:val="left"/>
+        <w:rPr>
+          <w:sz w:val="22"/>
+        </w:rPr>
+      </w:pPr>
+      <w:r>
+        <w:rPr>
+          <w:sz w:val="22"/>
+        </w:rPr>
+        <w:t>물리 업데이트에 쓰이는 physic update delta time은 무조건 고정 간격으로 하기 위해서, frame delta time을 physic update delta time으로 나누어 그 횟수만큼 반복시키고 있었는데, 물리 업데이트가 오래 걸려 이상적인 frame delta time보다 긴 경우, 점점 필요한 물리 업데이트 수가 늘어나다가 프로세스가 멈추고 터져버</w:t>
+      </w:r>
+      <w:r>
+        <w:rPr>
+          <w:rFonts w:hint="eastAsia"/>
+          <w:sz w:val="22"/>
+        </w:rPr>
+        <w:t>렸다.</w:t>
+      </w:r>
+    </w:p>
+    <w:p>
+      <w:pPr>
+        <w:pStyle w:val="a3"/>
+        <w:numPr>
+          <w:ilvl w:val="1"/>
+          <w:numId w:val="1"/>
+        </w:numPr>
+        <w:ind w:leftChars="0"/>
+        <w:jc w:val="left"/>
+        <w:rPr>
+          <w:sz w:val="22"/>
+        </w:rPr>
+      </w:pPr>
+      <w:r>
+        <w:rPr>
+          <w:sz w:val="22"/>
+        </w:rPr>
+        <w:t xml:space="preserve">물리 step 수가 3을 넘는 프레임이 연속해서 2번 이상 나오면 physic update delta time의 배율을 1 </w:t>
+      </w:r>
+      <w:proofErr w:type="gramStart"/>
+      <w:r>
+        <w:rPr>
+          <w:sz w:val="22"/>
+        </w:rPr>
+        <w:t>증가 시킨다</w:t>
+      </w:r>
+      <w:proofErr w:type="gramEnd"/>
+      <w:r>
+        <w:rPr>
+          <w:sz w:val="22"/>
+        </w:rPr>
+        <w:t>. (간단히 말하면, 렉걸리면 물리 업데이트 시간을 정수배 해서 쓴다.)</w:t>
+      </w:r>
+    </w:p>
+    <w:p>
+      <w:pPr>
+        <w:pStyle w:val="a3"/>
+        <w:numPr>
+          <w:ilvl w:val="1"/>
+          <w:numId w:val="1"/>
+        </w:numPr>
+        <w:ind w:leftChars="0"/>
+        <w:jc w:val="left"/>
+        <w:rPr>
+          <w:rFonts w:hint="eastAsia"/>
+          <w:sz w:val="22"/>
+        </w:rPr>
+      </w:pPr>
+      <w:r>
+        <w:rPr>
+          <w:sz w:val="22"/>
+        </w:rPr>
+        <w:t>물리 step 수가 3을 넘는 프레임이 4번 이상 나오면, 렌더링을 수행하지 않고, swap chain을 갱신하지 않는다.</w:t>
+      </w:r>
+    </w:p>
+    <w:p>
+      <w:pPr>
+        <w:pStyle w:val="a3"/>
+        <w:numPr>
+          <w:ilvl w:val="0"/>
+          <w:numId w:val="1"/>
+        </w:numPr>
+        <w:ind w:leftChars="0"/>
+        <w:jc w:val="left"/>
+        <w:rPr>
+          <w:sz w:val="22"/>
+        </w:rPr>
+      </w:pPr>
+      <w:r>
+        <w:rPr>
+          <w:rFonts w:hint="eastAsia"/>
+          <w:sz w:val="22"/>
+        </w:rPr>
+        <w:lastRenderedPageBreak/>
+        <w:t>온라인</w:t>
+      </w:r>
+      <w:r>
+        <w:rPr>
+          <w:sz w:val="22"/>
+        </w:rPr>
+        <w:t xml:space="preserve"> 게임 애니메이션 적용</w:t>
+      </w:r>
+    </w:p>
+    <w:p>
+      <w:pPr>
+        <w:pStyle w:val="a3"/>
+        <w:numPr>
+          <w:ilvl w:val="1"/>
+          <w:numId w:val="1"/>
+        </w:numPr>
+        <w:ind w:leftChars="0"/>
+        <w:jc w:val="left"/>
+        <w:rPr>
+          <w:rFonts w:hint="eastAsia"/>
+          <w:sz w:val="22"/>
+        </w:rPr>
+      </w:pPr>
+      <w:r>
+        <w:rPr>
+          <w:sz w:val="22"/>
+        </w:rPr>
+        <w:t>서버에서 전해져오는 공격, 피격 패킷을 바탕으로 animation event들을 발생시켜</w:t>
+      </w:r>
+      <w:r>
+        <w:rPr>
+          <w:sz w:val="22"/>
+        </w:rPr>
+        <w:br/>
+      </w:r>
+      <w:r>
+        <w:rPr>
+          <w:sz w:val="22"/>
+        </w:rPr>
+        <w:t>공격/피격/사망 애니메이션을 적용하였다.</w:t>
       </w:r>
     </w:p>
     <w:p>
@@ -940,7 +1664,6 @@
         <w:ind w:leftChars="200" w:left="400"/>
         <w:jc w:val="left"/>
         <w:rPr>
-          <w:rFonts w:hint="eastAsia"/>
           <w:b/>
           <w:bCs/>
           <w:sz w:val="18"/>
@@ -974,17 +1697,7 @@
           <w:sz w:val="18"/>
           <w:szCs w:val="20"/>
         </w:rPr>
-        <w:t xml:space="preserve">검기 </w:t>
-      </w:r>
-      <w:r>
-        <w:rPr>
-          <w:rFonts w:hint="eastAsia"/>
-          <w:b/>
-          <w:bCs/>
-          <w:sz w:val="18"/>
-          <w:szCs w:val="20"/>
-        </w:rPr>
-        <w:t>이펙트를 선택할 수 있는 Dropdown UI 추가</w:t>
+        <w:t>검기 이펙트를 선택할 수 있는 Dropdown UI 추가</w:t>
       </w:r>
     </w:p>
     <w:p>
@@ -1028,7 +1741,6 @@
         <w:ind w:leftChars="200" w:left="400"/>
         <w:jc w:val="left"/>
         <w:rPr>
-          <w:rFonts w:hint="eastAsia"/>
           <w:b/>
           <w:bCs/>
           <w:sz w:val="18"/>
@@ -1159,7 +1871,6 @@
         <w:ind w:leftChars="200" w:left="400"/>
         <w:jc w:val="left"/>
         <w:rPr>
-          <w:rFonts w:hint="eastAsia"/>
           <w:b/>
           <w:bCs/>
           <w:sz w:val="18"/>
@@ -1209,7 +1920,6 @@
         <w:ind w:leftChars="380" w:left="1120"/>
         <w:jc w:val="left"/>
         <w:rPr>
-          <w:rFonts w:hint="eastAsia"/>
           <w:b/>
           <w:bCs/>
           <w:sz w:val="18"/>
@@ -2088,7 +2798,6 @@
           <w:p>
             <w:pPr>
               <w:rPr>
-                <w:rFonts w:hint="eastAsia"/>
                 <w:b/>
                 <w:bCs/>
                 <w:szCs w:val="20"/>
@@ -2101,7 +2810,15 @@
                 <w:bCs/>
                 <w:szCs w:val="20"/>
               </w:rPr>
-              <w:t>장명운: 레벨 제작, 지형 그림자 구현, 장비 장착해 애니메이션 연동되도록 구현, Rigid body physics 완성, 각종 최적화</w:t>
+              <w:t>장명운: 레벨 제작, 장비 장착해 애니메이션 연동되도록 구현</w:t>
+            </w:r>
+            <w:r>
+              <w:rPr>
+                <w:b/>
+                <w:bCs/>
+                <w:szCs w:val="20"/>
+              </w:rPr>
+              <w:t xml:space="preserve"> </w:t>
             </w:r>
             <w:r>
               <w:rPr>
@@ -3000,7 +3717,6 @@
   <w:style w:type="character" w:default="1" w:styleId="a0">
     <w:name w:val="Default Paragraph Font"/>
     <w:uiPriority w:val="1"/>
-    <w:semiHidden/>
     <w:unhideWhenUsed/>
   </w:style>
   <w:style w:type="table" w:default="1" w:styleId="a1">

--- a/작업일지/졸업작품 작업일지 - 20+26주차.docx
+++ b/작업일지/졸업작품 작업일지 - 20+26주차.docx
@@ -1,6 +1,6 @@
 
 <file path=word/document.xml><?xml version="1.0" encoding="utf-8"?>
-<w:document xmlns:wpc="http://schemas.microsoft.com/office/word/2010/wordprocessingCanvas" xmlns:cx="http://schemas.microsoft.com/office/drawing/2014/chartex" xmlns:cx1="http://schemas.microsoft.com/office/drawing/2015/9/8/chartex" xmlns:cx2="http://schemas.microsoft.com/office/drawing/2015/10/21/chartex" xmlns:cx3="http://schemas.microsoft.com/office/drawing/2016/5/9/chartex" xmlns:cx4="http://schemas.microsoft.com/office/drawing/2016/5/10/chartex" xmlns:cx5="http://schemas.microsoft.com/office/drawing/2016/5/11/chartex" xmlns:cx6="http://schemas.microsoft.com/office/drawing/2016/5/12/chartex" xmlns:cx7="http://schemas.microsoft.com/office/drawing/2016/5/13/chartex" xmlns:cx8="http://schemas.microsoft.com/office/drawing/2016/5/14/chartex" xmlns:mc="http://schemas.openxmlformats.org/markup-compatibility/2006" xmlns:aink="http://schemas.microsoft.com/office/drawing/2016/ink" xmlns:am3d="http://schemas.microsoft.com/office/drawing/2017/model3d" xmlns:o="urn:schemas-microsoft-com:office:office" xmlns:oel="http://schemas.microsoft.com/office/2019/extlst" xmlns:r="http://schemas.openxmlformats.org/officeDocument/2006/relationships" xmlns:m="http://schemas.openxmlformats.org/officeDocument/2006/math" xmlns:v="urn:schemas-microsoft-com:vml" xmlns:wp14="http://schemas.microsoft.com/office/word/2010/wordprocessingDrawing" xmlns:wp="http://schemas.openxmlformats.org/drawingml/2006/wordprocessingDrawing" xmlns:w10="urn:schemas-microsoft-com:office:word" xmlns:w="http://schemas.openxmlformats.org/wordprocessingml/2006/main" xmlns:w14="http://schemas.microsoft.com/office/word/2010/wordml" xmlns:w15="http://schemas.microsoft.com/office/word/2012/wordml" xmlns:w16cex="http://schemas.microsoft.com/office/word/2018/wordml/cex" xmlns:w16cid="http://schemas.microsoft.com/office/word/2016/wordml/cid" xmlns:w16="http://schemas.microsoft.com/office/word/2018/wordml" xmlns:w16du="http://schemas.microsoft.com/office/word/2023/wordml/word16du" xmlns:w16sdtdh="http://schemas.microsoft.com/office/word/2020/wordml/sdtdatahash" xmlns:w16sdtfl="http://schemas.microsoft.com/office/word/2024/wordml/sdtformatlock" xmlns:w16se="http://schemas.microsoft.com/office/word/2015/wordml/symex" xmlns:wpg="http://schemas.microsoft.com/office/word/2010/wordprocessingGroup" xmlns:wpi="http://schemas.microsoft.com/office/word/2010/wordprocessingInk" xmlns:wne="http://schemas.microsoft.com/office/word/2006/wordml" xmlns:wps="http://schemas.microsoft.com/office/word/2010/wordprocessingShape" mc:Ignorable="w14 w15 w16se w16cid w16 w16cex w16sdtdh w16sdtfl w16du wp14">
+<w:document xmlns:wpc="http://schemas.microsoft.com/office/word/2010/wordprocessingCanvas" xmlns:mc="http://schemas.openxmlformats.org/markup-compatibility/2006" xmlns:o="urn:schemas-microsoft-com:office:office" xmlns:r="http://schemas.openxmlformats.org/officeDocument/2006/relationships" xmlns:m="http://schemas.openxmlformats.org/officeDocument/2006/math" xmlns:v="urn:schemas-microsoft-com:vml" xmlns:wp14="http://schemas.microsoft.com/office/word/2010/wordprocessingDrawing" xmlns:wp="http://schemas.openxmlformats.org/drawingml/2006/wordprocessingDrawing" xmlns:w10="urn:schemas-microsoft-com:office:word" xmlns:w="http://schemas.openxmlformats.org/wordprocessingml/2006/main" xmlns:w14="http://schemas.microsoft.com/office/word/2010/wordml" xmlns:w15="http://schemas.microsoft.com/office/word/2012/wordml" xmlns:wpg="http://schemas.microsoft.com/office/word/2010/wordprocessingGroup" xmlns:wpi="http://schemas.microsoft.com/office/word/2010/wordprocessingInk" xmlns:wne="http://schemas.microsoft.com/office/word/2006/wordml" xmlns:wps="http://schemas.microsoft.com/office/word/2010/wordprocessingShape">
   <w:body>
     <w:tbl>
       <w:tblPr>
@@ -19,7 +19,7 @@
       </w:tblGrid>
       <w:tr>
         <w:trPr>
-          <w:trHeight w:val="888"/>
+          <w:trHeight w:val="888" w:hRule="atLeast"/>
         </w:trPr>
         <w:tc>
           <w:tcPr>
@@ -35,7 +35,7 @@
             <w:pPr>
               <w:jc w:val="center"/>
               <w:rPr>
-                <w:u w:val="single"/>
+                <w:u w:val="single" w:color="auto"/>
               </w:rPr>
             </w:pPr>
             <w:r>
@@ -43,7 +43,7 @@
                 <w:rFonts w:hint="eastAsia"/>
                 <w:sz w:val="36"/>
                 <w:szCs w:val="40"/>
-                <w:u w:val="single"/>
+                <w:u w:val="single" w:color="auto"/>
               </w:rPr>
               <w:t>졸업작품 작업일지</w:t>
             </w:r>
@@ -238,7 +238,7 @@
       </w:tr>
       <w:tr>
         <w:trPr>
-          <w:trHeight w:val="648"/>
+          <w:trHeight w:val="648" w:hRule="atLeast"/>
         </w:trPr>
         <w:tc>
           <w:tcPr>
@@ -431,7 +431,7 @@
       </w:tr>
       <w:tr>
         <w:trPr>
-          <w:trHeight w:val="1266"/>
+          <w:trHeight w:val="1266" w:hRule="atLeast"/>
         </w:trPr>
         <w:tc>
           <w:tcPr>
@@ -531,7 +531,16 @@
                 <w:rFonts w:hint="eastAsia"/>
                 <w:b/>
               </w:rPr>
-              <w:t>우상훈: 버그 수정, 간단한 고블린 AI 구현, 공격 피격 사망 구현</w:t>
+              <w:t xml:space="preserve">우상훈: </w:t>
+            </w:r>
+            <w:r>
+              <w:rPr>
+                <w:lang w:eastAsia="ko-KR"/>
+                <w:rFonts w:hint="eastAsia"/>
+                <w:b/>
+                <w:rtl w:val="off"/>
+              </w:rPr>
+              <w:t>버그 수정, 서버 최적화</w:t>
             </w:r>
           </w:p>
           <w:p>
@@ -604,933 +613,923 @@
     <w:p>
       <w:pPr>
         <w:pStyle w:val="a3"/>
+        <w:ind w:leftChars="0"/>
+        <w:jc w:val="left"/>
         <w:numPr>
           <w:ilvl w:val="0"/>
           <w:numId w:val="1"/>
         </w:numPr>
+        <w:rPr>
+          <w:sz w:val="22"/>
+        </w:rPr>
+      </w:pPr>
+      <w:r>
+        <w:rPr>
+          <w:rFonts w:hint="eastAsia"/>
+          <w:sz w:val="22"/>
+        </w:rPr>
+        <w:t>Hi-Z Occlusion Culling 구현</w:t>
+      </w:r>
+    </w:p>
+    <w:p>
+      <w:pPr>
+        <w:pStyle w:val="a3"/>
         <w:ind w:leftChars="0"/>
         <w:jc w:val="left"/>
-        <w:rPr>
-          <w:sz w:val="22"/>
-        </w:rPr>
-      </w:pPr>
-      <w:r>
-        <w:rPr>
-          <w:rFonts w:hint="eastAsia"/>
-          <w:sz w:val="22"/>
-        </w:rPr>
-        <w:t>Hi-Z Occlusion Culling 구현</w:t>
-      </w:r>
-    </w:p>
-    <w:p>
-      <w:pPr>
-        <w:pStyle w:val="a3"/>
         <w:numPr>
           <w:ilvl w:val="1"/>
           <w:numId w:val="1"/>
         </w:numPr>
+        <w:rPr>
+          <w:sz w:val="22"/>
+        </w:rPr>
+      </w:pPr>
+      <w:r>
+        <w:rPr>
+          <w:sz w:val="22"/>
+        </w:rPr>
+        <w:t>Terrain을 occluder, 캐릭터들을 occludee로 설정</w:t>
+      </w:r>
+    </w:p>
+    <w:p>
+      <w:pPr>
+        <w:pStyle w:val="a3"/>
         <w:ind w:leftChars="0"/>
         <w:jc w:val="left"/>
-        <w:rPr>
-          <w:sz w:val="22"/>
-        </w:rPr>
-      </w:pPr>
-      <w:r>
-        <w:rPr>
-          <w:sz w:val="22"/>
-        </w:rPr>
-        <w:t>Terrain을 occluder, 캐릭터들을 occludee로 설정</w:t>
-      </w:r>
-    </w:p>
-    <w:p>
-      <w:pPr>
-        <w:pStyle w:val="a3"/>
         <w:numPr>
           <w:ilvl w:val="1"/>
           <w:numId w:val="1"/>
         </w:numPr>
+        <w:rPr>
+          <w:sz w:val="22"/>
+        </w:rPr>
+      </w:pPr>
+      <w:r>
+        <w:rPr>
+          <w:sz w:val="22"/>
+        </w:rPr>
+        <w:t xml:space="preserve">occluder depth 렌더링 패스를 </w:t>
+      </w:r>
+      <w:r>
+        <w:rPr>
+          <w:sz w:val="22"/>
+        </w:rPr>
+        <w:t>gfx::</w:t>
+      </w:r>
+      <w:r>
+        <w:rPr>
+          <w:sz w:val="22"/>
+        </w:rPr>
+        <w:t>render 맨 앞에 추가</w:t>
+      </w:r>
+    </w:p>
+    <w:p>
+      <w:pPr>
+        <w:pStyle w:val="a3"/>
         <w:ind w:leftChars="0"/>
         <w:jc w:val="left"/>
-        <w:rPr>
-          <w:sz w:val="22"/>
-        </w:rPr>
-      </w:pPr>
-      <w:r>
-        <w:rPr>
-          <w:sz w:val="22"/>
-        </w:rPr>
-        <w:t xml:space="preserve">occluder depth 렌더링 패스를 </w:t>
-      </w:r>
-      <w:proofErr w:type="gramStart"/>
-      <w:r>
-        <w:rPr>
-          <w:sz w:val="22"/>
-        </w:rPr>
-        <w:t>gfx::</w:t>
-      </w:r>
-      <w:proofErr w:type="gramEnd"/>
-      <w:r>
-        <w:rPr>
-          <w:sz w:val="22"/>
-        </w:rPr>
-        <w:t>render 맨 앞에 추가</w:t>
-      </w:r>
-    </w:p>
-    <w:p>
-      <w:pPr>
-        <w:pStyle w:val="a3"/>
         <w:numPr>
           <w:ilvl w:val="1"/>
           <w:numId w:val="1"/>
         </w:numPr>
+        <w:rPr>
+          <w:sz w:val="22"/>
+        </w:rPr>
+      </w:pPr>
+      <w:r>
+        <w:rPr>
+          <w:sz w:val="22"/>
+        </w:rPr>
+        <w:t>hi-z map을 구성하기 위한 HiZMapShader 추가</w:t>
+      </w:r>
+    </w:p>
+    <w:p>
+      <w:pPr>
+        <w:pStyle w:val="a3"/>
         <w:ind w:leftChars="0"/>
         <w:jc w:val="left"/>
-        <w:rPr>
-          <w:sz w:val="22"/>
-        </w:rPr>
-      </w:pPr>
-      <w:r>
-        <w:rPr>
-          <w:sz w:val="22"/>
-        </w:rPr>
-        <w:t>hi-z map을 구성하기 위한 HiZMapShader 추가</w:t>
-      </w:r>
-    </w:p>
-    <w:p>
-      <w:pPr>
-        <w:pStyle w:val="a3"/>
         <w:numPr>
           <w:ilvl w:val="2"/>
           <w:numId w:val="1"/>
         </w:numPr>
+        <w:rPr>
+          <w:sz w:val="22"/>
+        </w:rPr>
+      </w:pPr>
+      <w:r>
+        <w:rPr>
+          <w:rFonts w:hint="eastAsia"/>
+          <w:sz w:val="22"/>
+        </w:rPr>
+        <w:t xml:space="preserve">mip-mapping 알고리즘 적용 (가로세로 길이가 2배씩 줄어들도록, 최소를 1픽셀로 두어 1x1이 될 </w:t>
+      </w:r>
+      <w:r>
+        <w:rPr>
+          <w:rFonts w:hint="eastAsia"/>
+          <w:sz w:val="22"/>
+        </w:rPr>
+        <w:t>때 까지</w:t>
+      </w:r>
+      <w:r>
+        <w:rPr>
+          <w:rFonts w:hint="eastAsia"/>
+          <w:sz w:val="22"/>
+        </w:rPr>
+        <w:t>)</w:t>
+      </w:r>
+    </w:p>
+    <w:p>
+      <w:pPr>
+        <w:pStyle w:val="a3"/>
         <w:ind w:leftChars="0"/>
         <w:jc w:val="left"/>
-        <w:rPr>
-          <w:sz w:val="22"/>
-        </w:rPr>
-      </w:pPr>
-      <w:r>
-        <w:rPr>
-          <w:rFonts w:hint="eastAsia"/>
-          <w:sz w:val="22"/>
-        </w:rPr>
-        <w:t xml:space="preserve">mip-mapping 알고리즘 적용 (가로세로 길이가 2배씩 줄어들도록, 최소를 1픽셀로 두어 1x1이 될 </w:t>
-      </w:r>
-      <w:proofErr w:type="gramStart"/>
-      <w:r>
-        <w:rPr>
-          <w:rFonts w:hint="eastAsia"/>
-          <w:sz w:val="22"/>
-        </w:rPr>
-        <w:t>때 까지</w:t>
-      </w:r>
-      <w:proofErr w:type="gramEnd"/>
-      <w:r>
-        <w:rPr>
-          <w:rFonts w:hint="eastAsia"/>
-          <w:sz w:val="22"/>
-        </w:rPr>
-        <w:t>)</w:t>
-      </w:r>
-    </w:p>
-    <w:p>
-      <w:pPr>
-        <w:pStyle w:val="a3"/>
         <w:numPr>
           <w:ilvl w:val="1"/>
           <w:numId w:val="1"/>
         </w:numPr>
+        <w:rPr>
+          <w:sz w:val="22"/>
+        </w:rPr>
+      </w:pPr>
+      <w:r>
+        <w:rPr>
+          <w:sz w:val="22"/>
+        </w:rPr>
+        <w:t>ExecuteIndirect를 활용해 gpu에서 draw call 생성 후 그리기</w:t>
+      </w:r>
+      <w:r>
+        <w:rPr>
+          <w:sz w:val="22"/>
+        </w:rPr>
+        <w:br/>
+      </w:r>
+      <w:r>
+        <w:rPr>
+          <w:rFonts w:hint="eastAsia"/>
+          <w:sz w:val="22"/>
+        </w:rPr>
+        <w:t>(이에 필요한 CommandSignature 추가해 gfx 객체가 멤버로 들고 있도록 구현)</w:t>
+      </w:r>
+    </w:p>
+    <w:p>
+      <w:pPr>
+        <w:pStyle w:val="a3"/>
         <w:ind w:leftChars="0"/>
         <w:jc w:val="left"/>
-        <w:rPr>
-          <w:sz w:val="22"/>
-        </w:rPr>
-      </w:pPr>
-      <w:r>
-        <w:rPr>
-          <w:sz w:val="22"/>
-        </w:rPr>
-        <w:t>ExecuteIndirect를 활용해 gpu에서 draw call 생성 후 그리기</w:t>
-      </w:r>
-      <w:r>
-        <w:rPr>
-          <w:sz w:val="22"/>
-        </w:rPr>
-        <w:br/>
-      </w:r>
-      <w:r>
-        <w:rPr>
-          <w:rFonts w:hint="eastAsia"/>
-          <w:sz w:val="22"/>
-        </w:rPr>
-        <w:t>(이에 필요한 CommandSignature 추가해 gfx 객체가 멤버로 들고 있도록 구현)</w:t>
-      </w:r>
-    </w:p>
-    <w:p>
-      <w:pPr>
-        <w:pStyle w:val="a3"/>
         <w:numPr>
           <w:ilvl w:val="1"/>
           <w:numId w:val="1"/>
         </w:numPr>
+        <w:rPr>
+          <w:sz w:val="22"/>
+        </w:rPr>
+      </w:pPr>
+      <w:r>
+        <w:rPr>
+          <w:sz w:val="22"/>
+        </w:rPr>
+        <w:t>H</w:t>
+      </w:r>
+      <w:r>
+        <w:rPr>
+          <w:rFonts w:hint="eastAsia"/>
+          <w:sz w:val="22"/>
+        </w:rPr>
+        <w:t xml:space="preserve">i-z pass를 구성하는 </w:t>
+      </w:r>
+      <w:r>
+        <w:rPr>
+          <w:sz w:val="22"/>
+        </w:rPr>
+        <w:t xml:space="preserve">compute </w:t>
+      </w:r>
+      <w:r>
+        <w:rPr>
+          <w:rFonts w:hint="eastAsia"/>
+          <w:sz w:val="22"/>
+        </w:rPr>
+        <w:t>셰이더 5개 추가</w:t>
+      </w:r>
+      <w:r>
+        <w:rPr>
+          <w:sz w:val="22"/>
+        </w:rPr>
+        <w:t xml:space="preserve"> 추가:</w:t>
+      </w:r>
+    </w:p>
+    <w:p>
+      <w:pPr>
+        <w:pStyle w:val="a3"/>
         <w:ind w:leftChars="0"/>
         <w:jc w:val="left"/>
-        <w:rPr>
-          <w:sz w:val="22"/>
-        </w:rPr>
-      </w:pPr>
-      <w:r>
-        <w:rPr>
-          <w:sz w:val="22"/>
-        </w:rPr>
-        <w:t>H</w:t>
-      </w:r>
-      <w:r>
-        <w:rPr>
-          <w:rFonts w:hint="eastAsia"/>
-          <w:sz w:val="22"/>
-        </w:rPr>
-        <w:t xml:space="preserve">i-z pass를 구성하는 </w:t>
-      </w:r>
-      <w:r>
-        <w:rPr>
-          <w:sz w:val="22"/>
-        </w:rPr>
-        <w:t xml:space="preserve">compute </w:t>
-      </w:r>
-      <w:r>
-        <w:rPr>
-          <w:rFonts w:hint="eastAsia"/>
-          <w:sz w:val="22"/>
-        </w:rPr>
-        <w:t>셰이더 5개 추가</w:t>
-      </w:r>
-      <w:r>
-        <w:rPr>
-          <w:sz w:val="22"/>
-        </w:rPr>
-        <w:t xml:space="preserve"> 추가:</w:t>
-      </w:r>
-    </w:p>
-    <w:p>
-      <w:pPr>
-        <w:pStyle w:val="a3"/>
         <w:numPr>
           <w:ilvl w:val="2"/>
           <w:numId w:val="1"/>
         </w:numPr>
+        <w:rPr>
+          <w:sz w:val="22"/>
+        </w:rPr>
+      </w:pPr>
+      <w:r>
+        <w:rPr>
+          <w:sz w:val="22"/>
+        </w:rPr>
+        <w:t>clear</w:t>
+      </w:r>
+      <w:r>
+        <w:rPr>
+          <w:rFonts w:hint="eastAsia"/>
+          <w:sz w:val="22"/>
+        </w:rPr>
+        <w:t>: 이전 프레임 그룹 정보들을 초기화</w:t>
+      </w:r>
+    </w:p>
+    <w:p>
+      <w:pPr>
+        <w:pStyle w:val="a3"/>
         <w:ind w:leftChars="0"/>
         <w:jc w:val="left"/>
-        <w:rPr>
-          <w:sz w:val="22"/>
-        </w:rPr>
-      </w:pPr>
-      <w:r>
-        <w:rPr>
-          <w:sz w:val="22"/>
-        </w:rPr>
-        <w:t>clear</w:t>
-      </w:r>
-      <w:r>
-        <w:rPr>
-          <w:rFonts w:hint="eastAsia"/>
-          <w:sz w:val="22"/>
-        </w:rPr>
-        <w:t>: 이전 프레임 그룹 정보들을 초기화</w:t>
-      </w:r>
-    </w:p>
-    <w:p>
-      <w:pPr>
-        <w:pStyle w:val="a3"/>
         <w:numPr>
           <w:ilvl w:val="2"/>
           <w:numId w:val="1"/>
         </w:numPr>
+        <w:rPr>
+          <w:sz w:val="22"/>
+        </w:rPr>
+      </w:pPr>
+      <w:r>
+        <w:rPr>
+          <w:sz w:val="22"/>
+        </w:rPr>
+        <w:t>cull</w:t>
+      </w:r>
+      <w:r>
+        <w:rPr>
+          <w:rFonts w:hint="eastAsia"/>
+          <w:sz w:val="22"/>
+        </w:rPr>
+        <w:t>: screen space width, height를 계산해 hi-z map에서</w:t>
+      </w:r>
+      <w:r>
+        <w:rPr>
+          <w:sz w:val="22"/>
+        </w:rPr>
+        <w:br/>
+      </w:r>
+      <w:r>
+        <w:rPr>
+          <w:rFonts w:hint="eastAsia"/>
+          <w:sz w:val="22"/>
+        </w:rPr>
+        <w:t xml:space="preserve">AABB bound가 4픽셀로 수렴하도록 하는 mip look up 수행, 컬링여부 판정 </w:t>
+      </w:r>
+    </w:p>
+    <w:p>
+      <w:pPr>
+        <w:pStyle w:val="a3"/>
         <w:ind w:leftChars="0"/>
         <w:jc w:val="left"/>
-        <w:rPr>
-          <w:sz w:val="22"/>
-        </w:rPr>
-      </w:pPr>
-      <w:r>
-        <w:rPr>
-          <w:sz w:val="22"/>
-        </w:rPr>
-        <w:t>cull</w:t>
-      </w:r>
-      <w:r>
-        <w:rPr>
-          <w:rFonts w:hint="eastAsia"/>
-          <w:sz w:val="22"/>
-        </w:rPr>
-        <w:t>: screen space width, height를 계산해 hi-z map에서</w:t>
-      </w:r>
-      <w:r>
-        <w:rPr>
-          <w:sz w:val="22"/>
-        </w:rPr>
-        <w:br/>
-      </w:r>
-      <w:r>
-        <w:rPr>
-          <w:rFonts w:hint="eastAsia"/>
-          <w:sz w:val="22"/>
-        </w:rPr>
-        <w:t xml:space="preserve">AABB bound가 4픽셀로 수렴하도록 하는 mip look up 수행, 컬링여부 판정 </w:t>
-      </w:r>
-    </w:p>
-    <w:p>
-      <w:pPr>
-        <w:pStyle w:val="a3"/>
         <w:numPr>
           <w:ilvl w:val="2"/>
           <w:numId w:val="1"/>
         </w:numPr>
+        <w:rPr>
+          <w:sz w:val="22"/>
+        </w:rPr>
+      </w:pPr>
+      <w:r>
+        <w:rPr>
+          <w:sz w:val="22"/>
+        </w:rPr>
+        <w:t>prefixSum</w:t>
+      </w:r>
+      <w:r>
+        <w:rPr>
+          <w:rFonts w:hint="eastAsia"/>
+          <w:sz w:val="22"/>
+        </w:rPr>
+        <w:t xml:space="preserve">: </w:t>
+      </w:r>
+      <w:r>
+        <w:rPr>
+          <w:sz w:val="22"/>
+        </w:rPr>
+        <w:t>인스턴싱을 위해 그룹별 데이터 오프셋 정리</w:t>
+      </w:r>
+    </w:p>
+    <w:p>
+      <w:pPr>
+        <w:pStyle w:val="a3"/>
         <w:ind w:leftChars="0"/>
         <w:jc w:val="left"/>
-        <w:rPr>
-          <w:sz w:val="22"/>
-        </w:rPr>
-      </w:pPr>
-      <w:r>
-        <w:rPr>
-          <w:sz w:val="22"/>
-        </w:rPr>
-        <w:t>prefixSum</w:t>
-      </w:r>
-      <w:r>
-        <w:rPr>
-          <w:rFonts w:hint="eastAsia"/>
-          <w:sz w:val="22"/>
-        </w:rPr>
-        <w:t xml:space="preserve">: </w:t>
-      </w:r>
-      <w:r>
-        <w:rPr>
-          <w:sz w:val="22"/>
-        </w:rPr>
-        <w:t>인스턴싱을 위해 그룹별 데이터 오프셋 정리</w:t>
-      </w:r>
-    </w:p>
-    <w:p>
-      <w:pPr>
-        <w:pStyle w:val="a3"/>
         <w:numPr>
           <w:ilvl w:val="2"/>
           <w:numId w:val="1"/>
         </w:numPr>
+        <w:rPr>
+          <w:sz w:val="22"/>
+        </w:rPr>
+      </w:pPr>
+      <w:r>
+        <w:rPr>
+          <w:sz w:val="22"/>
+        </w:rPr>
+        <w:t>compact</w:t>
+      </w:r>
+      <w:r>
+        <w:rPr>
+          <w:rFonts w:hint="eastAsia"/>
+          <w:sz w:val="22"/>
+        </w:rPr>
+        <w:t xml:space="preserve">: </w:t>
+      </w:r>
+      <w:r>
+        <w:rPr>
+          <w:sz w:val="22"/>
+        </w:rPr>
+        <w:t>그룹별 데이터 오프셋을 활용, 보이는 인스턴스 인덱스들만 따로 정리</w:t>
+      </w:r>
+    </w:p>
+    <w:p>
+      <w:pPr>
+        <w:pStyle w:val="a3"/>
         <w:ind w:leftChars="0"/>
         <w:jc w:val="left"/>
-        <w:rPr>
-          <w:sz w:val="22"/>
-        </w:rPr>
-      </w:pPr>
-      <w:r>
-        <w:rPr>
-          <w:sz w:val="22"/>
-        </w:rPr>
-        <w:t>compact</w:t>
-      </w:r>
-      <w:r>
-        <w:rPr>
-          <w:rFonts w:hint="eastAsia"/>
-          <w:sz w:val="22"/>
-        </w:rPr>
-        <w:t xml:space="preserve">: </w:t>
-      </w:r>
-      <w:r>
-        <w:rPr>
-          <w:sz w:val="22"/>
-        </w:rPr>
-        <w:t>그룹별 데이터 오프셋을 활용, 보이는 인스턴스 인덱스들만 따로 정리</w:t>
-      </w:r>
-    </w:p>
-    <w:p>
-      <w:pPr>
-        <w:pStyle w:val="a3"/>
         <w:numPr>
           <w:ilvl w:val="2"/>
           <w:numId w:val="1"/>
         </w:numPr>
+        <w:rPr>
+          <w:sz w:val="22"/>
+        </w:rPr>
+      </w:pPr>
+      <w:r>
+        <w:rPr>
+          <w:sz w:val="22"/>
+        </w:rPr>
+        <w:t>command</w:t>
+      </w:r>
+      <w:r>
+        <w:rPr>
+          <w:rFonts w:hint="eastAsia"/>
+          <w:sz w:val="22"/>
+        </w:rPr>
+        <w:t xml:space="preserve">: </w:t>
+      </w:r>
+      <w:r>
+        <w:rPr>
+          <w:sz w:val="22"/>
+        </w:rPr>
+        <w:t>ExecuteIndirect에 사용할 draw call 명령 생성</w:t>
+      </w:r>
+    </w:p>
+    <w:p>
+      <w:pPr>
+        <w:pStyle w:val="a3"/>
         <w:ind w:leftChars="0"/>
         <w:jc w:val="left"/>
-        <w:rPr>
-          <w:sz w:val="22"/>
-        </w:rPr>
-      </w:pPr>
-      <w:r>
-        <w:rPr>
-          <w:sz w:val="22"/>
-        </w:rPr>
-        <w:t>command</w:t>
-      </w:r>
-      <w:r>
-        <w:rPr>
-          <w:rFonts w:hint="eastAsia"/>
-          <w:sz w:val="22"/>
-        </w:rPr>
-        <w:t xml:space="preserve">: </w:t>
-      </w:r>
-      <w:r>
-        <w:rPr>
-          <w:sz w:val="22"/>
-        </w:rPr>
-        <w:t>ExecuteIndirect에 사용할 draw call 명령 생성</w:t>
-      </w:r>
-    </w:p>
-    <w:p>
-      <w:pPr>
-        <w:pStyle w:val="a3"/>
         <w:numPr>
           <w:ilvl w:val="0"/>
           <w:numId w:val="1"/>
         </w:numPr>
+        <w:rPr>
+          <w:sz w:val="22"/>
+        </w:rPr>
+      </w:pPr>
+      <w:r>
+        <w:rPr>
+          <w:sz w:val="22"/>
+        </w:rPr>
+        <w:t>culling 정보 애니메이션 업데이트에 반영</w:t>
+      </w:r>
+    </w:p>
+    <w:p>
+      <w:pPr>
+        <w:pStyle w:val="a3"/>
         <w:ind w:leftChars="0"/>
         <w:jc w:val="left"/>
-        <w:rPr>
-          <w:sz w:val="22"/>
-        </w:rPr>
-      </w:pPr>
-      <w:r>
-        <w:rPr>
-          <w:sz w:val="22"/>
-        </w:rPr>
-        <w:t>culling 정보 애니메이션 업데이트에 반영</w:t>
-      </w:r>
-    </w:p>
-    <w:p>
-      <w:pPr>
-        <w:pStyle w:val="a3"/>
         <w:numPr>
           <w:ilvl w:val="1"/>
           <w:numId w:val="1"/>
         </w:numPr>
+        <w:rPr>
+          <w:sz w:val="22"/>
+        </w:rPr>
+      </w:pPr>
+      <w:r>
+        <w:rPr>
+          <w:sz w:val="22"/>
+        </w:rPr>
+        <w:t>view frustum culling은 cpu에서 수행하므로 간단하게 bool 값 읽어 컬링 판정이 났으면 업데이트 하지 않음</w:t>
+      </w:r>
+    </w:p>
+    <w:p>
+      <w:pPr>
+        <w:pStyle w:val="a3"/>
         <w:ind w:leftChars="0"/>
         <w:jc w:val="left"/>
-        <w:rPr>
-          <w:sz w:val="22"/>
-        </w:rPr>
-      </w:pPr>
-      <w:r>
-        <w:rPr>
-          <w:sz w:val="22"/>
-        </w:rPr>
-        <w:t>view frustum culling은 cpu에서 수행하므로 간단하게 bool 값 읽어 컬링 판정이 났으면 업데이트 하지 않음</w:t>
-      </w:r>
-    </w:p>
-    <w:p>
-      <w:pPr>
-        <w:pStyle w:val="a3"/>
         <w:numPr>
           <w:ilvl w:val="1"/>
           <w:numId w:val="1"/>
         </w:numPr>
+        <w:rPr>
+          <w:sz w:val="22"/>
+        </w:rPr>
+      </w:pPr>
+      <w:r>
+        <w:rPr>
+          <w:sz w:val="22"/>
+        </w:rPr>
+        <w:t>hi-z culling의 경우 readback buffer를 사용해 보이는 인스턴스들의 renderObjectId를 가져</w:t>
+      </w:r>
+      <w:r>
+        <w:rPr>
+          <w:sz w:val="22"/>
+        </w:rPr>
+        <w:t>와 컬링여부 설정, 마찬가지로 컬링 판정이 났으면 업데이트 하지 않음</w:t>
+      </w:r>
+    </w:p>
+    <w:p>
+      <w:pPr>
+        <w:pStyle w:val="a3"/>
         <w:ind w:leftChars="0"/>
         <w:jc w:val="left"/>
-        <w:rPr>
-          <w:sz w:val="22"/>
-        </w:rPr>
-      </w:pPr>
-      <w:r>
-        <w:rPr>
-          <w:sz w:val="22"/>
-        </w:rPr>
-        <w:t>hi-z culling의 경우 readback buffer를 사용해 보이는 인스턴스들의 renderObjectId를 가져</w:t>
-      </w:r>
-      <w:r>
-        <w:rPr>
-          <w:sz w:val="22"/>
-        </w:rPr>
-        <w:lastRenderedPageBreak/>
-        <w:t>와 컬링여부 설정, 마찬가지로 컬링 판정이 났으면 업데이트 하지 않음</w:t>
-      </w:r>
-    </w:p>
-    <w:p>
-      <w:pPr>
-        <w:pStyle w:val="a3"/>
         <w:numPr>
           <w:ilvl w:val="2"/>
           <w:numId w:val="1"/>
         </w:numPr>
+        <w:rPr>
+          <w:sz w:val="22"/>
+        </w:rPr>
+      </w:pPr>
+      <w:r>
+        <w:rPr>
+          <w:sz w:val="22"/>
+        </w:rPr>
+        <w:t>괜히 트리플 버퍼링을 구현한 게 아니다. n-2번째 프레임에 대해 fence wait을 걸면 cpu-gpu 동기화의 딜레이가 거의 없이 정보를 읽을 수 있다. (gpu-&gt;cpu로 읽어들이는 딜레이는 있겠지만 현재 성능엔 영향이 아예 없는 수준이다.)</w:t>
+      </w:r>
+    </w:p>
+    <w:p>
+      <w:pPr>
+        <w:pStyle w:val="a3"/>
         <w:ind w:leftChars="0"/>
         <w:jc w:val="left"/>
-        <w:rPr>
-          <w:sz w:val="22"/>
-        </w:rPr>
-      </w:pPr>
-      <w:r>
-        <w:rPr>
-          <w:sz w:val="22"/>
-        </w:rPr>
-        <w:t>괜히 트리플 버퍼링을 구현한 게 아니다. n-2번째 프레임에 대해 fence wait을 걸면 cpu-gpu 동기화의 딜레이가 거의 없이 정보를 읽을 수 있다. (gpu-&gt;cpu로 읽어들이는 딜레이는 있겠지만 현재 성능엔 영향이 아예 없는 수준이다.)</w:t>
-      </w:r>
-    </w:p>
-    <w:p>
-      <w:pPr>
-        <w:pStyle w:val="a3"/>
         <w:numPr>
           <w:ilvl w:val="1"/>
           <w:numId w:val="1"/>
         </w:numPr>
+        <w:rPr>
+          <w:rFonts w:hint="eastAsia"/>
+          <w:sz w:val="22"/>
+        </w:rPr>
+      </w:pPr>
+      <w:r>
+        <w:rPr>
+          <w:sz w:val="22"/>
+        </w:rPr>
+        <w:t>가져온 인스턴스 바탕으로 컬링된 객체 수 ui로 표시하도록 구현</w:t>
+      </w:r>
+    </w:p>
+    <w:p>
+      <w:pPr>
+        <w:pStyle w:val="a3"/>
         <w:ind w:leftChars="0"/>
         <w:jc w:val="left"/>
-        <w:rPr>
-          <w:rFonts w:hint="eastAsia"/>
-          <w:sz w:val="22"/>
-        </w:rPr>
-      </w:pPr>
-      <w:r>
-        <w:rPr>
-          <w:sz w:val="22"/>
-        </w:rPr>
-        <w:t>가져온 인스턴스 바탕으로 컬링된 객체 수 ui로 표시하도록 구현</w:t>
-      </w:r>
-    </w:p>
-    <w:p>
-      <w:pPr>
-        <w:pStyle w:val="a3"/>
         <w:numPr>
           <w:ilvl w:val="0"/>
           <w:numId w:val="1"/>
         </w:numPr>
+        <w:rPr>
+          <w:sz w:val="22"/>
+        </w:rPr>
+      </w:pPr>
+      <w:r>
+        <w:rPr>
+          <w:rFonts w:hint="eastAsia"/>
+          <w:sz w:val="22"/>
+        </w:rPr>
+        <w:t>애니메이션</w:t>
+      </w:r>
+      <w:r>
+        <w:rPr>
+          <w:sz w:val="22"/>
+        </w:rPr>
+        <w:t xml:space="preserve"> 업데이트 nan 버그 수정</w:t>
+      </w:r>
+    </w:p>
+    <w:p>
+      <w:pPr>
+        <w:pStyle w:val="a3"/>
         <w:ind w:leftChars="0"/>
         <w:jc w:val="left"/>
-        <w:rPr>
-          <w:sz w:val="22"/>
-        </w:rPr>
-      </w:pPr>
-      <w:r>
-        <w:rPr>
-          <w:rFonts w:hint="eastAsia"/>
-          <w:sz w:val="22"/>
-        </w:rPr>
-        <w:t>애니메이션</w:t>
-      </w:r>
-      <w:r>
-        <w:rPr>
-          <w:sz w:val="22"/>
-        </w:rPr>
-        <w:t xml:space="preserve"> 업데이트 nan 버그 수정</w:t>
-      </w:r>
-    </w:p>
-    <w:p>
-      <w:pPr>
-        <w:pStyle w:val="a3"/>
         <w:numPr>
           <w:ilvl w:val="1"/>
           <w:numId w:val="1"/>
         </w:numPr>
+        <w:rPr>
+          <w:sz w:val="22"/>
+        </w:rPr>
+      </w:pPr>
+      <w:r>
+        <w:rPr>
+          <w:sz w:val="22"/>
+        </w:rPr>
+        <w:t>애니메이션 4방향 보간</w:t>
+      </w:r>
+      <w:r>
+        <w:rPr>
+          <w:rFonts w:hint="eastAsia"/>
+          <w:sz w:val="22"/>
+        </w:rPr>
+        <w:t>에 쓰이는 weight의 총합이 0이 되어 division by zero로 인한 nan 버그</w:t>
+      </w:r>
+    </w:p>
+    <w:p>
+      <w:pPr>
+        <w:pStyle w:val="a3"/>
         <w:ind w:leftChars="0"/>
         <w:jc w:val="left"/>
-        <w:rPr>
-          <w:sz w:val="22"/>
-        </w:rPr>
-      </w:pPr>
-      <w:r>
-        <w:rPr>
-          <w:sz w:val="22"/>
-        </w:rPr>
-        <w:t>애니메이션 4방향 보간</w:t>
-      </w:r>
-      <w:r>
-        <w:rPr>
-          <w:rFonts w:hint="eastAsia"/>
-          <w:sz w:val="22"/>
-        </w:rPr>
-        <w:t>에 쓰이는 weight의 총합이 0이 되어 division by zero로 인한 nan 버그</w:t>
-      </w:r>
-    </w:p>
-    <w:p>
-      <w:pPr>
-        <w:pStyle w:val="a3"/>
         <w:numPr>
           <w:ilvl w:val="1"/>
           <w:numId w:val="1"/>
         </w:numPr>
+        <w:rPr>
+          <w:sz w:val="22"/>
+        </w:rPr>
+      </w:pPr>
+      <w:r>
+        <w:rPr>
+          <w:rFonts w:hint="eastAsia"/>
+          <w:sz w:val="22"/>
+        </w:rPr>
+        <w:t xml:space="preserve">총합이 0일 경우 forward방향 weight이 0.1만큼 있다고 판정해 사용 </w:t>
+      </w:r>
+    </w:p>
+    <w:p>
+      <w:pPr>
+        <w:pStyle w:val="a3"/>
         <w:ind w:leftChars="0"/>
         <w:jc w:val="left"/>
-        <w:rPr>
-          <w:sz w:val="22"/>
-        </w:rPr>
-      </w:pPr>
-      <w:r>
-        <w:rPr>
-          <w:rFonts w:hint="eastAsia"/>
-          <w:sz w:val="22"/>
-        </w:rPr>
-        <w:t xml:space="preserve">총합이 0일 경우 forward방향 weight이 0.1만큼 있다고 판정해 사용 </w:t>
-      </w:r>
-    </w:p>
-    <w:p>
-      <w:pPr>
-        <w:pStyle w:val="a3"/>
         <w:numPr>
           <w:ilvl w:val="0"/>
           <w:numId w:val="1"/>
         </w:numPr>
+        <w:rPr>
+          <w:sz w:val="22"/>
+        </w:rPr>
+      </w:pPr>
+      <w:r>
+        <w:rPr>
+          <w:sz w:val="22"/>
+        </w:rPr>
+        <w:t xml:space="preserve">animation </w:t>
+      </w:r>
+      <w:r>
+        <w:rPr>
+          <w:rFonts w:hint="eastAsia"/>
+          <w:sz w:val="22"/>
+        </w:rPr>
+        <w:t>스케줄링 구현</w:t>
+      </w:r>
+    </w:p>
+    <w:p>
+      <w:pPr>
+        <w:pStyle w:val="a3"/>
         <w:ind w:leftChars="0"/>
         <w:jc w:val="left"/>
-        <w:rPr>
-          <w:sz w:val="22"/>
-        </w:rPr>
-      </w:pPr>
-      <w:r>
-        <w:rPr>
-          <w:sz w:val="22"/>
-        </w:rPr>
-        <w:t xml:space="preserve">animation </w:t>
-      </w:r>
-      <w:r>
-        <w:rPr>
-          <w:rFonts w:hint="eastAsia"/>
-          <w:sz w:val="22"/>
-        </w:rPr>
-        <w:t>스케줄링 구현</w:t>
-      </w:r>
-    </w:p>
-    <w:p>
-      <w:pPr>
-        <w:pStyle w:val="a3"/>
         <w:numPr>
           <w:ilvl w:val="1"/>
           <w:numId w:val="1"/>
         </w:numPr>
+        <w:rPr>
+          <w:sz w:val="22"/>
+        </w:rPr>
+      </w:pPr>
+      <w:r>
+        <w:rPr>
+          <w:sz w:val="22"/>
+        </w:rPr>
+        <w:t>priority 갱신 공식:</w:t>
+      </w:r>
+    </w:p>
+    <w:p>
+      <w:pPr>
+        <w:ind w:left="800" w:firstLine="400"/>
+        <w:jc w:val="left"/>
+        <w:rPr>
+          <w:sz w:val="22"/>
+        </w:rPr>
+      </w:pPr>
+      <w:r>
+        <w:rPr>
+          <w:sz w:val="22"/>
+        </w:rPr>
+        <w:t>d: (카메라와 객체간의 거리)</w:t>
+      </w:r>
+      <w:r>
+        <w:rPr>
+          <w:rFonts w:hint="eastAsia"/>
+          <w:sz w:val="22"/>
+        </w:rPr>
+        <w:t xml:space="preserve">, </w:t>
+      </w:r>
+      <w:r>
+        <w:rPr>
+          <w:sz w:val="22"/>
+        </w:rPr>
+        <w:t>t: 최종 업데이트로부터 경과 시간</w:t>
+      </w:r>
+    </w:p>
+    <w:p>
+      <w:pPr>
+        <w:ind w:left="800" w:firstLine="400"/>
+        <w:jc w:val="left"/>
+        <w:rPr>
+          <w:sz w:val="22"/>
+        </w:rPr>
+      </w:pPr>
+      <w:r>
+        <w:rPr>
+          <w:sz w:val="22"/>
+        </w:rPr>
+        <w:t>priority = priority + t * 0.3 * (1 / (1 + d^2))</w:t>
+      </w:r>
+    </w:p>
+    <w:p>
+      <w:pPr>
+        <w:pStyle w:val="a3"/>
         <w:ind w:leftChars="0"/>
         <w:jc w:val="left"/>
-        <w:rPr>
-          <w:sz w:val="22"/>
-        </w:rPr>
-      </w:pPr>
-      <w:r>
-        <w:rPr>
-          <w:sz w:val="22"/>
-        </w:rPr>
-        <w:t>priority 갱신 공식:</w:t>
-      </w:r>
-    </w:p>
-    <w:p>
-      <w:pPr>
-        <w:ind w:left="800" w:firstLine="400"/>
-        <w:jc w:val="left"/>
-        <w:rPr>
-          <w:sz w:val="22"/>
-        </w:rPr>
-      </w:pPr>
-      <w:r>
-        <w:rPr>
-          <w:sz w:val="22"/>
-        </w:rPr>
-        <w:t>d: (카메라와 객체간의 거리)</w:t>
-      </w:r>
-      <w:r>
-        <w:rPr>
-          <w:rFonts w:hint="eastAsia"/>
-          <w:sz w:val="22"/>
-        </w:rPr>
-        <w:t xml:space="preserve">, </w:t>
-      </w:r>
-      <w:r>
-        <w:rPr>
-          <w:sz w:val="22"/>
-        </w:rPr>
-        <w:t>t: 최종 업데이트로부터 경과 시간</w:t>
-      </w:r>
-    </w:p>
-    <w:p>
-      <w:pPr>
-        <w:ind w:left="800" w:firstLine="400"/>
-        <w:jc w:val="left"/>
-        <w:rPr>
-          <w:sz w:val="22"/>
-        </w:rPr>
-      </w:pPr>
-      <w:r>
-        <w:rPr>
-          <w:sz w:val="22"/>
-        </w:rPr>
-        <w:t>priority = priority + t * 0.3 * (1 / (1 + d^2))</w:t>
-      </w:r>
-    </w:p>
-    <w:p>
-      <w:pPr>
-        <w:pStyle w:val="a3"/>
         <w:numPr>
           <w:ilvl w:val="1"/>
           <w:numId w:val="1"/>
         </w:numPr>
+        <w:rPr>
+          <w:sz w:val="22"/>
+        </w:rPr>
+      </w:pPr>
+      <w:r>
+        <w:rPr>
+          <w:sz w:val="22"/>
+        </w:rPr>
+        <w:t>animation blender들로 max-heap을 구성하여 주어진 시간 내에 animBlender 업데이트</w:t>
+      </w:r>
+    </w:p>
+    <w:p>
+      <w:pPr>
+        <w:pStyle w:val="a3"/>
         <w:ind w:leftChars="0"/>
         <w:jc w:val="left"/>
-        <w:rPr>
-          <w:sz w:val="22"/>
-        </w:rPr>
-      </w:pPr>
-      <w:r>
-        <w:rPr>
-          <w:sz w:val="22"/>
-        </w:rPr>
-        <w:t>animation blender들로 max-heap을 구성하여 주어진 시간 내에 animBlender 업데이트</w:t>
-      </w:r>
-    </w:p>
-    <w:p>
-      <w:pPr>
-        <w:pStyle w:val="a3"/>
         <w:numPr>
           <w:ilvl w:val="0"/>
           <w:numId w:val="1"/>
         </w:numPr>
+        <w:rPr>
+          <w:sz w:val="22"/>
+        </w:rPr>
+      </w:pPr>
+      <w:r>
+        <w:rPr>
+          <w:rFonts w:hint="eastAsia"/>
+          <w:sz w:val="22"/>
+        </w:rPr>
+        <w:t>물리</w:t>
+      </w:r>
+      <w:r>
+        <w:rPr>
+          <w:sz w:val="22"/>
+        </w:rPr>
+        <w:t xml:space="preserve"> 업데이트</w:t>
+      </w:r>
+      <w:r>
+        <w:rPr>
+          <w:rFonts w:hint="eastAsia"/>
+          <w:sz w:val="22"/>
+        </w:rPr>
+        <w:t xml:space="preserve"> 버그</w:t>
+      </w:r>
+      <w:r>
+        <w:rPr>
+          <w:sz w:val="22"/>
+        </w:rPr>
+        <w:t xml:space="preserve"> 수정</w:t>
+      </w:r>
+    </w:p>
+    <w:p>
+      <w:pPr>
+        <w:pStyle w:val="a3"/>
         <w:ind w:leftChars="0"/>
         <w:jc w:val="left"/>
-        <w:rPr>
-          <w:sz w:val="22"/>
-        </w:rPr>
-      </w:pPr>
-      <w:r>
-        <w:rPr>
-          <w:rFonts w:hint="eastAsia"/>
-          <w:sz w:val="22"/>
-        </w:rPr>
-        <w:t>물리</w:t>
-      </w:r>
-      <w:r>
-        <w:rPr>
-          <w:sz w:val="22"/>
-        </w:rPr>
-        <w:t xml:space="preserve"> 업데이트</w:t>
-      </w:r>
-      <w:r>
-        <w:rPr>
-          <w:rFonts w:hint="eastAsia"/>
-          <w:sz w:val="22"/>
-        </w:rPr>
-        <w:t xml:space="preserve"> 버그</w:t>
-      </w:r>
-      <w:r>
-        <w:rPr>
-          <w:sz w:val="22"/>
-        </w:rPr>
-        <w:t xml:space="preserve"> 수정</w:t>
-      </w:r>
-    </w:p>
-    <w:p>
-      <w:pPr>
-        <w:pStyle w:val="a3"/>
         <w:numPr>
           <w:ilvl w:val="1"/>
           <w:numId w:val="1"/>
         </w:numPr>
+        <w:rPr>
+          <w:sz w:val="22"/>
+        </w:rPr>
+      </w:pPr>
+      <w:r>
+        <w:rPr>
+          <w:sz w:val="22"/>
+        </w:rPr>
+        <w:t>지형-객체1-객체2 이렇게 세 개의 물체가 충돌할 때 무조건 객체들이 위로 솟아버리는 현상 해결</w:t>
+      </w:r>
+    </w:p>
+    <w:p>
+      <w:pPr>
+        <w:pStyle w:val="a3"/>
         <w:ind w:leftChars="0"/>
         <w:jc w:val="left"/>
-        <w:rPr>
-          <w:sz w:val="22"/>
-        </w:rPr>
-      </w:pPr>
-      <w:r>
-        <w:rPr>
-          <w:sz w:val="22"/>
-        </w:rPr>
-        <w:t>지형-객체1-객체2 이렇게 세 개의 물체가 충돌할 때 무조건 객체들이 위로 솟아버리는 현상 해결</w:t>
-      </w:r>
-    </w:p>
-    <w:p>
-      <w:pPr>
-        <w:pStyle w:val="a3"/>
         <w:numPr>
           <w:ilvl w:val="1"/>
           <w:numId w:val="1"/>
         </w:numPr>
+        <w:rPr>
+          <w:sz w:val="22"/>
+        </w:rPr>
+      </w:pPr>
+      <w:r>
+        <w:rPr>
+          <w:sz w:val="22"/>
+        </w:rPr>
+        <w:t xml:space="preserve">월드가 무중력이라면 그 결과가 맞을 수 있는데, 중력을 고려하면 충돌 해소 방향은 그렇게 위로 치우쳐선 </w:t>
+      </w:r>
+      <w:r>
+        <w:rPr>
+          <w:sz w:val="22"/>
+        </w:rPr>
+        <w:t>안된다</w:t>
+      </w:r>
+      <w:r>
+        <w:rPr>
+          <w:sz w:val="22"/>
+        </w:rPr>
+        <w:t>.</w:t>
+      </w:r>
+    </w:p>
+    <w:p>
+      <w:pPr>
+        <w:pStyle w:val="a3"/>
         <w:ind w:leftChars="0"/>
         <w:jc w:val="left"/>
-        <w:rPr>
-          <w:sz w:val="22"/>
-        </w:rPr>
-      </w:pPr>
-      <w:r>
-        <w:rPr>
-          <w:sz w:val="22"/>
-        </w:rPr>
-        <w:t xml:space="preserve">월드가 무중력이라면 그 결과가 맞을 수 있는데, 중력을 고려하면 충돌 해소 방향은 그렇게 위로 치우쳐선 </w:t>
-      </w:r>
-      <w:proofErr w:type="gramStart"/>
-      <w:r>
-        <w:rPr>
-          <w:sz w:val="22"/>
-        </w:rPr>
-        <w:t>안된다</w:t>
-      </w:r>
-      <w:proofErr w:type="gramEnd"/>
-      <w:r>
-        <w:rPr>
-          <w:sz w:val="22"/>
-        </w:rPr>
-        <w:t>.</w:t>
-      </w:r>
-    </w:p>
-    <w:p>
-      <w:pPr>
-        <w:pStyle w:val="a3"/>
         <w:numPr>
           <w:ilvl w:val="1"/>
           <w:numId w:val="1"/>
         </w:numPr>
+        <w:rPr>
+          <w:sz w:val="22"/>
+        </w:rPr>
+      </w:pPr>
+      <w:r>
+        <w:rPr>
+          <w:sz w:val="22"/>
+        </w:rPr>
+        <w:t>contact constarint 생성 시 외력(중력)으로 인한 가속도를 충돌 해소 bias 값에 더해주었다. bias는 정규화되어 충돌 해소 방향에 반영된다.</w:t>
+      </w:r>
+    </w:p>
+    <w:p>
+      <w:pPr>
+        <w:pStyle w:val="a3"/>
         <w:ind w:leftChars="0"/>
         <w:jc w:val="left"/>
-        <w:rPr>
-          <w:sz w:val="22"/>
-        </w:rPr>
-      </w:pPr>
-      <w:r>
-        <w:rPr>
-          <w:sz w:val="22"/>
-        </w:rPr>
-        <w:t>contact constarint 생성 시 외력(중력)으로 인한 가속도를 충돌 해소 bias 값에 더해주었다. bias는 정규화되어 충돌 해소 방향에 반영된다.</w:t>
-      </w:r>
-    </w:p>
-    <w:p>
-      <w:pPr>
-        <w:pStyle w:val="a3"/>
         <w:numPr>
           <w:ilvl w:val="0"/>
           <w:numId w:val="1"/>
         </w:numPr>
+        <w:rPr>
+          <w:sz w:val="22"/>
+        </w:rPr>
+      </w:pPr>
+      <w:r>
+        <w:rPr>
+          <w:rFonts w:hint="eastAsia"/>
+          <w:sz w:val="22"/>
+        </w:rPr>
+        <w:t>프레임</w:t>
+      </w:r>
+      <w:r>
+        <w:rPr>
+          <w:sz w:val="22"/>
+        </w:rPr>
+        <w:t xml:space="preserve"> 안정성 확보</w:t>
+      </w:r>
+    </w:p>
+    <w:p>
+      <w:pPr>
+        <w:pStyle w:val="a3"/>
         <w:ind w:leftChars="0"/>
         <w:jc w:val="left"/>
-        <w:rPr>
-          <w:sz w:val="22"/>
-        </w:rPr>
-      </w:pPr>
-      <w:r>
-        <w:rPr>
-          <w:rFonts w:hint="eastAsia"/>
-          <w:sz w:val="22"/>
-        </w:rPr>
-        <w:t>프레임</w:t>
-      </w:r>
-      <w:r>
-        <w:rPr>
-          <w:sz w:val="22"/>
-        </w:rPr>
-        <w:t xml:space="preserve"> 안정성 확보</w:t>
-      </w:r>
-    </w:p>
-    <w:p>
-      <w:pPr>
-        <w:pStyle w:val="a3"/>
         <w:numPr>
           <w:ilvl w:val="1"/>
           <w:numId w:val="1"/>
         </w:numPr>
+        <w:rPr>
+          <w:sz w:val="22"/>
+        </w:rPr>
+      </w:pPr>
+      <w:r>
+        <w:rPr>
+          <w:sz w:val="22"/>
+        </w:rPr>
+        <w:t>물리 업데이트에 쓰이는 physic update delta time은 무조건 고정 간격으로 하기 위해서, frame delta time을 physic update delta time으로 나누어 그 횟수만큼 반복시키고 있었는데, 물리 업데이트가 오래 걸려 이상적인 frame delta time보다 긴 경우, 점점 필요한 물리 업데이트 수가 늘어나다가 프로세스가 멈추고 터져버</w:t>
+      </w:r>
+      <w:r>
+        <w:rPr>
+          <w:rFonts w:hint="eastAsia"/>
+          <w:sz w:val="22"/>
+        </w:rPr>
+        <w:t>렸다.</w:t>
+      </w:r>
+    </w:p>
+    <w:p>
+      <w:pPr>
+        <w:pStyle w:val="a3"/>
         <w:ind w:leftChars="0"/>
         <w:jc w:val="left"/>
-        <w:rPr>
-          <w:sz w:val="22"/>
-        </w:rPr>
-      </w:pPr>
-      <w:r>
-        <w:rPr>
-          <w:sz w:val="22"/>
-        </w:rPr>
-        <w:t>물리 업데이트에 쓰이는 physic update delta time은 무조건 고정 간격으로 하기 위해서, frame delta time을 physic update delta time으로 나누어 그 횟수만큼 반복시키고 있었는데, 물리 업데이트가 오래 걸려 이상적인 frame delta time보다 긴 경우, 점점 필요한 물리 업데이트 수가 늘어나다가 프로세스가 멈추고 터져버</w:t>
-      </w:r>
-      <w:r>
-        <w:rPr>
-          <w:rFonts w:hint="eastAsia"/>
-          <w:sz w:val="22"/>
-        </w:rPr>
-        <w:t>렸다.</w:t>
-      </w:r>
-    </w:p>
-    <w:p>
-      <w:pPr>
-        <w:pStyle w:val="a3"/>
         <w:numPr>
           <w:ilvl w:val="1"/>
           <w:numId w:val="1"/>
         </w:numPr>
+        <w:rPr>
+          <w:sz w:val="22"/>
+        </w:rPr>
+      </w:pPr>
+      <w:r>
+        <w:rPr>
+          <w:sz w:val="22"/>
+        </w:rPr>
+        <w:t xml:space="preserve">물리 step 수가 3을 넘는 프레임이 연속해서 2번 이상 나오면 physic update delta time의 배율을 1 </w:t>
+      </w:r>
+      <w:r>
+        <w:rPr>
+          <w:sz w:val="22"/>
+        </w:rPr>
+        <w:t>증가 시킨다</w:t>
+      </w:r>
+      <w:r>
+        <w:rPr>
+          <w:sz w:val="22"/>
+        </w:rPr>
+        <w:t>. (간단히 말하면, 렉걸리면 물리 업데이트 시간을 정수배 해서 쓴다.)</w:t>
+      </w:r>
+    </w:p>
+    <w:p>
+      <w:pPr>
+        <w:pStyle w:val="a3"/>
         <w:ind w:leftChars="0"/>
         <w:jc w:val="left"/>
-        <w:rPr>
-          <w:sz w:val="22"/>
-        </w:rPr>
-      </w:pPr>
-      <w:r>
-        <w:rPr>
-          <w:sz w:val="22"/>
-        </w:rPr>
-        <w:t xml:space="preserve">물리 step 수가 3을 넘는 프레임이 연속해서 2번 이상 나오면 physic update delta time의 배율을 1 </w:t>
-      </w:r>
-      <w:proofErr w:type="gramStart"/>
-      <w:r>
-        <w:rPr>
-          <w:sz w:val="22"/>
-        </w:rPr>
-        <w:t>증가 시킨다</w:t>
-      </w:r>
-      <w:proofErr w:type="gramEnd"/>
-      <w:r>
-        <w:rPr>
-          <w:sz w:val="22"/>
-        </w:rPr>
-        <w:t>. (간단히 말하면, 렉걸리면 물리 업데이트 시간을 정수배 해서 쓴다.)</w:t>
-      </w:r>
-    </w:p>
-    <w:p>
-      <w:pPr>
-        <w:pStyle w:val="a3"/>
         <w:numPr>
           <w:ilvl w:val="1"/>
           <w:numId w:val="1"/>
         </w:numPr>
+        <w:rPr>
+          <w:rFonts w:hint="eastAsia"/>
+          <w:sz w:val="22"/>
+        </w:rPr>
+      </w:pPr>
+      <w:r>
+        <w:rPr>
+          <w:sz w:val="22"/>
+        </w:rPr>
+        <w:t>물리 step 수가 3을 넘는 프레임이 4번 이상 나오면, 렌더링을 수행하지 않고, swap chain을 갱신하지 않는다.</w:t>
+      </w:r>
+    </w:p>
+    <w:p>
+      <w:pPr>
+        <w:pStyle w:val="a3"/>
         <w:ind w:leftChars="0"/>
         <w:jc w:val="left"/>
-        <w:rPr>
-          <w:rFonts w:hint="eastAsia"/>
-          <w:sz w:val="22"/>
-        </w:rPr>
-      </w:pPr>
-      <w:r>
-        <w:rPr>
-          <w:sz w:val="22"/>
-        </w:rPr>
-        <w:t>물리 step 수가 3을 넘는 프레임이 4번 이상 나오면, 렌더링을 수행하지 않고, swap chain을 갱신하지 않는다.</w:t>
-      </w:r>
-    </w:p>
-    <w:p>
-      <w:pPr>
-        <w:pStyle w:val="a3"/>
         <w:numPr>
           <w:ilvl w:val="0"/>
           <w:numId w:val="1"/>
         </w:numPr>
+        <w:rPr>
+          <w:sz w:val="22"/>
+        </w:rPr>
+      </w:pPr>
+      <w:r>
+        <w:rPr>
+          <w:rFonts w:hint="eastAsia"/>
+          <w:sz w:val="22"/>
+        </w:rPr>
+        <w:t>온라인</w:t>
+      </w:r>
+      <w:r>
+        <w:rPr>
+          <w:sz w:val="22"/>
+        </w:rPr>
+        <w:t xml:space="preserve"> 게임 애니메이션 적용</w:t>
+      </w:r>
+    </w:p>
+    <w:p>
+      <w:pPr>
+        <w:pStyle w:val="a3"/>
         <w:ind w:leftChars="0"/>
         <w:jc w:val="left"/>
-        <w:rPr>
-          <w:sz w:val="22"/>
-        </w:rPr>
-      </w:pPr>
-      <w:r>
-        <w:rPr>
-          <w:rFonts w:hint="eastAsia"/>
-          <w:sz w:val="22"/>
-        </w:rPr>
-        <w:lastRenderedPageBreak/>
-        <w:t>온라인</w:t>
-      </w:r>
-      <w:r>
-        <w:rPr>
-          <w:sz w:val="22"/>
-        </w:rPr>
-        <w:t xml:space="preserve"> 게임 애니메이션 적용</w:t>
-      </w:r>
-    </w:p>
-    <w:p>
-      <w:pPr>
-        <w:pStyle w:val="a3"/>
         <w:numPr>
           <w:ilvl w:val="1"/>
           <w:numId w:val="1"/>
         </w:numPr>
-        <w:ind w:leftChars="0"/>
-        <w:jc w:val="left"/>
         <w:rPr>
           <w:rFonts w:hint="eastAsia"/>
           <w:sz w:val="22"/>
@@ -1557,10 +1556,10 @@
     </w:p>
     <w:p>
       <w:pPr>
+        <w:autoSpaceDE/>
+        <w:autoSpaceDN/>
         <w:widowControl/>
         <w:wordWrap/>
-        <w:autoSpaceDE/>
-        <w:autoSpaceDN/>
         <w:rPr>
           <w:sz w:val="28"/>
           <w:szCs w:val="32"/>
@@ -1588,7 +1587,6 @@
           <w:sz w:val="28"/>
           <w:szCs w:val="32"/>
         </w:rPr>
-        <w:lastRenderedPageBreak/>
         <w:t>이종진:</w:t>
       </w:r>
     </w:p>
@@ -1635,6 +1633,8 @@
     </w:p>
     <w:p>
       <w:pPr>
+        <w:ind w:leftChars="380" w:left="1120"/>
+        <w:jc w:val="left"/>
         <w:numPr>
           <w:ilvl w:val="0"/>
           <w:numId w:val="2"/>
@@ -1643,8 +1643,6 @@
           <w:tab w:val="clear" w:pos="720"/>
           <w:tab w:val="num" w:pos="1120"/>
         </w:tabs>
-        <w:ind w:leftChars="380" w:left="1120"/>
-        <w:jc w:val="left"/>
         <w:rPr>
           <w:sz w:val="18"/>
           <w:szCs w:val="20"/>
@@ -1702,6 +1700,8 @@
     </w:p>
     <w:p>
       <w:pPr>
+        <w:ind w:leftChars="380" w:left="1120"/>
+        <w:jc w:val="left"/>
         <w:numPr>
           <w:ilvl w:val="0"/>
           <w:numId w:val="2"/>
@@ -1710,8 +1710,6 @@
           <w:tab w:val="clear" w:pos="720"/>
           <w:tab w:val="num" w:pos="1120"/>
         </w:tabs>
-        <w:ind w:leftChars="380" w:left="1120"/>
-        <w:jc w:val="left"/>
         <w:rPr>
           <w:b/>
           <w:bCs/>
@@ -1779,6 +1777,8 @@
     </w:p>
     <w:p>
       <w:pPr>
+        <w:ind w:leftChars="380" w:left="1120"/>
+        <w:jc w:val="left"/>
         <w:numPr>
           <w:ilvl w:val="0"/>
           <w:numId w:val="2"/>
@@ -1787,8 +1787,6 @@
           <w:tab w:val="clear" w:pos="720"/>
           <w:tab w:val="num" w:pos="1120"/>
         </w:tabs>
-        <w:ind w:leftChars="380" w:left="1120"/>
-        <w:jc w:val="left"/>
         <w:rPr>
           <w:b/>
           <w:bCs/>
@@ -1822,6 +1820,8 @@
     </w:p>
     <w:p>
       <w:pPr>
+        <w:ind w:leftChars="380" w:left="1120"/>
+        <w:jc w:val="left"/>
         <w:numPr>
           <w:ilvl w:val="0"/>
           <w:numId w:val="2"/>
@@ -1830,8 +1830,6 @@
           <w:tab w:val="clear" w:pos="720"/>
           <w:tab w:val="num" w:pos="1120"/>
         </w:tabs>
-        <w:ind w:leftChars="380" w:left="1120"/>
-        <w:jc w:val="left"/>
         <w:rPr>
           <w:b/>
           <w:bCs/>
@@ -1847,7 +1845,6 @@
         </w:rPr>
         <w:t>플레이어의 수평 속도(</w:t>
       </w:r>
-      <w:proofErr w:type="gramStart"/>
       <w:r>
         <w:rPr>
           <w:rFonts w:hint="eastAsia"/>
@@ -1856,7 +1853,6 @@
         </w:rPr>
         <w:t>x,z</w:t>
       </w:r>
-      <w:proofErr w:type="gramEnd"/>
       <w:r>
         <w:rPr>
           <w:rFonts w:hint="eastAsia"/>
@@ -1909,6 +1905,8 @@
     </w:p>
     <w:p>
       <w:pPr>
+        <w:ind w:leftChars="380" w:left="1120"/>
+        <w:jc w:val="left"/>
         <w:numPr>
           <w:ilvl w:val="0"/>
           <w:numId w:val="2"/>
@@ -1917,8 +1915,6 @@
           <w:tab w:val="clear" w:pos="720"/>
           <w:tab w:val="num" w:pos="1120"/>
         </w:tabs>
-        <w:ind w:leftChars="380" w:left="1120"/>
-        <w:jc w:val="left"/>
         <w:rPr>
           <w:b/>
           <w:bCs/>
@@ -1968,548 +1964,1989 @@
           <w:rFonts w:ascii="맑은 고딕" w:eastAsia="맑은 고딕" w:hAnsi="맑은 고딕" w:cs="맑은 고딕"/>
           <w:sz w:val="28"/>
         </w:rPr>
-        <w:lastRenderedPageBreak/>
         <w:t>우상훈:</w:t>
       </w:r>
     </w:p>
     <w:p>
       <w:pPr>
         <w:pStyle w:val="a30"/>
-        <w:ind w:left="800" w:hanging="400"/>
-      </w:pPr>
-      <w:r>
-        <w:rPr>
+        <w:numPr>
+          <w:ilvl w:val="0"/>
+          <w:numId w:val="3"/>
+        </w:numPr>
+        <w:rPr>
+          <w:lang w:eastAsia="ko-KR"/>
+          <w:rFonts w:ascii="맑은 고딕" w:eastAsia="맑은 고딕" w:hAnsi="맑은 고딕" w:cs="맑은 고딕" w:hint="eastAsia"/>
+          <w:rtl w:val="off"/>
+        </w:rPr>
+      </w:pPr>
+      <w:r>
+        <w:rPr>
+          <w:lang w:eastAsia="ko-KR"/>
           <w:rFonts w:ascii="맑은 고딕" w:eastAsia="맑은 고딕" w:hAnsi="맑은 고딕" w:cs="맑은 고딕"/>
-        </w:rPr>
-        <w:t>1.   클라이언트 버그 수정</w:t>
+          <w:b/>
+          <w:bCs/>
+          <w:rtl w:val="off"/>
+        </w:rPr>
+        <w:t>NPC 이동 패킷 배치 전송 최적화</w:t>
       </w:r>
     </w:p>
     <w:p>
       <w:pPr>
         <w:pStyle w:val="a30"/>
-        <w:ind w:left="1200" w:hanging="400"/>
-      </w:pPr>
-      <w:r>
-        <w:rPr>
+        <w:numPr>
+          <w:ilvl w:val="1"/>
+          <w:numId w:val="3"/>
+        </w:numPr>
+        <w:rPr>
+          <w:lang w:eastAsia="ko-KR"/>
+          <w:rFonts w:ascii="맑은 고딕" w:eastAsia="맑은 고딕" w:hAnsi="맑은 고딕" w:cs="맑은 고딕" w:hint="eastAsia"/>
+          <w:rtl w:val="off"/>
+        </w:rPr>
+      </w:pPr>
+      <w:r>
+        <w:rPr>
+          <w:lang w:eastAsia="ko-KR"/>
           <w:rFonts w:ascii="맑은 고딕" w:eastAsia="맑은 고딕" w:hAnsi="맑은 고딕" w:cs="맑은 고딕"/>
-        </w:rPr>
-        <w:t>a.   또 다시 발생한 WSASend 완료 처리 시 SendBuffer 해제 중 크래시</w:t>
+          <w:b/>
+          <w:bCs/>
+          <w:rtl w:val="off"/>
+        </w:rPr>
+        <w:t>기존 구조의 문제점</w:t>
+      </w:r>
+      <w:r>
+        <w:rPr>
+          <w:lang w:eastAsia="ko-KR"/>
+          <w:rFonts w:ascii="맑은 고딕" w:eastAsia="맑은 고딕" w:hAnsi="맑은 고딕" w:cs="맑은 고딕" w:hint="eastAsia"/>
+          <w:rtl w:val="off"/>
+        </w:rPr>
+        <w:br/>
+      </w:r>
+      <w:r>
+        <w:rPr>
+          <w:lang w:eastAsia="ko-KR"/>
+          <w:rFonts w:ascii="맑은 고딕" w:eastAsia="맑은 고딕" w:hAnsi="맑은 고딕" w:cs="맑은 고딕"/>
+          <w:rtl w:val="off"/>
+        </w:rPr>
+        <w:t>npc 한 마리당 개별 패킷을 전송 → 프레임당 N번 broadcast 발생</w:t>
+      </w:r>
+      <w:r>
+        <w:rPr>
+          <w:lang w:eastAsia="ko-KR"/>
+          <w:rFonts w:ascii="맑은 고딕" w:eastAsia="맑은 고딕" w:hAnsi="맑은 고딕" w:cs="맑은 고딕" w:hint="eastAsia"/>
+          <w:rtl w:val="off"/>
+        </w:rPr>
+        <w:br/>
+      </w:r>
+      <w:r>
+        <w:rPr>
+          <w:lang w:eastAsia="ko-KR"/>
+          <w:rFonts w:ascii="맑은 고딕" w:eastAsia="맑은 고딕" w:hAnsi="맑은 고딕" w:cs="맑은 고딕"/>
+          <w:rtl w:val="off"/>
+        </w:rPr>
+        <w:t>→ 네트워크 및 IOCP 오버헤드 증가</w:t>
       </w:r>
     </w:p>
     <w:p>
       <w:pPr>
         <w:pStyle w:val="a30"/>
-        <w:ind w:left="1600" w:hanging="400"/>
-      </w:pPr>
-      <w:r>
-        <w:rPr>
+        <w:numPr>
+          <w:ilvl w:val="1"/>
+          <w:numId w:val="3"/>
+        </w:numPr>
+        <w:rPr>
+          <w:lang w:eastAsia="ko-KR"/>
+          <w:rFonts w:ascii="맑은 고딕" w:eastAsia="맑은 고딕" w:hAnsi="맑은 고딕" w:cs="맑은 고딕" w:hint="eastAsia"/>
+          <w:rtl w:val="off"/>
+        </w:rPr>
+      </w:pPr>
+      <w:r>
+        <w:rPr>
+          <w:lang w:eastAsia="ko-KR"/>
           <w:rFonts w:ascii="맑은 고딕" w:eastAsia="맑은 고딕" w:hAnsi="맑은 고딕" w:cs="맑은 고딕"/>
-        </w:rPr>
-        <w:t>i.   저번 주차에 해결한 것은 해결된 것처럼 보였던 것임. 또 다시 같은 오류가 발생함.</w:t>
-      </w:r>
-      <w:r>
-        <w:rPr>
+          <w:b/>
+          <w:bCs/>
+          <w:rtl w:val="off"/>
+        </w:rPr>
+        <w:t>개선 내용</w:t>
+      </w:r>
+      <w:r>
+        <w:rPr>
+          <w:lang w:eastAsia="ko-KR"/>
+          <w:rFonts w:ascii="맑은 고딕" w:eastAsia="맑은 고딕" w:hAnsi="맑은 고딕" w:cs="맑은 고딕" w:hint="eastAsia"/>
+          <w:rtl w:val="off"/>
+        </w:rPr>
+        <w:br/>
+      </w:r>
+      <w:r>
+        <w:rPr>
+          <w:lang w:eastAsia="ko-KR"/>
           <w:rFonts w:ascii="맑은 고딕" w:eastAsia="맑은 고딕" w:hAnsi="맑은 고딕" w:cs="맑은 고딕"/>
+          <w:b w:val="0"/>
+          <w:bCs w:val="0"/>
+          <w:rtl w:val="off"/>
+        </w:rPr>
+        <w:t>모든 npc 이동 정보를 하나의 패킷으로 묶어서 전송함.</w:t>
+      </w:r>
+      <w:r>
+        <w:rPr>
+          <w:lang w:eastAsia="ko-KR"/>
+          <w:rFonts w:ascii="맑은 고딕" w:eastAsia="맑은 고딕" w:hAnsi="맑은 고딕" w:cs="맑은 고딕" w:hint="eastAsia"/>
+          <w:rtl w:val="off"/>
         </w:rPr>
         <w:br/>
       </w:r>
       <w:r>
         <w:rPr>
+          <w:lang w:eastAsia="ko-KR"/>
           <w:rFonts w:ascii="맑은 고딕" w:eastAsia="맑은 고딕" w:hAnsi="맑은 고딕" w:cs="맑은 고딕"/>
+          <w:b w:val="0"/>
+          <w:bCs w:val="0"/>
+          <w:rtl w:val="off"/>
+        </w:rPr>
+        <w:t>패킷의 크기(SendBuffer의 크기)는 커지지만 broadcast 횟수가 N → 1로 줄고,</w:t>
+      </w:r>
+      <w:r>
+        <w:rPr>
+          <w:lang w:eastAsia="ko-KR"/>
+          <w:rFonts w:ascii="맑은 고딕" w:eastAsia="맑은 고딕" w:hAnsi="맑은 고딕" w:cs="맑은 고딕" w:hint="eastAsia"/>
+          <w:rtl w:val="off"/>
         </w:rPr>
         <w:br/>
-        <w:t>[해결]</w:t>
-      </w:r>
-      <w:r>
-        <w:rPr>
+      </w:r>
+      <w:r>
+        <w:rPr>
+          <w:lang w:eastAsia="ko-KR"/>
           <w:rFonts w:ascii="맑은 고딕" w:eastAsia="맑은 고딕" w:hAnsi="맑은 고딕" w:cs="맑은 고딕"/>
+          <w:b w:val="0"/>
+          <w:bCs w:val="0"/>
+          <w:rtl w:val="off"/>
+        </w:rPr>
+        <w:t>SendBuffer가 std::shared_ptr이기 때문에 참조 횟수도 줄어듦.</w:t>
+      </w:r>
+      <w:r>
+        <w:rPr>
+          <w:lang w:eastAsia="ko-KR"/>
+          <w:rFonts w:ascii="맑은 고딕" w:eastAsia="맑은 고딕" w:hAnsi="맑은 고딕" w:cs="맑은 고딕" w:hint="eastAsia"/>
+          <w:rtl w:val="off"/>
         </w:rPr>
         <w:br/>
-        <w:t>다시 코드를 원래대로 되돌려 놓은 뒤, 전역 변수 gClose를 callback 함수에서</w:t>
-      </w:r>
-      <w:r>
-        <w:rPr>
+      </w:r>
+    </w:p>
+    <w:p>
+      <w:pPr>
+        <w:pStyle w:val="a30"/>
+        <w:numPr>
+          <w:ilvl w:val="0"/>
+          <w:numId w:val="3"/>
+        </w:numPr>
+        <w:rPr>
+          <w:lang w:eastAsia="ko-KR"/>
+          <w:rFonts w:ascii="맑은 고딕" w:eastAsia="맑은 고딕" w:hAnsi="맑은 고딕" w:cs="맑은 고딕" w:hint="eastAsia"/>
+          <w:rtl w:val="off"/>
+        </w:rPr>
+      </w:pPr>
+      <w:r>
+        <w:rPr>
+          <w:lang w:eastAsia="ko-KR"/>
           <w:rFonts w:ascii="맑은 고딕" w:eastAsia="맑은 고딕" w:hAnsi="맑은 고딕" w:cs="맑은 고딕"/>
+          <w:b/>
+          <w:bCs/>
+          <w:rtl w:val="off"/>
+        </w:rPr>
+        <w:t>SendBufferChunk 재사용으로 인한 Garbage Packet 문제 해결</w:t>
+      </w:r>
+    </w:p>
+    <w:p>
+      <w:pPr>
+        <w:pStyle w:val="a30"/>
+        <w:numPr>
+          <w:ilvl w:val="1"/>
+          <w:numId w:val="3"/>
+        </w:numPr>
+        <w:rPr>
+          <w:lang w:eastAsia="ko-KR"/>
+          <w:rFonts w:ascii="맑은 고딕" w:eastAsia="맑은 고딕" w:hAnsi="맑은 고딕" w:cs="맑은 고딕" w:hint="eastAsia"/>
+          <w:rtl w:val="off"/>
+        </w:rPr>
+      </w:pPr>
+      <w:r>
+        <w:rPr>
+          <w:lang w:eastAsia="ko-KR"/>
+          <w:rFonts w:ascii="맑은 고딕" w:eastAsia="맑은 고딕" w:hAnsi="맑은 고딕" w:cs="맑은 고딕"/>
+          <w:b/>
+          <w:bCs/>
+          <w:rtl w:val="off"/>
+        </w:rPr>
+        <w:t>문제 상황</w:t>
+      </w:r>
+      <w:r>
+        <w:rPr>
+          <w:lang w:eastAsia="ko-KR"/>
+          <w:rFonts w:ascii="맑은 고딕" w:eastAsia="맑은 고딕" w:hAnsi="맑은 고딕" w:cs="맑은 고딕" w:hint="eastAsia"/>
+          <w:rtl w:val="off"/>
         </w:rPr>
         <w:br/>
-        <w:t>가장 먼저 true인지 검사하도록 수정함.</w:t>
-      </w:r>
-      <w:r>
-        <w:rPr>
+      </w:r>
+      <w:r>
+        <w:rPr>
+          <w:lang w:eastAsia="ko-KR"/>
           <w:rFonts w:ascii="맑은 고딕" w:eastAsia="맑은 고딕" w:hAnsi="맑은 고딕" w:cs="맑은 고딕"/>
+          <w:rtl w:val="off"/>
+        </w:rPr>
+        <w:t>서버에 다수의 플레이어가 접속할 경우, 클라이언트에서 비정상적인 패킷(garbage packet)을</w:t>
+      </w:r>
+      <w:r>
+        <w:rPr>
+          <w:lang w:eastAsia="ko-KR"/>
+          <w:rFonts w:ascii="맑은 고딕" w:eastAsia="맑은 고딕" w:hAnsi="맑은 고딕" w:cs="맑은 고딕" w:hint="eastAsia"/>
+          <w:rtl w:val="off"/>
         </w:rPr>
         <w:br/>
-        <w:t>WSACleanup이 호출되고 나서는 callback 함수로 전달되는 overlapped 구조체를</w:t>
-      </w:r>
-      <w:r>
-        <w:rPr>
+      </w:r>
+      <w:r>
+        <w:rPr>
+          <w:lang w:eastAsia="ko-KR"/>
           <w:rFonts w:ascii="맑은 고딕" w:eastAsia="맑은 고딕" w:hAnsi="맑은 고딕" w:cs="맑은 고딕"/>
+          <w:rtl w:val="off"/>
+        </w:rPr>
+        <w:t>수신하는 문제가 발생함.</w:t>
+      </w:r>
+    </w:p>
+    <w:p>
+      <w:pPr>
+        <w:pStyle w:val="a30"/>
+        <w:numPr>
+          <w:ilvl w:val="1"/>
+          <w:numId w:val="3"/>
+        </w:numPr>
+        <w:rPr>
+          <w:lang w:eastAsia="ko-KR"/>
+          <w:rFonts w:ascii="맑은 고딕" w:eastAsia="맑은 고딕" w:hAnsi="맑은 고딕" w:cs="맑은 고딕" w:hint="eastAsia"/>
+          <w:rtl w:val="off"/>
+        </w:rPr>
+      </w:pPr>
+      <w:r>
+        <w:rPr>
+          <w:lang w:eastAsia="ko-KR"/>
+          <w:rFonts w:ascii="맑은 고딕" w:eastAsia="맑은 고딕" w:hAnsi="맑은 고딕" w:cs="맑은 고딕"/>
+          <w:b/>
+          <w:bCs/>
+          <w:rtl w:val="off"/>
+        </w:rPr>
+        <w:t>원인 분석</w:t>
+      </w:r>
+    </w:p>
+    <w:p>
+      <w:pPr>
+        <w:pStyle w:val="a30"/>
+        <w:numPr>
+          <w:ilvl w:val="2"/>
+          <w:numId w:val="3"/>
+        </w:numPr>
+        <w:rPr>
+          <w:lang w:eastAsia="ko-KR"/>
+          <w:rFonts w:ascii="맑은 고딕" w:eastAsia="맑은 고딕" w:hAnsi="맑은 고딕" w:cs="맑은 고딕" w:hint="eastAsia"/>
+          <w:rtl w:val="off"/>
+        </w:rPr>
+      </w:pPr>
+      <w:r>
+        <w:rPr>
+          <w:lang w:eastAsia="ko-KR"/>
+          <w:rFonts w:ascii="맑은 고딕" w:eastAsia="맑은 고딕" w:hAnsi="맑은 고딕" w:cs="맑은 고딕"/>
+          <w:rtl w:val="off"/>
+        </w:rPr>
+        <w:t>broadcast()에서 하나의 SendBuffer를 모든 세션이 공유</w:t>
+      </w:r>
+    </w:p>
+    <w:p>
+      <w:pPr>
+        <w:pStyle w:val="a30"/>
+        <w:numPr>
+          <w:ilvl w:val="2"/>
+          <w:numId w:val="3"/>
+        </w:numPr>
+        <w:rPr>
+          <w:lang w:eastAsia="ko-KR"/>
+          <w:rFonts w:ascii="맑은 고딕" w:eastAsia="맑은 고딕" w:hAnsi="맑은 고딕" w:cs="맑은 고딕" w:hint="eastAsia"/>
+          <w:rtl w:val="off"/>
+        </w:rPr>
+      </w:pPr>
+      <w:r>
+        <w:rPr>
+          <w:lang w:eastAsia="ko-KR"/>
+          <w:rFonts w:ascii="맑은 고딕" w:eastAsia="맑은 고딕" w:hAnsi="맑은 고딕" w:cs="맑은 고딕"/>
+          <w:rtl w:val="off"/>
+        </w:rPr>
+        <w:t>SendBuffer 내부 buffer_는 SendBufferChunk의 raw 메모리 포인터</w:t>
+      </w:r>
+    </w:p>
+    <w:p>
+      <w:pPr>
+        <w:pStyle w:val="a30"/>
+        <w:numPr>
+          <w:ilvl w:val="2"/>
+          <w:numId w:val="3"/>
+        </w:numPr>
+        <w:rPr>
+          <w:lang w:eastAsia="ko-KR"/>
+          <w:rFonts w:ascii="맑은 고딕" w:eastAsia="맑은 고딕" w:hAnsi="맑은 고딕" w:cs="맑은 고딕" w:hint="eastAsia"/>
+          <w:rtl w:val="off"/>
+        </w:rPr>
+      </w:pPr>
+      <w:r>
+        <w:rPr>
+          <w:lang w:eastAsia="ko-KR"/>
+          <w:rFonts w:ascii="맑은 고딕" w:eastAsia="맑은 고딕" w:hAnsi="맑은 고딕" w:cs="맑은 고딕"/>
+          <w:rtl w:val="off"/>
+        </w:rPr>
+        <w:t>SendBufferChunk는 가용 메모리 부족 시 reset()을 호출하여 메모리를 재사용</w:t>
+      </w:r>
+      <w:r>
+        <w:rPr>
+          <w:lang w:eastAsia="ko-KR"/>
+          <w:rFonts w:ascii="맑은 고딕" w:eastAsia="맑은 고딕" w:hAnsi="맑은 고딕" w:cs="맑은 고딕" w:hint="eastAsia"/>
+          <w:rtl w:val="off"/>
         </w:rPr>
         <w:br/>
-        <w:t>신뢰할 수 없기 때문에 전역 변수를 사용함.</w:t>
+      </w:r>
+      <w:r>
+        <w:rPr>
+          <w:lang w:eastAsia="ko-KR"/>
+          <w:rFonts w:ascii="맑은 고딕" w:eastAsia="맑은 고딕" w:hAnsi="맑은 고딕" w:cs="맑은 고딕"/>
+          <w:rtl w:val="off"/>
+        </w:rPr>
+        <w:t>→ 이 과정에서 아직 전송되지 않은 패킷이 덮어쓴 메모리를 참조하게 되어 데이터가 손상됨</w:t>
+      </w:r>
+      <w:r>
+        <w:rPr>
+          <w:lang w:eastAsia="ko-KR"/>
+          <w:rFonts w:ascii="맑은 고딕" w:eastAsia="맑은 고딕" w:hAnsi="맑은 고딕" w:cs="맑은 고딕" w:hint="eastAsia"/>
+          <w:rtl w:val="off"/>
+        </w:rPr>
+        <w:br/>
+      </w:r>
+      <w:r>
+        <w:rPr>
+          <w:lang w:eastAsia="ko-KR"/>
+          <w:rFonts w:ascii="맑은 고딕" w:eastAsia="맑은 고딕" w:hAnsi="맑은 고딕" w:cs="맑은 고딕"/>
+          <w:rtl w:val="off"/>
+        </w:rPr>
+        <w:t xml:space="preserve"> → Use-After-Reset ( Use-After-Free와 유사한 문제 )</w:t>
       </w:r>
     </w:p>
     <w:p>
       <w:pPr>
         <w:pStyle w:val="a30"/>
-        <w:ind w:left="1200" w:hanging="400"/>
-      </w:pPr>
-      <w:r>
-        <w:rPr>
+        <w:numPr>
+          <w:ilvl w:val="1"/>
+          <w:numId w:val="3"/>
+        </w:numPr>
+        <w:rPr>
+          <w:lang w:eastAsia="ko-KR"/>
+          <w:rFonts w:ascii="맑은 고딕" w:eastAsia="맑은 고딕" w:hAnsi="맑은 고딕" w:cs="맑은 고딕" w:hint="eastAsia"/>
+          <w:rtl w:val="off"/>
+        </w:rPr>
+      </w:pPr>
+      <w:r>
+        <w:rPr>
+          <w:lang w:eastAsia="ko-KR"/>
           <w:rFonts w:ascii="맑은 고딕" w:eastAsia="맑은 고딕" w:hAnsi="맑은 고딕" w:cs="맑은 고딕"/>
-        </w:rPr>
-        <w:t>b.   프로그램 종료 시 ObjectPool::push에서 크래시</w:t>
+          <w:b/>
+          <w:bCs/>
+          <w:rtl w:val="off"/>
+        </w:rPr>
+        <w:t>해결 방법</w:t>
       </w:r>
     </w:p>
     <w:p>
       <w:pPr>
         <w:pStyle w:val="a30"/>
-        <w:ind w:left="1600" w:hanging="400"/>
-      </w:pPr>
-      <w:r>
-        <w:rPr>
+        <w:numPr>
+          <w:ilvl w:val="2"/>
+          <w:numId w:val="3"/>
+        </w:numPr>
+        <w:rPr>
+          <w:lang w:eastAsia="ko-KR"/>
+          <w:rFonts w:ascii="맑은 고딕" w:eastAsia="맑은 고딕" w:hAnsi="맑은 고딕" w:cs="맑은 고딕" w:hint="eastAsia"/>
+          <w:rtl w:val="off"/>
+        </w:rPr>
+      </w:pPr>
+      <w:r>
+        <w:rPr>
+          <w:lang w:eastAsia="ko-KR"/>
           <w:rFonts w:ascii="맑은 고딕" w:eastAsia="맑은 고딕" w:hAnsi="맑은 고딕" w:cs="맑은 고딕"/>
-        </w:rPr>
-        <w:t>i.   [원인]</w:t>
-      </w:r>
-      <w:r>
-        <w:rPr>
+          <w:rtl w:val="off"/>
+        </w:rPr>
+        <w:t>SendBuffer가 SendBufferChunk를 std::shared_ptr로 소유하도록 변경</w:t>
+      </w:r>
+    </w:p>
+    <w:p>
+      <w:pPr>
+        <w:pStyle w:val="a30"/>
+        <w:numPr>
+          <w:ilvl w:val="2"/>
+          <w:numId w:val="3"/>
+        </w:numPr>
+        <w:rPr>
+          <w:lang w:eastAsia="ko-KR"/>
+          <w:rFonts w:ascii="맑은 고딕" w:eastAsia="맑은 고딕" w:hAnsi="맑은 고딕" w:cs="맑은 고딕" w:hint="eastAsia"/>
+          <w:rtl w:val="off"/>
+        </w:rPr>
+      </w:pPr>
+      <w:r>
+        <w:rPr>
+          <w:lang w:eastAsia="ko-KR"/>
           <w:rFonts w:ascii="맑은 고딕" w:eastAsia="맑은 고딕" w:hAnsi="맑은 고딕" w:cs="맑은 고딕"/>
+          <w:rtl w:val="off"/>
+        </w:rPr>
+        <w:t>reset() 제거</w:t>
+      </w:r>
+    </w:p>
+    <w:p>
+      <w:pPr>
+        <w:pStyle w:val="a30"/>
+        <w:numPr>
+          <w:ilvl w:val="2"/>
+          <w:numId w:val="3"/>
+        </w:numPr>
+        <w:rPr>
+          <w:lang w:eastAsia="ko-KR"/>
+          <w:rFonts w:ascii="맑은 고딕" w:eastAsia="맑은 고딕" w:hAnsi="맑은 고딕" w:cs="맑은 고딕" w:hint="eastAsia"/>
+          <w:rtl w:val="off"/>
+        </w:rPr>
+      </w:pPr>
+      <w:r>
+        <w:rPr>
+          <w:lang w:eastAsia="ko-KR"/>
+          <w:rFonts w:ascii="맑은 고딕" w:eastAsia="맑은 고딕" w:hAnsi="맑은 고딕" w:cs="맑은 고딕"/>
+          <w:rtl w:val="off"/>
+        </w:rPr>
+        <w:t>가용 메모리 부족 시 새로운 SendBufferChunk 생성</w:t>
+      </w:r>
+    </w:p>
+    <w:p>
+      <w:pPr>
+        <w:pStyle w:val="a30"/>
+        <w:numPr>
+          <w:ilvl w:val="2"/>
+          <w:numId w:val="3"/>
+        </w:numPr>
+        <w:rPr>
+          <w:lang w:eastAsia="ko-KR"/>
+          <w:rFonts w:ascii="맑은 고딕" w:eastAsia="맑은 고딕" w:hAnsi="맑은 고딕" w:cs="맑은 고딕" w:hint="eastAsia"/>
+          <w:rtl w:val="off"/>
+        </w:rPr>
+      </w:pPr>
+      <w:r>
+        <w:rPr>
+          <w:lang w:eastAsia="ko-KR"/>
+          <w:rFonts w:ascii="맑은 고딕" w:eastAsia="맑은 고딕" w:hAnsi="맑은 고딕" w:cs="맑은 고딕"/>
+          <w:rtl w:val="off"/>
+        </w:rPr>
+        <w:t>기존 Chunk는 모든 SendBuffer각 해제된 후 반환</w:t>
+      </w:r>
+      <w:r>
+        <w:rPr>
+          <w:lang w:eastAsia="ko-KR"/>
+          <w:rFonts w:ascii="맑은 고딕" w:eastAsia="맑은 고딕" w:hAnsi="맑은 고딕" w:cs="맑은 고딕" w:hint="eastAsia"/>
+          <w:rtl w:val="off"/>
         </w:rPr>
         <w:br/>
-        <w:t>두 static 클래스의 소멸 순서 문제로 인해 발생한 오류임. ( ClientApp, ObjectPool )</w:t>
-      </w:r>
-      <w:r>
-        <w:rPr>
+      </w:r>
+    </w:p>
+    <w:p>
+      <w:pPr>
+        <w:pStyle w:val="a30"/>
+        <w:numPr>
+          <w:ilvl w:val="0"/>
+          <w:numId w:val="3"/>
+        </w:numPr>
+        <w:rPr>
+          <w:lang w:eastAsia="ko-KR"/>
+          <w:rFonts w:ascii="맑은 고딕" w:eastAsia="맑은 고딕" w:hAnsi="맑은 고딕" w:cs="맑은 고딕" w:hint="eastAsia"/>
+          <w:rtl w:val="off"/>
+        </w:rPr>
+      </w:pPr>
+      <w:r>
+        <w:rPr>
+          <w:lang w:eastAsia="ko-KR"/>
           <w:rFonts w:ascii="맑은 고딕" w:eastAsia="맑은 고딕" w:hAnsi="맑은 고딕" w:cs="맑은 고딕"/>
+          <w:b/>
+          <w:bCs/>
+          <w:rtl w:val="off"/>
+        </w:rPr>
+        <w:t>RoomServer 스레드 아키텍쳐 분리 최적화</w:t>
+      </w:r>
+    </w:p>
+    <w:p>
+      <w:pPr>
+        <w:pStyle w:val="a30"/>
+        <w:numPr>
+          <w:ilvl w:val="1"/>
+          <w:numId w:val="3"/>
+        </w:numPr>
+        <w:rPr>
+          <w:lang w:eastAsia="ko-KR"/>
+          <w:rFonts w:ascii="맑은 고딕" w:eastAsia="맑은 고딕" w:hAnsi="맑은 고딕" w:cs="맑은 고딕" w:hint="eastAsia"/>
+          <w:rtl w:val="off"/>
+        </w:rPr>
+      </w:pPr>
+      <w:r>
+        <w:rPr>
+          <w:lang w:eastAsia="ko-KR"/>
+          <w:rFonts w:ascii="맑은 고딕" w:eastAsia="맑은 고딕" w:hAnsi="맑은 고딕" w:cs="맑은 고딕"/>
+          <w:b/>
+          <w:bCs/>
+          <w:rtl w:val="off"/>
+        </w:rPr>
+        <w:t>문제 상황</w:t>
+      </w:r>
+      <w:r>
+        <w:rPr>
+          <w:lang w:eastAsia="ko-KR"/>
+          <w:rFonts w:ascii="맑은 고딕" w:eastAsia="맑은 고딕" w:hAnsi="맑은 고딕" w:cs="맑은 고딕" w:hint="eastAsia"/>
+          <w:rtl w:val="off"/>
         </w:rPr>
         <w:br/>
-        <w:t>종료 과정에서 전역 종료 플래그(gClose)가 활성화되면 Overlapped I/O callback이</w:t>
-      </w:r>
-      <w:r>
-        <w:rPr>
+      </w:r>
+      <w:r>
+        <w:rPr>
+          <w:lang w:eastAsia="ko-KR"/>
           <w:rFonts w:ascii="맑은 고딕" w:eastAsia="맑은 고딕" w:hAnsi="맑은 고딕" w:cs="맑은 고딕"/>
+          <w:b w:val="0"/>
+          <w:bCs w:val="0"/>
+          <w:rtl w:val="off"/>
+        </w:rPr>
+        <w:t>Visual Studio Concurrency Visualizer에서 RoomServer 위커 스레드가 99% 동기화 상태로 관찰됨.</w:t>
+      </w:r>
+      <w:r>
+        <w:rPr>
+          <w:lang w:eastAsia="ko-KR"/>
+          <w:rFonts w:ascii="맑은 고딕" w:eastAsia="맑은 고딕" w:hAnsi="맑은 고딕" w:cs="맑은 고딕" w:hint="eastAsia"/>
+          <w:rtl w:val="off"/>
         </w:rPr>
         <w:br/>
-        <w:t>조기 리턴하게 되는데, 이때 전송 중이던 SendBuffer를 담고 있던 std::shared_ptr들이</w:t>
-      </w:r>
-      <w:r>
-        <w:rPr>
+      </w:r>
+      <w:r>
+        <w:rPr>
+          <w:lang w:eastAsia="ko-KR"/>
           <w:rFonts w:ascii="맑은 고딕" w:eastAsia="맑은 고딕" w:hAnsi="맑은 고딕" w:cs="맑은 고딕"/>
+          <w:b w:val="0"/>
+          <w:bCs w:val="0"/>
+          <w:rtl w:val="off"/>
+        </w:rPr>
+        <w:t xml:space="preserve"> → 실제 게임 로직 실행보다 커널 대기 시간이 대부분을 차지</w:t>
+      </w:r>
+    </w:p>
+    <w:p>
+      <w:pPr>
+        <w:pStyle w:val="a30"/>
+        <w:numPr>
+          <w:ilvl w:val="1"/>
+          <w:numId w:val="3"/>
+        </w:numPr>
+        <w:rPr>
+          <w:szCs w:val="20"/>
+        </w:rPr>
+      </w:pPr>
+      <w:r>
+        <w:rPr>
+          <w:lang w:eastAsia="ko-KR"/>
+          <w:rFonts w:ascii="맑은 고딕" w:eastAsia="맑은 고딕" w:hAnsi="맑은 고딕" w:cs="맑은 고딕"/>
+          <w:b/>
+          <w:bCs/>
+          <w:rtl w:val="off"/>
+        </w:rPr>
+        <w:t>원인 분석</w:t>
+      </w:r>
+    </w:p>
+    <w:p>
+      <w:pPr>
+        <w:pStyle w:val="a30"/>
+        <w:numPr>
+          <w:ilvl w:val="1"/>
+          <w:numId w:val="3"/>
+        </w:numPr>
+        <w:rPr>
+          <w:szCs w:val="20"/>
+        </w:rPr>
+      </w:pPr>
+      <w:r>
+        <w:rPr>
+          <w:szCs w:val="20"/>
+        </w:rPr>
+        <w:br w:type="page"/>
+      </w:r>
+    </w:p>
+    <w:p>
+      <w:pPr>
+        <w:shd w:val="clear" w:color="auto" w:fill="1E1E1E"/>
+        <w:spacing w:line="190" w:lineRule="atLeast"/>
+        <w:rPr/>
+      </w:pPr>
+      <w:r>
+        <w:rPr>
+          <w:rFonts w:ascii="Consolas" w:eastAsia="Consolas" w:hAnsi="Consolas" w:cs="Consolas"/>
+          <w:b w:val="0"/>
+          <w:color w:val="569CD6"/>
+          <w:sz w:val="20"/>
+          <w:szCs w:val="20"/>
+          <w:shd w:val="clear" w:color="auto" w:fill="1E1E1E"/>
+        </w:rPr>
+        <w:t>v</w:t>
+      </w:r>
+      <w:r>
+        <w:rPr>
+          <w:rFonts w:ascii="Consolas" w:eastAsia="Consolas" w:hAnsi="Consolas" w:cs="Consolas"/>
+          <w:b w:val="0"/>
+          <w:color w:val="569CD6"/>
+          <w:sz w:val="20"/>
+          <w:szCs w:val="20"/>
+          <w:shd w:val="clear" w:color="auto" w:fill="1E1E1E"/>
+        </w:rPr>
+        <w:t>oid</w:t>
+      </w:r>
+      <w:r>
+        <w:rPr>
+          <w:lang w:eastAsia="ko-KR"/>
+          <w:rFonts w:ascii="Consolas" w:eastAsia="Consolas" w:hAnsi="Consolas" w:cs="Consolas"/>
+          <w:b w:val="0"/>
+          <w:color w:val="569CD6"/>
+          <w:sz w:val="20"/>
+          <w:szCs w:val="20"/>
+          <w:shd w:val="clear" w:color="auto" w:fill="1E1E1E"/>
+          <w:rtl w:val="off"/>
+        </w:rPr>
+        <w:t xml:space="preserve"> </w:t>
+      </w:r>
+      <w:r>
+        <w:rPr>
+          <w:rFonts w:ascii="Consolas" w:eastAsia="Consolas" w:hAnsi="Consolas" w:cs="Consolas"/>
+          <w:b w:val="0"/>
+          <w:color w:val="DCDCAA"/>
+          <w:sz w:val="20"/>
+          <w:szCs w:val="20"/>
+          <w:shd w:val="clear" w:color="auto" w:fill="1E1E1E"/>
+        </w:rPr>
+        <w:t>DoWork</w:t>
+      </w:r>
+      <w:r>
+        <w:rPr>
+          <w:rFonts w:ascii="Consolas" w:eastAsia="Consolas" w:hAnsi="Consolas" w:cs="Consolas"/>
+          <w:b w:val="0"/>
+          <w:color w:val="B4B4B4"/>
+          <w:sz w:val="20"/>
+          <w:szCs w:val="20"/>
+          <w:shd w:val="clear" w:color="auto" w:fill="1E1E1E"/>
+        </w:rPr>
+        <w:t>(</w:t>
+      </w:r>
+      <w:r>
+        <w:rPr>
+          <w:lang w:eastAsia="ko-KR"/>
+          <w:rFonts w:ascii="Consolas" w:eastAsia="Consolas" w:hAnsi="Consolas" w:cs="Consolas"/>
+          <w:b w:val="0"/>
+          <w:color w:val="B4B4B4"/>
+          <w:sz w:val="20"/>
+          <w:szCs w:val="20"/>
+          <w:shd w:val="clear" w:color="auto" w:fill="1E1E1E"/>
+          <w:rtl w:val="off"/>
+        </w:rPr>
+        <w:t xml:space="preserve"> </w:t>
+      </w:r>
+      <w:r>
+        <w:rPr>
+          <w:rFonts w:ascii="Consolas" w:eastAsia="Consolas" w:hAnsi="Consolas" w:cs="Consolas"/>
+          <w:b w:val="0"/>
+          <w:color w:val="4EC9B0"/>
+          <w:sz w:val="20"/>
+          <w:szCs w:val="20"/>
+          <w:shd w:val="clear" w:color="auto" w:fill="1E1E1E"/>
+        </w:rPr>
+        <w:t>IocpReactor</w:t>
+      </w:r>
+      <w:r>
+        <w:rPr>
+          <w:rFonts w:ascii="Consolas" w:eastAsia="Consolas" w:hAnsi="Consolas" w:cs="Consolas"/>
+          <w:b w:val="0"/>
+          <w:color w:val="B4B4B4"/>
+          <w:sz w:val="20"/>
+          <w:szCs w:val="20"/>
+          <w:shd w:val="clear" w:color="auto" w:fill="1E1E1E"/>
+        </w:rPr>
+        <w:t>&amp;</w:t>
+      </w:r>
+      <w:r>
+        <w:rPr>
+          <w:rFonts w:ascii="Consolas" w:eastAsia="Consolas" w:hAnsi="Consolas" w:cs="Consolas"/>
+          <w:b w:val="0"/>
+          <w:color w:val="9A9A9A"/>
+          <w:sz w:val="20"/>
+          <w:szCs w:val="20"/>
+          <w:shd w:val="clear" w:color="auto" w:fill="1E1E1E"/>
+        </w:rPr>
+        <w:t>reactor</w:t>
+      </w:r>
+      <w:r>
+        <w:rPr>
+          <w:lang w:eastAsia="ko-KR"/>
+          <w:rFonts w:ascii="Consolas" w:eastAsia="Consolas" w:hAnsi="Consolas" w:cs="Consolas"/>
+          <w:b w:val="0"/>
+          <w:color w:val="9A9A9A"/>
+          <w:sz w:val="20"/>
+          <w:szCs w:val="20"/>
+          <w:shd w:val="clear" w:color="auto" w:fill="1E1E1E"/>
+          <w:rtl w:val="off"/>
+        </w:rPr>
+        <w:t xml:space="preserve"> </w:t>
+      </w:r>
+      <w:r>
+        <w:rPr>
+          <w:rFonts w:ascii="Consolas" w:eastAsia="Consolas" w:hAnsi="Consolas" w:cs="Consolas"/>
+          <w:b w:val="0"/>
+          <w:color w:val="B4B4B4"/>
+          <w:sz w:val="20"/>
+          <w:szCs w:val="20"/>
+          <w:shd w:val="clear" w:color="auto" w:fill="1E1E1E"/>
+        </w:rPr>
+        <w:t>)</w:t>
+      </w:r>
+      <w:r>
+        <w:rPr>
+          <w:lang w:eastAsia="ko-KR"/>
+          <w:rFonts w:ascii="Consolas" w:eastAsia="Consolas" w:hAnsi="Consolas" w:cs="Consolas"/>
+          <w:b w:val="0"/>
+          <w:color w:val="B4B4B4"/>
+          <w:sz w:val="20"/>
+          <w:szCs w:val="20"/>
+          <w:shd w:val="clear" w:color="auto" w:fill="1E1E1E"/>
+          <w:rtl w:val="off"/>
+        </w:rPr>
+        <w:t xml:space="preserve"> </w:t>
+      </w:r>
+      <w:r>
+        <w:rPr>
+          <w:rFonts w:ascii="Consolas" w:eastAsia="Consolas" w:hAnsi="Consolas" w:cs="Consolas"/>
+          <w:b w:val="0"/>
+          <w:color w:val="B4B4B4"/>
+          <w:sz w:val="20"/>
+          <w:szCs w:val="20"/>
+          <w:shd w:val="clear" w:color="auto" w:fill="1E1E1E"/>
+        </w:rPr>
+        <w:t>{</w:t>
+      </w:r>
+      <w:r>
+        <w:rPr>
+          <w:lang w:eastAsia="ko-KR"/>
+          <w:rFonts w:ascii="Consolas" w:eastAsia="Consolas" w:hAnsi="Consolas" w:cs="Consolas" w:hint="eastAsia"/>
+          <w:b w:val="0"/>
+          <w:color w:val="B4B4B4"/>
+          <w:sz w:val="20"/>
+          <w:szCs w:val="20"/>
+          <w:shd w:val="clear" w:color="auto" w:fill="1E1E1E"/>
+          <w:rtl w:val="off"/>
         </w:rPr>
         <w:br/>
-        <w:t>해제되지 않은 채로 남게 됨.</w:t>
-      </w:r>
-      <w:r>
+      </w:r>
+      <w:r>
+        <w:rPr>
+          <w:lang w:eastAsia="ko-KR"/>
+          <w:rFonts w:ascii="Consolas" w:eastAsia="Consolas" w:hAnsi="Consolas" w:cs="Consolas"/>
+          <w:b w:val="0"/>
+          <w:color w:val="B4B4B4"/>
+          <w:sz w:val="20"/>
+          <w:szCs w:val="20"/>
+          <w:shd w:val="clear" w:color="auto" w:fill="1E1E1E"/>
+          <w:rtl w:val="off"/>
+        </w:rPr>
+        <w:t xml:space="preserve">     </w:t>
+      </w:r>
+      <w:r>
+        <w:rPr>
+          <w:rFonts w:ascii="Consolas" w:eastAsia="Consolas" w:hAnsi="Consolas" w:cs="Consolas"/>
+          <w:b w:val="0"/>
+          <w:color w:val="D8A0DF"/>
+          <w:sz w:val="20"/>
+          <w:szCs w:val="20"/>
+          <w:shd w:val="clear" w:color="auto" w:fill="1E1E1E"/>
+        </w:rPr>
+        <w:t>while</w:t>
+      </w:r>
+      <w:r>
+        <w:rPr>
+          <w:rFonts w:ascii="Consolas" w:eastAsia="Consolas" w:hAnsi="Consolas" w:cs="Consolas"/>
+          <w:b w:val="0"/>
+          <w:color w:val="B4B4B4"/>
+          <w:sz w:val="20"/>
+          <w:szCs w:val="20"/>
+          <w:shd w:val="clear" w:color="auto" w:fill="1E1E1E"/>
+        </w:rPr>
+        <w:t>(</w:t>
+      </w:r>
+      <w:r>
+        <w:rPr>
+          <w:lang w:eastAsia="ko-KR"/>
+          <w:rFonts w:ascii="Consolas" w:eastAsia="Consolas" w:hAnsi="Consolas" w:cs="Consolas"/>
+          <w:b w:val="0"/>
+          <w:color w:val="B4B4B4"/>
+          <w:sz w:val="20"/>
+          <w:szCs w:val="20"/>
+          <w:shd w:val="clear" w:color="auto" w:fill="1E1E1E"/>
+          <w:rtl w:val="off"/>
+        </w:rPr>
+        <w:t xml:space="preserve"> </w:t>
+      </w:r>
+      <w:r>
+        <w:rPr>
+          <w:rFonts w:ascii="Consolas" w:eastAsia="Consolas" w:hAnsi="Consolas" w:cs="Consolas"/>
+          <w:b w:val="0"/>
+          <w:color w:val="569CD6"/>
+          <w:sz w:val="20"/>
+          <w:szCs w:val="20"/>
+          <w:shd w:val="clear" w:color="auto" w:fill="1E1E1E"/>
+        </w:rPr>
+        <w:t>true</w:t>
+      </w:r>
+      <w:r>
+        <w:rPr>
+          <w:lang w:eastAsia="ko-KR"/>
+          <w:rFonts w:ascii="Consolas" w:eastAsia="Consolas" w:hAnsi="Consolas" w:cs="Consolas"/>
+          <w:b w:val="0"/>
+          <w:color w:val="569CD6"/>
+          <w:sz w:val="20"/>
+          <w:szCs w:val="20"/>
+          <w:shd w:val="clear" w:color="auto" w:fill="1E1E1E"/>
+          <w:rtl w:val="off"/>
+        </w:rPr>
+        <w:t xml:space="preserve"> </w:t>
+      </w:r>
+      <w:r>
+        <w:rPr>
+          <w:rFonts w:ascii="Consolas" w:eastAsia="Consolas" w:hAnsi="Consolas" w:cs="Consolas"/>
+          <w:b w:val="0"/>
+          <w:color w:val="B4B4B4"/>
+          <w:sz w:val="20"/>
+          <w:szCs w:val="20"/>
+          <w:shd w:val="clear" w:color="auto" w:fill="1E1E1E"/>
+        </w:rPr>
+        <w:t>)</w:t>
+      </w:r>
+      <w:r>
+        <w:rPr>
+          <w:lang w:eastAsia="ko-KR"/>
+          <w:rFonts w:ascii="Consolas" w:eastAsia="Consolas" w:hAnsi="Consolas" w:cs="Consolas"/>
+          <w:b w:val="0"/>
+          <w:color w:val="B4B4B4"/>
+          <w:sz w:val="20"/>
+          <w:szCs w:val="20"/>
+          <w:shd w:val="clear" w:color="auto" w:fill="1E1E1E"/>
+          <w:rtl w:val="off"/>
+        </w:rPr>
+        <w:t xml:space="preserve"> </w:t>
+      </w:r>
+      <w:r>
+        <w:rPr>
+          <w:rFonts w:ascii="Consolas" w:eastAsia="Consolas" w:hAnsi="Consolas" w:cs="Consolas"/>
+          <w:b w:val="0"/>
+          <w:color w:val="B4B4B4"/>
+          <w:sz w:val="20"/>
+          <w:szCs w:val="20"/>
+          <w:shd w:val="clear" w:color="auto" w:fill="1E1E1E"/>
+        </w:rPr>
+        <w:t>{</w:t>
+      </w:r>
+      <w:r>
+        <w:rPr>
+          <w:lang w:eastAsia="ko-KR"/>
+          <w:rFonts w:ascii="Consolas" w:eastAsia="Consolas" w:hAnsi="Consolas" w:cs="Consolas" w:hint="eastAsia"/>
+          <w:b w:val="0"/>
+          <w:color w:val="B4B4B4"/>
+          <w:sz w:val="20"/>
+          <w:szCs w:val="20"/>
+          <w:shd w:val="clear" w:color="auto" w:fill="1E1E1E"/>
+          <w:rtl w:val="off"/>
+        </w:rPr>
+        <w:br/>
+      </w:r>
+      <w:r>
+        <w:rPr>
+          <w:lang w:eastAsia="ko-KR"/>
+          <w:rFonts w:ascii="Consolas" w:eastAsia="Consolas" w:hAnsi="Consolas" w:cs="Consolas"/>
+          <w:b w:val="0"/>
+          <w:color w:val="B4B4B4"/>
+          <w:sz w:val="20"/>
+          <w:szCs w:val="20"/>
+          <w:shd w:val="clear" w:color="auto" w:fill="1E1E1E"/>
+          <w:rtl w:val="off"/>
+        </w:rPr>
+        <w:t xml:space="preserve">          </w:t>
+      </w:r>
+      <w:r>
+        <w:rPr>
+          <w:rFonts w:ascii="Consolas" w:eastAsia="Consolas" w:hAnsi="Consolas" w:cs="Consolas"/>
+          <w:b w:val="0"/>
+          <w:color w:val="9CDCFE"/>
+          <w:sz w:val="20"/>
+          <w:szCs w:val="20"/>
+          <w:shd w:val="clear" w:color="auto" w:fill="1E1E1E"/>
+        </w:rPr>
+        <w:t>reactor</w:t>
+      </w:r>
+      <w:r>
+        <w:rPr>
+          <w:rFonts w:ascii="Consolas" w:eastAsia="Consolas" w:hAnsi="Consolas" w:cs="Consolas"/>
+          <w:b w:val="0"/>
+          <w:color w:val="B4B4B4"/>
+          <w:sz w:val="20"/>
+          <w:szCs w:val="20"/>
+          <w:shd w:val="clear" w:color="auto" w:fill="1E1E1E"/>
+        </w:rPr>
+        <w:t>.</w:t>
+      </w:r>
+      <w:r>
+        <w:rPr>
+          <w:rFonts w:ascii="Consolas" w:eastAsia="Consolas" w:hAnsi="Consolas" w:cs="Consolas"/>
+          <w:b w:val="0"/>
+          <w:color w:val="DCDCAA"/>
+          <w:sz w:val="20"/>
+          <w:szCs w:val="20"/>
+          <w:shd w:val="clear" w:color="auto" w:fill="1E1E1E"/>
+        </w:rPr>
+        <w:t>dispatch</w:t>
+      </w:r>
+      <w:r>
+        <w:rPr>
+          <w:rFonts w:ascii="Consolas" w:eastAsia="Consolas" w:hAnsi="Consolas" w:cs="Consolas"/>
+          <w:b w:val="0"/>
+          <w:color w:val="B4B4B4"/>
+          <w:sz w:val="20"/>
+          <w:szCs w:val="20"/>
+          <w:shd w:val="clear" w:color="auto" w:fill="1E1E1E"/>
+        </w:rPr>
+        <w:t>(</w:t>
+      </w:r>
+      <w:r>
+        <w:rPr>
+          <w:rFonts w:ascii="Consolas" w:eastAsia="Consolas" w:hAnsi="Consolas" w:cs="Consolas"/>
+          <w:b w:val="0"/>
+          <w:color w:val="B5CEA8"/>
+          <w:sz w:val="20"/>
+          <w:szCs w:val="20"/>
+          <w:shd w:val="clear" w:color="auto" w:fill="1E1E1E"/>
+        </w:rPr>
+        <w:t>17</w:t>
+      </w:r>
+      <w:r>
+        <w:rPr>
+          <w:rFonts w:ascii="Consolas" w:eastAsia="Consolas" w:hAnsi="Consolas" w:cs="Consolas"/>
+          <w:b w:val="0"/>
+          <w:color w:val="B4B4B4"/>
+          <w:sz w:val="20"/>
+          <w:szCs w:val="20"/>
+          <w:shd w:val="clear" w:color="auto" w:fill="1E1E1E"/>
+        </w:rPr>
+        <w:t>);</w:t>
+      </w:r>
+      <w:r>
+        <w:rPr>
+          <w:lang w:eastAsia="ko-KR"/>
+          <w:rFonts w:ascii="Consolas" w:eastAsia="Consolas" w:hAnsi="Consolas" w:cs="Consolas" w:hint="eastAsia"/>
+          <w:b w:val="0"/>
+          <w:color w:val="B4B4B4"/>
+          <w:sz w:val="20"/>
+          <w:szCs w:val="20"/>
+          <w:shd w:val="clear" w:color="auto" w:fill="1E1E1E"/>
+          <w:rtl w:val="off"/>
+        </w:rPr>
+        <w:br/>
+      </w:r>
+      <w:r>
+        <w:rPr>
+          <w:lang w:eastAsia="ko-KR"/>
+          <w:rFonts w:ascii="Consolas" w:eastAsia="Consolas" w:hAnsi="Consolas" w:cs="Consolas"/>
+          <w:b w:val="0"/>
+          <w:color w:val="B4B4B4"/>
+          <w:sz w:val="20"/>
+          <w:szCs w:val="20"/>
+          <w:shd w:val="clear" w:color="auto" w:fill="1E1E1E"/>
+          <w:rtl w:val="off"/>
+        </w:rPr>
+        <w:t xml:space="preserve">          </w:t>
+      </w:r>
+      <w:r>
+        <w:rPr>
+          <w:rFonts w:ascii="Consolas" w:eastAsia="Consolas" w:hAnsi="Consolas" w:cs="Consolas"/>
+          <w:b w:val="0"/>
+          <w:color w:val="C8C8C8"/>
+          <w:sz w:val="20"/>
+          <w:szCs w:val="20"/>
+          <w:shd w:val="clear" w:color="auto" w:fill="1E1E1E"/>
+        </w:rPr>
+        <w:t>JobTimer</w:t>
+      </w:r>
+      <w:r>
+        <w:rPr>
+          <w:rFonts w:ascii="Consolas" w:eastAsia="Consolas" w:hAnsi="Consolas" w:cs="Consolas"/>
+          <w:b w:val="0"/>
+          <w:color w:val="B4B4B4"/>
+          <w:sz w:val="20"/>
+          <w:szCs w:val="20"/>
+          <w:shd w:val="clear" w:color="auto" w:fill="1E1E1E"/>
+        </w:rPr>
+        <w:t>::</w:t>
+      </w:r>
+      <w:r>
+        <w:rPr>
+          <w:rFonts w:ascii="Consolas" w:eastAsia="Consolas" w:hAnsi="Consolas" w:cs="Consolas"/>
+          <w:b w:val="0"/>
+          <w:color w:val="DCDCAA"/>
+          <w:sz w:val="20"/>
+          <w:szCs w:val="20"/>
+          <w:shd w:val="clear" w:color="auto" w:fill="1E1E1E"/>
+        </w:rPr>
+        <w:t>distribute</w:t>
+      </w:r>
+      <w:r>
+        <w:rPr>
+          <w:rFonts w:ascii="Consolas" w:eastAsia="Consolas" w:hAnsi="Consolas" w:cs="Consolas"/>
+          <w:b w:val="0"/>
+          <w:color w:val="B4B4B4"/>
+          <w:sz w:val="20"/>
+          <w:szCs w:val="20"/>
+          <w:shd w:val="clear" w:color="auto" w:fill="1E1E1E"/>
+        </w:rPr>
+        <w:t>();</w:t>
+      </w:r>
+      <w:r>
+        <w:rPr>
+          <w:lang w:eastAsia="ko-KR"/>
+          <w:rFonts w:ascii="Consolas" w:eastAsia="Consolas" w:hAnsi="Consolas" w:cs="Consolas" w:hint="eastAsia"/>
+          <w:b w:val="0"/>
+          <w:color w:val="B4B4B4"/>
+          <w:sz w:val="20"/>
+          <w:szCs w:val="20"/>
+          <w:shd w:val="clear" w:color="auto" w:fill="1E1E1E"/>
+          <w:rtl w:val="off"/>
+        </w:rPr>
+        <w:br/>
+      </w:r>
+      <w:r>
+        <w:rPr>
+          <w:lang w:eastAsia="ko-KR"/>
+          <w:rFonts w:ascii="Consolas" w:eastAsia="Consolas" w:hAnsi="Consolas" w:cs="Consolas"/>
+          <w:b w:val="0"/>
+          <w:color w:val="B4B4B4"/>
+          <w:sz w:val="20"/>
+          <w:szCs w:val="20"/>
+          <w:shd w:val="clear" w:color="auto" w:fill="1E1E1E"/>
+          <w:rtl w:val="off"/>
+        </w:rPr>
+        <w:t xml:space="preserve">          </w:t>
+      </w:r>
+      <w:r>
+        <w:rPr>
+          <w:rFonts w:ascii="Consolas" w:eastAsia="Consolas" w:hAnsi="Consolas" w:cs="Consolas"/>
+          <w:b w:val="0"/>
+          <w:color w:val="DCDCAA"/>
+          <w:sz w:val="20"/>
+          <w:szCs w:val="20"/>
+          <w:shd w:val="clear" w:color="auto" w:fill="1E1E1E"/>
+        </w:rPr>
+        <w:t>DoJob</w:t>
+      </w:r>
+      <w:r>
+        <w:rPr>
+          <w:rFonts w:ascii="Consolas" w:eastAsia="Consolas" w:hAnsi="Consolas" w:cs="Consolas"/>
+          <w:b w:val="0"/>
+          <w:color w:val="B4B4B4"/>
+          <w:sz w:val="20"/>
+          <w:szCs w:val="20"/>
+          <w:shd w:val="clear" w:color="auto" w:fill="1E1E1E"/>
+        </w:rPr>
+        <w:t>();</w:t>
+      </w:r>
+      <w:r>
+        <w:rPr>
+          <w:lang w:eastAsia="ko-KR"/>
+          <w:rFonts w:ascii="Consolas" w:eastAsia="Consolas" w:hAnsi="Consolas" w:cs="Consolas" w:hint="eastAsia"/>
+          <w:b w:val="0"/>
+          <w:color w:val="B4B4B4"/>
+          <w:sz w:val="20"/>
+          <w:szCs w:val="20"/>
+          <w:shd w:val="clear" w:color="auto" w:fill="1E1E1E"/>
+          <w:rtl w:val="off"/>
+        </w:rPr>
+        <w:br/>
+      </w:r>
+      <w:r>
+        <w:rPr>
+          <w:lang w:eastAsia="ko-KR"/>
+          <w:rFonts w:ascii="Consolas" w:eastAsia="Consolas" w:hAnsi="Consolas" w:cs="Consolas"/>
+          <w:b w:val="0"/>
+          <w:color w:val="B4B4B4"/>
+          <w:sz w:val="20"/>
+          <w:szCs w:val="20"/>
+          <w:shd w:val="clear" w:color="auto" w:fill="1E1E1E"/>
+          <w:rtl w:val="off"/>
+        </w:rPr>
+        <w:t xml:space="preserve">     </w:t>
+      </w:r>
+      <w:r>
+        <w:rPr>
+          <w:rFonts w:ascii="Consolas" w:eastAsia="Consolas" w:hAnsi="Consolas" w:cs="Consolas"/>
+          <w:b w:val="0"/>
+          <w:color w:val="B4B4B4"/>
+          <w:sz w:val="20"/>
+          <w:szCs w:val="20"/>
+          <w:shd w:val="clear" w:color="auto" w:fill="1E1E1E"/>
+        </w:rPr>
+        <w:t>}</w:t>
+      </w:r>
+      <w:r>
+        <w:rPr>
+          <w:lang w:eastAsia="ko-KR"/>
+          <w:rFonts w:ascii="Consolas" w:eastAsia="Consolas" w:hAnsi="Consolas" w:cs="Consolas" w:hint="eastAsia"/>
+          <w:b w:val="0"/>
+          <w:color w:val="B4B4B4"/>
+          <w:sz w:val="20"/>
+          <w:szCs w:val="20"/>
+          <w:shd w:val="clear" w:color="auto" w:fill="1E1E1E"/>
+          <w:rtl w:val="off"/>
+        </w:rPr>
+        <w:br/>
+      </w:r>
+      <w:r>
+        <w:rPr>
+          <w:lang w:eastAsia="ko-KR"/>
+          <w:rFonts w:ascii="Consolas" w:eastAsia="Consolas" w:hAnsi="Consolas" w:cs="Consolas"/>
+          <w:b w:val="0"/>
+          <w:color w:val="B4B4B4"/>
+          <w:sz w:val="20"/>
+          <w:szCs w:val="20"/>
+          <w:shd w:val="clear" w:color="auto" w:fill="1E1E1E"/>
+          <w:rtl w:val="off"/>
+        </w:rPr>
+        <w:t>}</w:t>
+      </w:r>
+    </w:p>
+    <w:p>
+      <w:pPr>
+        <w:pStyle w:val="a30"/>
+        <w:numPr>
+          <w:ilvl w:val="2"/>
+          <w:numId w:val="3"/>
+        </w:numPr>
+        <w:rPr>
+          <w:lang w:eastAsia="ko-KR"/>
+          <w:rFonts w:hint="eastAsia"/>
+          <w:szCs w:val="20"/>
+          <w:rtl w:val="off"/>
+        </w:rPr>
+      </w:pPr>
+      <w:r>
+        <w:rPr>
+          <w:lang w:eastAsia="ko-KR"/>
+          <w:szCs w:val="20"/>
+          <w:rtl w:val="off"/>
+        </w:rPr>
+        <w:t>모든 스레닥 dispatch(17)에서 동시에 대기</w:t>
+      </w:r>
+    </w:p>
+    <w:p>
+      <w:pPr>
+        <w:pStyle w:val="a30"/>
+        <w:numPr>
+          <w:ilvl w:val="2"/>
+          <w:numId w:val="3"/>
+        </w:numPr>
+        <w:rPr>
+          <w:lang w:eastAsia="ko-KR"/>
+          <w:rFonts w:hint="eastAsia"/>
+          <w:szCs w:val="20"/>
+          <w:rtl w:val="off"/>
+        </w:rPr>
+      </w:pPr>
+      <w:r>
+        <w:rPr>
+          <w:lang w:eastAsia="ko-KR"/>
+          <w:szCs w:val="20"/>
+          <w:rtl w:val="off"/>
+        </w:rPr>
+        <w:t>I/O 이벤트가 없으면 타임아웃까지 블로킹</w:t>
+      </w:r>
+    </w:p>
+    <w:p>
+      <w:pPr>
+        <w:pStyle w:val="a30"/>
+        <w:numPr>
+          <w:ilvl w:val="2"/>
+          <w:numId w:val="3"/>
+        </w:numPr>
+        <w:rPr>
+          <w:lang w:eastAsia="ko-KR"/>
+          <w:rFonts w:hint="eastAsia"/>
+          <w:szCs w:val="20"/>
+          <w:rtl w:val="off"/>
+        </w:rPr>
+      </w:pPr>
+      <w:r>
+        <w:rPr>
+          <w:lang w:eastAsia="ko-KR"/>
+          <w:szCs w:val="20"/>
+          <w:rtl w:val="off"/>
+        </w:rPr>
+        <w:t>결과적으로</w:t>
+      </w:r>
+      <w:r>
+        <w:rPr>
+          <w:lang w:eastAsia="ko-KR"/>
+          <w:rFonts w:hint="eastAsia"/>
+          <w:szCs w:val="20"/>
+          <w:rtl w:val="off"/>
+        </w:rPr>
+        <w:br/>
+      </w:r>
+      <w:r>
+        <w:rPr>
+          <w:lang w:eastAsia="ko-KR"/>
+          <w:szCs w:val="20"/>
+          <w:rtl w:val="off"/>
+        </w:rPr>
+        <w:t>스레드가 같이 잠들고 같이 깨어남.</w:t>
+      </w:r>
+      <w:r>
+        <w:rPr>
+          <w:lang w:eastAsia="ko-KR"/>
+          <w:rFonts w:hint="eastAsia"/>
+          <w:szCs w:val="20"/>
+          <w:rtl w:val="off"/>
+        </w:rPr>
+        <w:br/>
+      </w:r>
+      <w:r>
+        <w:rPr>
+          <w:lang w:eastAsia="ko-KR"/>
+          <w:szCs w:val="20"/>
+          <w:rtl w:val="off"/>
+        </w:rPr>
+        <w:t>병렬 실행이 아닌 동기화된 실행 구조</w:t>
+      </w:r>
+    </w:p>
+    <w:p>
+      <w:pPr>
+        <w:pStyle w:val="a30"/>
+        <w:numPr>
+          <w:ilvl w:val="2"/>
+          <w:numId w:val="3"/>
+        </w:numPr>
+        <w:rPr>
+          <w:szCs w:val="20"/>
+        </w:rPr>
+      </w:pPr>
+      <w:r>
+        <w:rPr>
+          <w:szCs w:val="20"/>
+        </w:rPr>
+        <w:t>동기화 비율이 높은 이유:</w:t>
+      </w:r>
+      <w:r>
+        <w:rPr>
+          <w:lang w:eastAsia="ko-KR"/>
+          <w:rFonts w:hint="eastAsia"/>
+          <w:szCs w:val="20"/>
+          <w:rtl w:val="off"/>
+        </w:rPr>
+        <w:br/>
+      </w:r>
+      <w:r>
+        <w:rPr>
+          <w:szCs w:val="20"/>
+        </w:rPr>
+        <w:t>동기화% ≈ 대기시간 / (대기 + 작업시간) → 실제 작업이 짧을수록 동기화% 증가</w:t>
+      </w:r>
+    </w:p>
+    <w:p>
+      <w:pPr>
+        <w:pStyle w:val="a30"/>
+        <w:numPr>
+          <w:ilvl w:val="1"/>
+          <w:numId w:val="3"/>
+        </w:numPr>
+        <w:rPr>
+          <w:lang w:eastAsia="ko-KR"/>
+          <w:rFonts w:hint="eastAsia"/>
+          <w:szCs w:val="20"/>
+          <w:rtl w:val="off"/>
+        </w:rPr>
+      </w:pPr>
+      <w:r>
+        <w:rPr>
+          <w:b/>
+          <w:bCs/>
+          <w:szCs w:val="20"/>
+        </w:rPr>
+        <w:t>구조적 한계</w:t>
+      </w:r>
+    </w:p>
+    <w:p>
+      <w:pPr>
+        <w:pStyle w:val="a30"/>
+        <w:numPr>
+          <w:ilvl w:val="2"/>
+          <w:numId w:val="3"/>
+        </w:numPr>
+        <w:rPr>
+          <w:lang w:eastAsia="ko-KR"/>
+          <w:rFonts w:hint="eastAsia"/>
+          <w:szCs w:val="20"/>
+          <w:rtl w:val="off"/>
+        </w:rPr>
+      </w:pPr>
+      <w:r>
+        <w:rPr>
+          <w:szCs w:val="20"/>
+        </w:rPr>
+        <w:t>게임 로직 실행이 IOCP 대기 사이클에 종속됨</w:t>
+      </w:r>
+    </w:p>
+    <w:p>
+      <w:pPr>
+        <w:pStyle w:val="a30"/>
+        <w:numPr>
+          <w:ilvl w:val="2"/>
+          <w:numId w:val="3"/>
+        </w:numPr>
+        <w:rPr>
+          <w:szCs w:val="20"/>
+        </w:rPr>
+      </w:pPr>
+      <w:r>
+        <w:rPr>
+          <w:szCs w:val="20"/>
+        </w:rPr>
+        <w:t>방이 늘어나면 작업시간 증가</w:t>
+      </w:r>
+      <w:r>
+        <w:rPr>
+          <w:lang w:eastAsia="ko-KR"/>
+          <w:szCs w:val="20"/>
+          <w:rtl w:val="off"/>
+        </w:rPr>
+        <w:t>.</w:t>
+      </w:r>
+      <w:r>
+        <w:rPr>
+          <w:lang w:eastAsia="ko-KR"/>
+          <w:rFonts w:hint="eastAsia"/>
+          <w:szCs w:val="20"/>
+          <w:rtl w:val="off"/>
+        </w:rPr>
+        <w:br/>
+      </w:r>
+      <w:r>
+        <w:rPr>
+          <w:szCs w:val="20"/>
+        </w:rPr>
+        <w:t>동기화% 감소 = 개선이 아니라 과부하</w:t>
+      </w:r>
+    </w:p>
+    <w:tbl>
+      <w:tblPr>
+        <w:tblStyle w:val="b0"/>
+        <w:tblpPr w:vertAnchor="text" w:horzAnchor="page" w:tblpX="1583" w:tblpY="699"/>
+        <w:tblOverlap w:val="never"/>
+        <w:tblLook w:val="04A0" w:firstRow="1" w:lastRow="0" w:firstColumn="1" w:lastColumn="0" w:noHBand="0" w:noVBand="1"/>
+        <w:tblLayout w:type="autofit"/>
+      </w:tblPr>
+      <w:tblGrid>
+        <w:gridCol w:w="3008"/>
+        <w:gridCol w:w="3008"/>
+        <w:gridCol w:w="3008"/>
+      </w:tblGrid>
+      <w:tr>
+        <w:trPr>
+          <w:cnfStyle w:val="100000000000" w:firstRow="1" w:lastRow="0" w:firstColumn="0" w:lastColumn="0" w:oddVBand="0" w:evenVBand="0" w:oddHBand="0" w:evenHBand="0" w:firstRowFirstColumn="0" w:firstRowLastColumn="0" w:lastRowFirstColumn="0" w:lastRowLastColumn="0"/>
+        </w:trPr>
+        <w:tc>
+          <w:tcPr>
+            <w:cnfStyle w:val="001000000000" w:firstRow="0" w:lastRow="0" w:firstColumn="1" w:lastColumn="0" w:oddVBand="0" w:evenVBand="0" w:oddHBand="0" w:evenHBand="0" w:firstRowFirstColumn="0" w:firstRowLastColumn="0" w:lastRowFirstColumn="0" w:lastRowLastColumn="0"/>
+            <w:tcW w:w="3008" w:type="dxa"/>
+          </w:tcPr>
+          <w:p>
+            <w:pPr>
+              <w:jc w:val="center"/>
+              <w:rPr>
+                <w:b w:val="0"/>
+                <w:bCs w:val="0"/>
+              </w:rPr>
+            </w:pPr>
+            <w:r>
+              <w:rPr>
+                <w:lang w:eastAsia="ko-KR"/>
+                <w:b/>
+                <w:bCs/>
+                <w:rtl w:val="off"/>
+              </w:rPr>
+              <w:t>스레드</w:t>
+            </w:r>
+          </w:p>
+        </w:tc>
+        <w:tc>
+          <w:tcPr>
+            <w:tcW w:w="3008" w:type="dxa"/>
+          </w:tcPr>
+          <w:p>
+            <w:pPr>
+              <w:cnfStyle w:val="100000000000" w:firstRow="1" w:lastRow="0" w:firstColumn="0" w:lastColumn="0" w:oddVBand="0" w:evenVBand="0" w:oddHBand="0" w:evenHBand="0" w:firstRowFirstColumn="0" w:firstRowLastColumn="0" w:lastRowFirstColumn="0" w:lastRowLastColumn="0"/>
+              <w:jc w:val="center"/>
+              <w:rPr>
+                <w:b w:val="0"/>
+                <w:bCs w:val="0"/>
+              </w:rPr>
+            </w:pPr>
+            <w:r>
+              <w:rPr>
+                <w:lang w:eastAsia="ko-KR"/>
+                <w:b/>
+                <w:bCs/>
+                <w:rtl w:val="off"/>
+              </w:rPr>
+              <w:t>역할</w:t>
+            </w:r>
+          </w:p>
+        </w:tc>
+        <w:tc>
+          <w:tcPr>
+            <w:tcW w:w="3008" w:type="dxa"/>
+          </w:tcPr>
+          <w:p>
+            <w:pPr>
+              <w:cnfStyle w:val="100000000000" w:firstRow="1" w:lastRow="0" w:firstColumn="0" w:lastColumn="0" w:oddVBand="0" w:evenVBand="0" w:oddHBand="0" w:evenHBand="0" w:firstRowFirstColumn="0" w:firstRowLastColumn="0" w:lastRowFirstColumn="0" w:lastRowLastColumn="0"/>
+              <w:jc w:val="center"/>
+              <w:rPr>
+                <w:b w:val="0"/>
+                <w:bCs w:val="0"/>
+              </w:rPr>
+            </w:pPr>
+            <w:r>
+              <w:rPr>
+                <w:lang w:eastAsia="ko-KR"/>
+                <w:b/>
+                <w:bCs/>
+                <w:rtl w:val="off"/>
+              </w:rPr>
+              <w:t>동작 방식</w:t>
+            </w:r>
+          </w:p>
+        </w:tc>
+      </w:tr>
+      <w:tr>
+        <w:tc>
+          <w:tcPr>
+            <w:cnfStyle w:val="001000000000" w:firstRow="0" w:lastRow="0" w:firstColumn="1" w:lastColumn="0" w:oddVBand="0" w:evenVBand="0" w:oddHBand="0" w:evenHBand="0" w:firstRowFirstColumn="0" w:firstRowLastColumn="0" w:lastRowFirstColumn="0" w:lastRowLastColumn="0"/>
+            <w:tcW w:w="3008" w:type="dxa"/>
+          </w:tcPr>
+          <w:p>
+            <w:pPr>
+              <w:jc w:val="center"/>
+              <w:rPr>
+                <w:b w:val="0"/>
+                <w:bCs w:val="0"/>
+              </w:rPr>
+            </w:pPr>
+            <w:r>
+              <w:rPr>
+                <w:lang w:eastAsia="ko-KR"/>
+                <w:b w:val="0"/>
+                <w:bCs w:val="0"/>
+                <w:rtl w:val="off"/>
+              </w:rPr>
+              <w:t>IOCP</w:t>
+            </w:r>
+          </w:p>
+        </w:tc>
+        <w:tc>
+          <w:tcPr>
+            <w:tcW w:w="3008" w:type="dxa"/>
+          </w:tcPr>
+          <w:p>
+            <w:pPr>
+              <w:jc w:val="center"/>
+              <w:rPr>
+                <w:b w:val="0"/>
+                <w:bCs w:val="0"/>
+              </w:rPr>
+            </w:pPr>
+            <w:r>
+              <w:rPr>
+                <w:lang w:eastAsia="ko-KR"/>
+                <w:b w:val="0"/>
+                <w:bCs w:val="0"/>
+                <w:rtl w:val="off"/>
+              </w:rPr>
+              <w:t>네트워크 I/O</w:t>
+            </w:r>
+          </w:p>
+        </w:tc>
+        <w:tc>
+          <w:tcPr>
+            <w:tcW w:w="3008" w:type="dxa"/>
+          </w:tcPr>
+          <w:p>
+            <w:pPr>
+              <w:jc w:val="center"/>
+              <w:rPr>
+                <w:b w:val="0"/>
+                <w:bCs w:val="0"/>
+              </w:rPr>
+            </w:pPr>
+            <w:r>
+              <w:rPr>
+                <w:lang w:eastAsia="ko-KR"/>
+                <w:b w:val="0"/>
+                <w:bCs w:val="0"/>
+                <w:rtl w:val="off"/>
+              </w:rPr>
+              <w:t>Blocking</w:t>
+            </w:r>
+          </w:p>
+        </w:tc>
+      </w:tr>
+      <w:tr>
+        <w:tc>
+          <w:tcPr>
+            <w:cnfStyle w:val="001000000000" w:firstRow="0" w:lastRow="0" w:firstColumn="1" w:lastColumn="0" w:oddVBand="0" w:evenVBand="0" w:oddHBand="0" w:evenHBand="0" w:firstRowFirstColumn="0" w:firstRowLastColumn="0" w:lastRowFirstColumn="0" w:lastRowLastColumn="0"/>
+            <w:tcW w:w="3008" w:type="dxa"/>
+          </w:tcPr>
+          <w:p>
+            <w:pPr>
+              <w:jc w:val="center"/>
+              <w:rPr>
+                <w:b w:val="0"/>
+                <w:bCs w:val="0"/>
+              </w:rPr>
+            </w:pPr>
+            <w:r>
+              <w:rPr>
+                <w:lang w:eastAsia="ko-KR"/>
+                <w:b w:val="0"/>
+                <w:bCs w:val="0"/>
+                <w:rtl w:val="off"/>
+              </w:rPr>
+              <w:t>JobTimer</w:t>
+            </w:r>
+          </w:p>
+        </w:tc>
+        <w:tc>
+          <w:tcPr>
+            <w:tcW w:w="3008" w:type="dxa"/>
+          </w:tcPr>
+          <w:p>
+            <w:pPr>
+              <w:jc w:val="center"/>
+              <w:rPr>
+                <w:b w:val="0"/>
+                <w:bCs w:val="0"/>
+              </w:rPr>
+            </w:pPr>
+            <w:r>
+              <w:rPr>
+                <w:lang w:eastAsia="ko-KR"/>
+                <w:b w:val="0"/>
+                <w:bCs w:val="0"/>
+                <w:rtl w:val="off"/>
+              </w:rPr>
+              <w:t>예약 작업 실행</w:t>
+            </w:r>
+          </w:p>
+        </w:tc>
+        <w:tc>
+          <w:tcPr>
+            <w:tcW w:w="3008" w:type="dxa"/>
+          </w:tcPr>
+          <w:p>
+            <w:pPr>
+              <w:jc w:val="center"/>
+              <w:rPr>
+                <w:b w:val="0"/>
+                <w:bCs w:val="0"/>
+              </w:rPr>
+            </w:pPr>
+            <w:r>
+              <w:rPr>
+                <w:lang w:eastAsia="ko-KR"/>
+                <w:b w:val="0"/>
+                <w:bCs w:val="0"/>
+                <w:rtl w:val="off"/>
+              </w:rPr>
+              <w:t>Busy-waiting</w:t>
+            </w:r>
+          </w:p>
+        </w:tc>
+      </w:tr>
+      <w:tr>
+        <w:tc>
+          <w:tcPr>
+            <w:cnfStyle w:val="001000000000" w:firstRow="0" w:lastRow="0" w:firstColumn="1" w:lastColumn="0" w:oddVBand="0" w:evenVBand="0" w:oddHBand="0" w:evenHBand="0" w:firstRowFirstColumn="0" w:firstRowLastColumn="0" w:lastRowFirstColumn="0" w:lastRowLastColumn="0"/>
+            <w:tcW w:w="3008" w:type="dxa"/>
+          </w:tcPr>
+          <w:p>
+            <w:pPr>
+              <w:jc w:val="center"/>
+              <w:rPr>
+                <w:b w:val="0"/>
+                <w:bCs w:val="0"/>
+              </w:rPr>
+            </w:pPr>
+            <w:r>
+              <w:rPr>
+                <w:lang w:eastAsia="ko-KR"/>
+                <w:b w:val="0"/>
+                <w:bCs w:val="0"/>
+                <w:rtl w:val="off"/>
+              </w:rPr>
+              <w:t>Job</w:t>
+            </w:r>
+          </w:p>
+        </w:tc>
+        <w:tc>
+          <w:tcPr>
+            <w:tcW w:w="3008" w:type="dxa"/>
+          </w:tcPr>
+          <w:p>
+            <w:pPr>
+              <w:jc w:val="center"/>
+              <w:rPr>
+                <w:b w:val="0"/>
+                <w:bCs w:val="0"/>
+              </w:rPr>
+            </w:pPr>
+            <w:r>
+              <w:rPr>
+                <w:lang w:eastAsia="ko-KR"/>
+                <w:b w:val="0"/>
+                <w:bCs w:val="0"/>
+                <w:rtl w:val="off"/>
+              </w:rPr>
+              <w:t>게임 로직 실행</w:t>
+            </w:r>
+          </w:p>
+        </w:tc>
+        <w:tc>
+          <w:tcPr>
+            <w:tcW w:w="3008" w:type="dxa"/>
+          </w:tcPr>
+          <w:p>
+            <w:pPr>
+              <w:jc w:val="center"/>
+              <w:rPr>
+                <w:b w:val="0"/>
+                <w:bCs w:val="0"/>
+              </w:rPr>
+            </w:pPr>
+            <w:r>
+              <w:rPr>
+                <w:lang w:eastAsia="ko-KR"/>
+                <w:b w:val="0"/>
+                <w:bCs w:val="0"/>
+                <w:rtl w:val="off"/>
+              </w:rPr>
+              <w:t>Busy-waiting</w:t>
+            </w:r>
+          </w:p>
+        </w:tc>
+      </w:tr>
+    </w:tbl>
+    <w:p>
+      <w:pPr>
+        <w:pStyle w:val="a30"/>
+        <w:numPr>
+          <w:ilvl w:val="1"/>
+          <w:numId w:val="3"/>
+        </w:numPr>
+        <w:rPr>
+          <w:lang w:eastAsia="ko-KR"/>
+          <w:rFonts w:hint="eastAsia"/>
+          <w:szCs w:val="20"/>
+          <w:rtl w:val="off"/>
+        </w:rPr>
+      </w:pPr>
+      <w:r>
+        <w:rPr>
+          <w:b/>
+          <w:bCs/>
+          <w:szCs w:val="20"/>
+        </w:rPr>
+        <w:t xml:space="preserve">해결 방법 </w:t>
+      </w:r>
+      <w:r>
+        <w:rPr>
+          <w:b/>
+          <w:bCs/>
+          <w:szCs w:val="20"/>
+        </w:rPr>
+        <w:t>- 스레드 분리</w:t>
+      </w:r>
+    </w:p>
+    <w:p>
+      <w:pPr>
+        <w:pStyle w:val="a30"/>
+        <w:rPr>
+          <w:szCs w:val="20"/>
+        </w:rPr>
+      </w:pPr>
+      <w:r>
+        <w:rPr>
+          <w:lang w:eastAsia="ko-KR"/>
+          <w:rFonts w:hint="eastAsia"/>
+          <w:szCs w:val="20"/>
+          <w:rtl w:val="off"/>
+        </w:rPr>
+        <w:br/>
+      </w:r>
+    </w:p>
+    <w:p>
+      <w:pPr>
+        <w:pStyle w:val="a30"/>
+        <w:ind w:leftChars="0" w:left="1600"/>
+        <w:rPr>
+          <w:szCs w:val="20"/>
+        </w:rPr>
+      </w:pPr>
+    </w:p>
+    <w:p>
+      <w:pPr>
+        <w:pStyle w:val="a30"/>
+        <w:ind w:leftChars="0" w:left="1600"/>
+        <w:rPr>
+          <w:szCs w:val="20"/>
+        </w:rPr>
+      </w:pPr>
+    </w:p>
+    <w:p>
+      <w:pPr>
+        <w:pStyle w:val="a30"/>
+        <w:numPr>
+          <w:ilvl w:val="2"/>
+          <w:numId w:val="3"/>
+        </w:numPr>
+        <w:rPr>
+          <w:lang w:eastAsia="ko-KR"/>
+          <w:rFonts w:hint="eastAsia"/>
+          <w:szCs w:val="20"/>
+          <w:rtl w:val="off"/>
+        </w:rPr>
+      </w:pPr>
+      <w:r>
+        <w:rPr>
+          <w:szCs w:val="20"/>
+        </w:rPr>
+        <w:t>I/O 대기와 게임 로직을 완전히 분리</w:t>
+      </w:r>
+    </w:p>
+    <w:p>
+      <w:pPr>
+        <w:pStyle w:val="a30"/>
+        <w:numPr>
+          <w:ilvl w:val="2"/>
+          <w:numId w:val="3"/>
+        </w:numPr>
+        <w:rPr>
+          <w:szCs w:val="20"/>
+        </w:rPr>
+      </w:pPr>
+      <w:r>
+        <w:rPr>
+          <w:szCs w:val="20"/>
+        </w:rPr>
+        <w:t>Job 스레드가 즉시 실행 가능</w:t>
+      </w:r>
+    </w:p>
+    <w:p>
+      <w:pPr>
+        <w:pStyle w:val="a30"/>
+        <w:numPr>
+          <w:ilvl w:val="1"/>
+          <w:numId w:val="3"/>
+        </w:numPr>
+        <w:rPr>
+          <w:lang w:eastAsia="ko-KR"/>
+          <w:rFonts w:hint="eastAsia"/>
+          <w:szCs w:val="20"/>
+          <w:rtl w:val="off"/>
+        </w:rPr>
+      </w:pPr>
+      <w:r>
+        <w:rPr>
+          <w:b/>
+          <w:bCs/>
+          <w:szCs w:val="20"/>
+        </w:rPr>
+        <w:t>결과</w:t>
+      </w:r>
+    </w:p>
+    <w:p>
+      <w:pPr>
+        <w:pStyle w:val="a30"/>
+        <w:numPr>
+          <w:ilvl w:val="2"/>
+          <w:numId w:val="3"/>
+        </w:numPr>
+        <w:rPr>
+          <w:lang w:eastAsia="ko-KR"/>
+          <w:rFonts w:hint="eastAsia"/>
+          <w:szCs w:val="20"/>
+          <w:rtl w:val="off"/>
+        </w:rPr>
+      </w:pPr>
+      <w:r>
+        <w:rPr>
+          <w:szCs w:val="20"/>
+        </w:rPr>
+        <w:t>Concurrency Visualizer:</w:t>
+      </w:r>
+      <w:r>
+        <w:rPr>
+          <w:lang w:eastAsia="ko-KR"/>
+          <w:rFonts w:hint="eastAsia"/>
+          <w:szCs w:val="20"/>
+          <w:rtl w:val="off"/>
+        </w:rPr>
+        <w:br/>
+      </w:r>
+      <w:r>
+        <w:rPr>
+          <w:lang w:eastAsia="ko-KR"/>
+          <w:szCs w:val="20"/>
+          <w:rtl w:val="off"/>
+        </w:rPr>
+        <w:t xml:space="preserve">- </w:t>
+      </w:r>
+      <w:r>
+        <w:rPr>
+          <w:szCs w:val="20"/>
+        </w:rPr>
+        <w:t>동기화 99% → 23%</w:t>
+      </w:r>
+      <w:r>
+        <w:rPr>
+          <w:lang w:eastAsia="ko-KR"/>
+          <w:rFonts w:hint="eastAsia"/>
+          <w:szCs w:val="20"/>
+          <w:rtl w:val="off"/>
+        </w:rPr>
+        <w:br/>
+      </w:r>
+      <w:r>
+        <w:rPr>
+          <w:lang w:eastAsia="ko-KR"/>
+          <w:szCs w:val="20"/>
+          <w:rtl w:val="off"/>
+        </w:rPr>
+        <w:t xml:space="preserve">- </w:t>
+      </w:r>
+      <w:r>
+        <w:rPr>
+          <w:szCs w:val="20"/>
+        </w:rPr>
+        <w:t>실행 75% 확보</w:t>
+      </w:r>
+    </w:p>
+    <w:p>
+      <w:pPr>
+        <w:pStyle w:val="a30"/>
+        <w:numPr>
+          <w:ilvl w:val="2"/>
+          <w:numId w:val="3"/>
+        </w:numPr>
+        <w:rPr>
+          <w:lang w:eastAsia="ko-KR"/>
+          <w:rFonts w:hint="eastAsia"/>
+          <w:szCs w:val="20"/>
+          <w:rtl w:val="off"/>
+        </w:rPr>
+      </w:pPr>
+      <w:r>
+        <w:rPr>
+          <w:szCs w:val="20"/>
+        </w:rPr>
+        <w:t>CPU 활용도 증가</w:t>
+      </w:r>
+    </w:p>
+    <w:p>
+      <w:pPr>
+        <w:pStyle w:val="a30"/>
+        <w:numPr>
+          <w:ilvl w:val="2"/>
+          <w:numId w:val="3"/>
+        </w:numPr>
+        <w:rPr>
+          <w:lang w:eastAsia="ko-KR"/>
+          <w:rFonts w:hint="eastAsia"/>
+          <w:szCs w:val="20"/>
+          <w:rtl w:val="off"/>
+        </w:rPr>
+      </w:pPr>
+      <w:r>
+        <w:rPr>
+          <w:szCs w:val="20"/>
+        </w:rPr>
+        <w:t>병렬 처리 효율 개선</w:t>
+      </w:r>
+    </w:p>
+    <w:p>
+      <w:pPr>
+        <w:pStyle w:val="a30"/>
+        <w:numPr>
+          <w:ilvl w:val="2"/>
+          <w:numId w:val="3"/>
+        </w:numPr>
+        <w:rPr>
+          <w:lang/>
+          <w:rtl w:val="off"/>
+        </w:rPr>
+      </w:pPr>
+      <w:r>
+        <w:rPr>
+          <w:szCs w:val="20"/>
+        </w:rPr>
+        <w:t>Room update를 60Hz 주기로 실행할 수 있는 가능성 확보</w:t>
+      </w:r>
+    </w:p>
+    <w:p>
+      <w:pPr>
+        <w:pStyle w:val="a30"/>
+        <w:numPr>
+          <w:ilvl w:val="1"/>
+          <w:numId w:val="3"/>
+        </w:numPr>
         <w:rPr>
           <w:rFonts w:ascii="맑은 고딕" w:eastAsia="맑은 고딕" w:hAnsi="맑은 고딕" w:cs="맑은 고딕"/>
         </w:rPr>
+      </w:pPr>
+      <w:r>
+        <w:rPr>
+          <w:b/>
+          <w:bCs/>
+          <w:szCs w:val="20"/>
+        </w:rPr>
+        <w:t>남은 이슈</w:t>
+      </w:r>
+      <w:r>
+        <w:rPr>
+          <w:lang w:eastAsia="ko-KR"/>
+          <w:rFonts w:hint="eastAsia"/>
+          <w:szCs w:val="20"/>
+          <w:rtl w:val="off"/>
+        </w:rPr>
         <w:br/>
       </w:r>
       <w:r>
         <w:rPr>
-          <w:rFonts w:ascii="맑은 고딕" w:eastAsia="맑은 고딕" w:hAnsi="맑은 고딕" w:cs="맑은 고딕"/>
-        </w:rPr>
-        <w:br/>
-        <w:t>이후 프로그램이 종료되면서 static 클래스들의 소멸자가 호출되는데,</w:t>
-      </w:r>
-      <w:r>
-        <w:rPr>
-          <w:rFonts w:ascii="맑은 고딕" w:eastAsia="맑은 고딕" w:hAnsi="맑은 고딕" w:cs="맑은 고딕"/>
-        </w:rPr>
-        <w:br/>
-        <w:t>ClientApp 내부 세션 객체와 SendBuffer를 관리하는 ObjectPool의 소멸 순서는</w:t>
-      </w:r>
-      <w:r>
-        <w:rPr>
-          <w:rFonts w:ascii="맑은 고딕" w:eastAsia="맑은 고딕" w:hAnsi="맑은 고딕" w:cs="맑은 고딕"/>
-        </w:rPr>
-        <w:br/>
-        <w:t>서로 다른 Translation Unit에 정의되어 있어 보장되지 않음.</w:t>
-      </w:r>
-      <w:r>
-        <w:rPr>
-          <w:rFonts w:ascii="맑은 고딕" w:eastAsia="맑은 고딕" w:hAnsi="맑은 고딕" w:cs="맑은 고딕"/>
-        </w:rPr>
-        <w:br/>
-      </w:r>
-      <w:r>
-        <w:rPr>
-          <w:rFonts w:ascii="맑은 고딕" w:eastAsia="맑은 고딕" w:hAnsi="맑은 고딕" w:cs="맑은 고딕"/>
-        </w:rPr>
-        <w:br/>
-        <w:t>만약 ObjectPool이 먼저 소멸된 뒤 세션 객체가 소멸되는 경우,</w:t>
-      </w:r>
-      <w:r>
-        <w:rPr>
-          <w:rFonts w:ascii="맑은 고딕" w:eastAsia="맑은 고딕" w:hAnsi="맑은 고딕" w:cs="맑은 고딕"/>
-        </w:rPr>
-        <w:br/>
-        <w:t>세션 소멸 과정에서 전송 버퍼 컨테이너를 정리하면서 ObjectPool에 반환을</w:t>
-      </w:r>
-      <w:r>
-        <w:rPr>
-          <w:rFonts w:ascii="맑은 고딕" w:eastAsia="맑은 고딕" w:hAnsi="맑은 고딕" w:cs="맑은 고딕"/>
-        </w:rPr>
-        <w:br/>
-        <w:t>시도하게 된다.</w:t>
-      </w:r>
-      <w:r>
-        <w:rPr>
-          <w:rFonts w:ascii="맑은 고딕" w:eastAsia="맑은 고딕" w:hAnsi="맑은 고딕" w:cs="맑은 고딕"/>
-        </w:rPr>
-        <w:br/>
-        <w:t>그러나 이미 ObjectPool 내부 큐가 소멸된 상태이므로, 해제된 객체에 접근하게 되어</w:t>
-      </w:r>
-      <w:r>
-        <w:rPr>
-          <w:rFonts w:ascii="맑은 고딕" w:eastAsia="맑은 고딕" w:hAnsi="맑은 고딕" w:cs="맑은 고딕"/>
-        </w:rPr>
-        <w:br/>
-        <w:t>크래시가 발생함.</w:t>
-      </w:r>
-      <w:r>
-        <w:rPr>
-          <w:rFonts w:ascii="맑은 고딕" w:eastAsia="맑은 고딕" w:hAnsi="맑은 고딕" w:cs="맑은 고딕"/>
-        </w:rPr>
-        <w:br/>
-      </w:r>
-      <w:r>
-        <w:rPr>
-          <w:rFonts w:ascii="맑은 고딕" w:eastAsia="맑은 고딕" w:hAnsi="맑은 고딕" w:cs="맑은 고딕"/>
-        </w:rPr>
-        <w:br/>
-        <w:t>[해결]</w:t>
-      </w:r>
-      <w:r>
-        <w:rPr>
-          <w:rFonts w:ascii="맑은 고딕" w:eastAsia="맑은 고딕" w:hAnsi="맑은 고딕" w:cs="맑은 고딕"/>
-        </w:rPr>
-        <w:br/>
-        <w:t>프로그램 종료 시 객체 소멸 순서를 명확히 하기 위해 ClientApp::release()를 추가함.</w:t>
-      </w:r>
-      <w:r>
-        <w:rPr>
-          <w:rFonts w:ascii="맑은 고딕" w:eastAsia="맑은 고딕" w:hAnsi="맑은 고딕" w:cs="맑은 고딕"/>
-        </w:rPr>
-        <w:br/>
-        <w:t>그리고 프로그램 종료 처리에서 release 호출 순서를 조정하여 SendBuffer 관련</w:t>
-      </w:r>
-      <w:r>
-        <w:rPr>
-          <w:rFonts w:ascii="맑은 고딕" w:eastAsia="맑은 고딕" w:hAnsi="맑은 고딕" w:cs="맑은 고딕"/>
-        </w:rPr>
-        <w:br/>
-        <w:t>리소스보다 먼저 해제함.</w:t>
-      </w:r>
-      <w:r>
-        <w:rPr>
-          <w:rFonts w:ascii="맑은 고딕" w:eastAsia="맑은 고딕" w:hAnsi="맑은 고딕" w:cs="맑은 고딕"/>
-        </w:rPr>
-        <w:br/>
-        <w:t>추가적으로 세션 소멸자에서 전송 버퍼를 먼저 정리하여 늦게 도착하는 callback에 대비함.</w:t>
-      </w:r>
-    </w:p>
-    <w:p>
-      <w:pPr>
-        <w:pStyle w:val="a30"/>
-        <w:ind w:left="800" w:hanging="400"/>
-      </w:pPr>
-      <w:r>
-        <w:rPr>
-          <w:rFonts w:ascii="맑은 고딕" w:eastAsia="맑은 고딕" w:hAnsi="맑은 고딕" w:cs="맑은 고딕"/>
-        </w:rPr>
-        <w:t>2.   서버 버그 수정</w:t>
-      </w:r>
-    </w:p>
-    <w:p>
-      <w:pPr>
-        <w:pStyle w:val="a30"/>
-        <w:ind w:left="1200" w:hanging="400"/>
-      </w:pPr>
-      <w:r>
-        <w:rPr>
-          <w:rFonts w:ascii="맑은 고딕" w:eastAsia="맑은 고딕" w:hAnsi="맑은 고딕" w:cs="맑은 고딕"/>
-        </w:rPr>
-        <w:t>a.   SendBuffer 이중 해제 문제</w:t>
-      </w:r>
-    </w:p>
-    <w:p>
-      <w:pPr>
-        <w:pStyle w:val="a30"/>
-        <w:ind w:left="1600" w:hanging="400"/>
-      </w:pPr>
-      <w:r>
-        <w:rPr>
-          <w:rFonts w:ascii="맑은 고딕" w:eastAsia="맑은 고딕" w:hAnsi="맑은 고딕" w:cs="맑은 고딕"/>
-        </w:rPr>
-        <w:t>i.   [문제 상황]</w:t>
-      </w:r>
-      <w:r>
-        <w:rPr>
-          <w:rFonts w:ascii="맑은 고딕" w:eastAsia="맑은 고딕" w:hAnsi="맑은 고딕" w:cs="맑은 고딕"/>
-        </w:rPr>
-        <w:br/>
-        <w:t>Session::processSend()에서 SendBuffer 메모리 해제 시 크래시가 발생함.</w:t>
-      </w:r>
-      <w:r>
-        <w:rPr>
-          <w:rFonts w:ascii="맑은 고딕" w:eastAsia="맑은 고딕" w:hAnsi="맑은 고딕" w:cs="맑은 고딕"/>
-        </w:rPr>
-        <w:br/>
-      </w:r>
-      <w:r>
-        <w:rPr>
-          <w:rFonts w:ascii="맑은 고딕" w:eastAsia="맑은 고딕" w:hAnsi="맑은 고딕" w:cs="맑은 고딕"/>
-        </w:rPr>
-        <w:br/>
-      </w:r>
-      <w:r>
-        <w:rPr>
-          <w:rFonts w:ascii="맑은 고딕" w:eastAsia="맑은 고딕" w:hAnsi="맑은 고딕" w:cs="맑은 고딕"/>
-        </w:rPr>
-        <w:lastRenderedPageBreak/>
-        <w:t>[원인]</w:t>
-      </w:r>
-      <w:r>
-        <w:rPr>
-          <w:rFonts w:ascii="맑은 고딕" w:eastAsia="맑은 고딕" w:hAnsi="맑은 고딕" w:cs="맑은 고딕"/>
-        </w:rPr>
-        <w:br/>
-        <w:t>- SendBufferManager::open()이 SendBuffer에 대한 raw poiner 반환</w:t>
-      </w:r>
-      <w:r>
-        <w:rPr>
-          <w:rFonts w:ascii="맑은 고딕" w:eastAsia="맑은 고딕" w:hAnsi="맑은 고딕" w:cs="맑은 고딕"/>
-        </w:rPr>
-        <w:br/>
-        <w:t>- 동일 SendBuffer를 broadcast 시 여러 세션의 send queue에 삽입</w:t>
-      </w:r>
-      <w:r>
-        <w:rPr>
-          <w:rFonts w:ascii="맑은 고딕" w:eastAsia="맑은 고딕" w:hAnsi="맑은 고딕" w:cs="맑은 고딕"/>
-        </w:rPr>
-        <w:br/>
-        <w:t>- 각 세션이 completion 시 메모리를 해제 -&gt; 이중 해제 발생</w:t>
-      </w:r>
-      <w:r>
-        <w:rPr>
-          <w:rFonts w:ascii="맑은 고딕" w:eastAsia="맑은 고딕" w:hAnsi="맑은 고딕" w:cs="맑은 고딕"/>
-        </w:rPr>
-        <w:br/>
-      </w:r>
-      <w:r>
-        <w:rPr>
-          <w:rFonts w:ascii="맑은 고딕" w:eastAsia="맑은 고딕" w:hAnsi="맑은 고딕" w:cs="맑은 고딕"/>
-        </w:rPr>
-        <w:br/>
-        <w:t>[해결]</w:t>
-      </w:r>
-      <w:r>
-        <w:rPr>
-          <w:rFonts w:ascii="맑은 고딕" w:eastAsia="맑은 고딕" w:hAnsi="맑은 고딕" w:cs="맑은 고딕"/>
-        </w:rPr>
-        <w:br/>
-        <w:t>SendBufferManager::open()이 SendBuffer에 대한 std::shared_ptr을 반환하도록 수정함.</w:t>
-      </w:r>
-      <w:r>
-        <w:rPr>
-          <w:rFonts w:ascii="맑은 고딕" w:eastAsia="맑은 고딕" w:hAnsi="맑은 고딕" w:cs="맑은 고딕"/>
-        </w:rPr>
-        <w:br/>
-        <w:t>겸사겸사 클라이언트에서도 SendBuffer 메모리 해제가 수월해짐.</w:t>
-      </w:r>
-      <w:r>
-        <w:rPr>
-          <w:rFonts w:ascii="맑은 고딕" w:eastAsia="맑은 고딕" w:hAnsi="맑은 고딕" w:cs="맑은 고딕"/>
-        </w:rPr>
-        <w:br/>
-      </w:r>
-    </w:p>
-    <w:p>
-      <w:pPr>
-        <w:pStyle w:val="a30"/>
-        <w:ind w:left="800" w:hanging="400"/>
-      </w:pPr>
-      <w:r>
-        <w:rPr>
-          <w:rFonts w:ascii="맑은 고딕" w:eastAsia="맑은 고딕" w:hAnsi="맑은 고딕" w:cs="맑은 고딕"/>
-        </w:rPr>
-        <w:t>3.   서버 공격 피격 시스템 구현</w:t>
-      </w:r>
-    </w:p>
-    <w:p>
-      <w:pPr>
-        <w:pStyle w:val="a30"/>
-        <w:ind w:left="1200" w:hanging="400"/>
-      </w:pPr>
-      <w:r>
-        <w:rPr>
-          <w:rFonts w:ascii="맑은 고딕" w:eastAsia="맑은 고딕" w:hAnsi="맑은 고딕" w:cs="맑은 고딕"/>
-        </w:rPr>
-        <w:t>a.   핵심 구현 내용</w:t>
-      </w:r>
-    </w:p>
-    <w:p>
-      <w:pPr>
-        <w:pStyle w:val="a30"/>
-        <w:ind w:left="1600" w:hanging="400"/>
-      </w:pPr>
-      <w:r>
-        <w:rPr>
-          <w:rFonts w:ascii="맑은 고딕" w:eastAsia="맑은 고딕" w:hAnsi="맑은 고딕" w:cs="맑은 고딕"/>
-        </w:rPr>
-        <w:t>i.   지연 보상</w:t>
-      </w:r>
-    </w:p>
-    <w:p>
-      <w:pPr>
-        <w:pStyle w:val="a30"/>
-        <w:ind w:left="2000" w:hanging="400"/>
-      </w:pPr>
-      <w:r>
-        <w:rPr>
-          <w:rFonts w:ascii="맑은 고딕" w:eastAsia="맑은 고딕" w:hAnsi="맑은 고딕" w:cs="맑은 고딕"/>
-        </w:rPr>
-        <w:t>1.   [문제]</w:t>
-      </w:r>
-      <w:r>
-        <w:rPr>
-          <w:rFonts w:ascii="맑은 고딕" w:eastAsia="맑은 고딕" w:hAnsi="맑은 고딕" w:cs="맑은 고딕"/>
-        </w:rPr>
-        <w:br/>
-        <w:t>클라이언트가 LButton을 누른 시점(t)과 C_Attack이 서버에 도달하는 시점(t+d)</w:t>
-      </w:r>
-      <w:r>
-        <w:rPr>
-          <w:rFonts w:ascii="맑은 고딕" w:eastAsia="맑은 고딕" w:hAnsi="맑은 고딕" w:cs="맑은 고딕"/>
-        </w:rPr>
-        <w:br/>
-        <w:t>사이에 고블린이 이동. 서버의 현재 고블린 위치로 판정하면 클라이언트 화면과 불일치.</w:t>
-      </w:r>
-      <w:r>
-        <w:rPr>
-          <w:rFonts w:ascii="맑은 고딕" w:eastAsia="맑은 고딕" w:hAnsi="맑은 고딕" w:cs="맑은 고딕"/>
-        </w:rPr>
-        <w:br/>
-      </w:r>
-      <w:r>
-        <w:rPr>
-          <w:rFonts w:ascii="맑은 고딕" w:eastAsia="맑은 고딕" w:hAnsi="맑은 고딕" w:cs="맑은 고딕"/>
-        </w:rPr>
-        <w:br/>
-        <w:t>[해결]</w:t>
-      </w:r>
-      <w:r>
-        <w:rPr>
-          <w:rFonts w:ascii="맑은 고딕" w:eastAsia="맑은 고딕" w:hAnsi="맑은 고딕" w:cs="맑은 고딕"/>
-        </w:rPr>
-        <w:br/>
-        <w:t>클라이언트가 공격 시점의 서버 시계 추정값을 clientMs로 전송 -&gt; 서버가</w:t>
-      </w:r>
-      <w:r>
-        <w:rPr>
-          <w:rFonts w:ascii="맑은 고딕" w:eastAsia="맑은 고딕" w:hAnsi="맑은 고딕" w:cs="맑은 고딕"/>
-        </w:rPr>
-        <w:br/>
-        <w:t>그 시점으로 되감기</w:t>
-      </w:r>
-    </w:p>
-    <w:p>
-      <w:pPr>
-        <w:pStyle w:val="a30"/>
-        <w:ind w:left="2000" w:hanging="400"/>
-      </w:pPr>
-      <w:r>
-        <w:rPr>
-          <w:rFonts w:ascii="맑은 고딕" w:eastAsia="맑은 고딕" w:hAnsi="맑은 고딕" w:cs="맑은 고딕"/>
-        </w:rPr>
-        <w:t>2.   시계 동기화</w:t>
-      </w:r>
-      <w:r>
-        <w:rPr>
-          <w:rFonts w:ascii="맑은 고딕" w:eastAsia="맑은 고딕" w:hAnsi="맑은 고딕" w:cs="맑은 고딕"/>
-        </w:rPr>
-        <w:br/>
-        <w:t>서버 S_TimeSync(t) -- d(단방향 지연)-- 클라이언트(recv)</w:t>
-      </w:r>
-      <w:r>
-        <w:rPr>
-          <w:rFonts w:ascii="맑은 고딕" w:eastAsia="맑은 고딕" w:hAnsi="맑은 고딕" w:cs="맑은 고딕"/>
-        </w:rPr>
-        <w:br/>
-      </w:r>
-      <w:r>
-        <w:rPr>
-          <w:rFonts w:ascii="맑은 고딕" w:eastAsia="맑은 고딕" w:hAnsi="맑은 고딕" w:cs="맑은 고딕"/>
-        </w:rPr>
-        <w:br/>
-        <w:t>클라이언트 저장: clockOffset = t - nowMs()</w:t>
-      </w:r>
-      <w:r>
-        <w:rPr>
-          <w:rFonts w:ascii="맑은 고딕" w:eastAsia="맑은 고딕" w:hAnsi="맑은 고딕" w:cs="맑은 고딕"/>
-        </w:rPr>
-        <w:br/>
-        <w:t>공격 시 전송: clientMs = nowMs() + clockOffset</w:t>
-      </w:r>
-      <w:r>
-        <w:rPr>
-          <w:rFonts w:ascii="맑은 고딕" w:eastAsia="맑은 고딕" w:hAnsi="맑은 고딕" w:cs="맑은 고딕"/>
-        </w:rPr>
-        <w:br/>
-        <w:t>(nowMs = high_resolution_clock::now().time_since_epoch() 를 ms uint64로 변환한 값</w:t>
-      </w:r>
-    </w:p>
-    <w:p>
-      <w:pPr>
-        <w:pStyle w:val="a30"/>
-        <w:ind w:left="2000" w:hanging="400"/>
-      </w:pPr>
-      <w:r>
-        <w:rPr>
-          <w:rFonts w:ascii="맑은 고딕" w:eastAsia="맑은 고딕" w:hAnsi="맑은 고딕" w:cs="맑은 고딕"/>
-        </w:rPr>
-        <w:t>3.   몬스터 위치 히스토리 저장</w:t>
-      </w:r>
-    </w:p>
-    <w:p>
-      <w:pPr>
-        <w:pStyle w:val="a30"/>
-        <w:ind w:left="2400" w:hanging="400"/>
-      </w:pPr>
-      <w:r>
-        <w:rPr>
-          <w:rFonts w:ascii="맑은 고딕" w:eastAsia="맑은 고딕" w:hAnsi="맑은 고딕" w:cs="맑은 고딕"/>
-        </w:rPr>
-        <w:t>a.   NPC 위치를 링 버퍼 형태로 저장</w:t>
-      </w:r>
-    </w:p>
-    <w:p>
-      <w:pPr>
-        <w:pStyle w:val="a30"/>
-        <w:ind w:left="2400" w:hanging="400"/>
-      </w:pPr>
-      <w:r>
-        <w:rPr>
-          <w:rFonts w:ascii="맑은 고딕" w:eastAsia="맑은 고딕" w:hAnsi="맑은 고딕" w:cs="맑은 고딕"/>
-        </w:rPr>
-        <w:t>b.   공격 판정 시 해당 시점의 위치를 역추적하여 사용</w:t>
-      </w:r>
-    </w:p>
-    <w:p>
-      <w:pPr>
-        <w:pStyle w:val="a30"/>
-        <w:ind w:left="2400" w:hanging="400"/>
-        <w:rPr>
-          <w:szCs w:val="20"/>
-        </w:rPr>
-      </w:pPr>
-      <w:r>
-        <w:rPr>
-          <w:rFonts w:ascii="맑은 고딕" w:eastAsia="맑은 고딕" w:hAnsi="맑은 고딕" w:cs="맑은 고딕"/>
-        </w:rPr>
-        <w:t>c.   약 270ms 범위의 지연을 보상하도록 구성</w:t>
+          <w:szCs w:val="20"/>
+        </w:rPr>
+        <w:t>약 23% 동기화는 JobTimer::jobTimerMtx_ mutex 경합으로 추정됨.</w:t>
       </w:r>
     </w:p>
     <w:p>
@@ -2519,13 +3956,6 @@
           <w:szCs w:val="20"/>
         </w:rPr>
       </w:pPr>
-      <w:r>
-        <w:rPr>
-          <w:sz w:val="28"/>
-          <w:szCs w:val="32"/>
-        </w:rPr>
-        <w:br w:type="page"/>
-      </w:r>
     </w:p>
     <w:tbl>
       <w:tblPr>
@@ -2541,7 +3971,7 @@
       </w:tblGrid>
       <w:tr>
         <w:trPr>
-          <w:trHeight w:val="875"/>
+          <w:trHeight w:val="875" w:hRule="atLeast"/>
         </w:trPr>
         <w:tc>
           <w:tcPr>
@@ -2557,7 +3987,6 @@
               </w:rPr>
             </w:pPr>
             <w:r>
-              <w:lastRenderedPageBreak/>
               <w:br w:type="page"/>
             </w:r>
             <w:r>
@@ -2618,7 +4047,7 @@
       </w:tr>
       <w:tr>
         <w:trPr>
-          <w:trHeight w:val="590"/>
+          <w:trHeight w:val="590" w:hRule="atLeast"/>
         </w:trPr>
         <w:tc>
           <w:tcPr>
@@ -2746,7 +4175,7 @@
       </w:tr>
       <w:tr>
         <w:trPr>
-          <w:trHeight w:val="1520"/>
+          <w:trHeight w:val="1520" w:hRule="atLeast"/>
         </w:trPr>
         <w:tc>
           <w:tcPr>
@@ -2851,12 +4280,12 @@
       </w:tr>
       <w:tr>
         <w:trPr>
-          <w:trHeight w:val="1963"/>
+          <w:trHeight w:val="1963" w:hRule="atLeast"/>
         </w:trPr>
         <w:tc>
           <w:tcPr>
             <w:tcW w:w="1555" w:type="dxa"/>
-            <w:shd w:val="clear" w:color="auto" w:fill="F2F2F2" w:themeFill="background1" w:themeFillShade="F2"/>
+            <w:shd w:val="clear" w:color="auto" w:fill="F2F2F2" w:themeFill="background1" w:themeFillShade="f2"/>
             <w:vAlign w:val="center"/>
           </w:tcPr>
           <w:p>
@@ -2905,7 +4334,7 @@
           <w:tcPr>
             <w:tcW w:w="8901" w:type="dxa"/>
             <w:gridSpan w:val="3"/>
-            <w:shd w:val="clear" w:color="auto" w:fill="F2F2F2" w:themeFill="background1" w:themeFillShade="F2"/>
+            <w:shd w:val="clear" w:color="auto" w:fill="F2F2F2" w:themeFill="background1" w:themeFillShade="f2"/>
             <w:vAlign w:val="center"/>
           </w:tcPr>
           <w:p>
@@ -2928,21 +4357,20 @@
 </file>
 
 <file path=word/numbering.xml><?xml version="1.0" encoding="utf-8"?>
-<w:numbering xmlns:wpc="http://schemas.microsoft.com/office/word/2010/wordprocessingCanvas" xmlns:cx="http://schemas.microsoft.com/office/drawing/2014/chartex" xmlns:cx1="http://schemas.microsoft.com/office/drawing/2015/9/8/chartex" xmlns:cx2="http://schemas.microsoft.com/office/drawing/2015/10/21/chartex" xmlns:cx3="http://schemas.microsoft.com/office/drawing/2016/5/9/chartex" xmlns:cx4="http://schemas.microsoft.com/office/drawing/2016/5/10/chartex" xmlns:cx5="http://schemas.microsoft.com/office/drawing/2016/5/11/chartex" xmlns:cx6="http://schemas.microsoft.com/office/drawing/2016/5/12/chartex" xmlns:cx7="http://schemas.microsoft.com/office/drawing/2016/5/13/chartex" xmlns:cx8="http://schemas.microsoft.com/office/drawing/2016/5/14/chartex" xmlns:mc="http://schemas.openxmlformats.org/markup-compatibility/2006" xmlns:aink="http://schemas.microsoft.com/office/drawing/2016/ink" xmlns:am3d="http://schemas.microsoft.com/office/drawing/2017/model3d" xmlns:o="urn:schemas-microsoft-com:office:office" xmlns:oel="http://schemas.microsoft.com/office/2019/extlst" xmlns:r="http://schemas.openxmlformats.org/officeDocument/2006/relationships" xmlns:m="http://schemas.openxmlformats.org/officeDocument/2006/math" xmlns:v="urn:schemas-microsoft-com:vml" xmlns:wp14="http://schemas.microsoft.com/office/word/2010/wordprocessingDrawing" xmlns:wp="http://schemas.openxmlformats.org/drawingml/2006/wordprocessingDrawing" xmlns:w10="urn:schemas-microsoft-com:office:word" xmlns:w="http://schemas.openxmlformats.org/wordprocessingml/2006/main" xmlns:w14="http://schemas.microsoft.com/office/word/2010/wordml" xmlns:w15="http://schemas.microsoft.com/office/word/2012/wordml" xmlns:w16cex="http://schemas.microsoft.com/office/word/2018/wordml/cex" xmlns:w16cid="http://schemas.microsoft.com/office/word/2016/wordml/cid" xmlns:w16="http://schemas.microsoft.com/office/word/2018/wordml" xmlns:w16du="http://schemas.microsoft.com/office/word/2023/wordml/word16du" xmlns:w16sdtdh="http://schemas.microsoft.com/office/word/2020/wordml/sdtdatahash" xmlns:w16sdtfl="http://schemas.microsoft.com/office/word/2024/wordml/sdtformatlock" xmlns:w16se="http://schemas.microsoft.com/office/word/2015/wordml/symex" xmlns:wpg="http://schemas.microsoft.com/office/word/2010/wordprocessingGroup" xmlns:wpi="http://schemas.microsoft.com/office/word/2010/wordprocessingInk" xmlns:wne="http://schemas.microsoft.com/office/word/2006/wordml" xmlns:wps="http://schemas.microsoft.com/office/word/2010/wordprocessingShape" mc:Ignorable="w14 w15 w16se w16cid w16 w16cex w16sdtdh w16sdtfl w16du wp14">
-  <w:abstractNum w:abstractNumId="0" w15:restartNumberingAfterBreak="0">
-    <w:nsid w:val="FF7FEF50"/>
+<w:numbering xmlns:ve="http://schemas.openxmlformats.org/markup-compatibility/2006" xmlns:o="urn:schemas-microsoft-com:office:office" xmlns:r="http://schemas.openxmlformats.org/officeDocument/2006/relationships" xmlns:m="http://schemas.openxmlformats.org/officeDocument/2006/math" xmlns:v="urn:schemas-microsoft-com:vml" xmlns:wp="http://schemas.openxmlformats.org/drawingml/2006/wordprocessingDrawing" xmlns:w10="urn:schemas-microsoft-com:office:word" xmlns:w="http://schemas.openxmlformats.org/wordprocessingml/2006/main" xmlns:w14="http://schemas.microsoft.com/office/word/2010/wordml" xmlns:wne="http://schemas.microsoft.com/office/word/2006/wordml">
+  <w:abstractNum w:abstractNumId="0">
+    <w:nsid w:val="ff7fef50"/>
     <w:multiLevelType w:val="hybridMultilevel"/>
-    <w:tmpl w:val="2188C7E4"/>
-    <w:lvl w:ilvl="0" w:tplc="0409000F">
+    <w:tmpl w:val="2188c7e4"/>
+    <w:lvl w:ilvl="0" w:tplc="409000f">
       <w:start w:val="1"/>
-      <w:numFmt w:val="decimal"/>
       <w:lvlText w:val="%1."/>
       <w:lvlJc w:val="left"/>
       <w:pPr>
         <w:ind w:left="800" w:hanging="400"/>
       </w:pPr>
     </w:lvl>
-    <w:lvl w:ilvl="1" w:tplc="4392858C">
+    <w:lvl w:ilvl="1" w:tplc="4392858c">
       <w:start w:val="1"/>
       <w:numFmt w:val="lowerLetter"/>
       <w:lvlText w:val="%2."/>
@@ -2951,7 +4379,7 @@
         <w:ind w:left="1200" w:hanging="400"/>
       </w:pPr>
     </w:lvl>
-    <w:lvl w:ilvl="2" w:tplc="0409001B">
+    <w:lvl w:ilvl="2" w:tplc="409001b">
       <w:start w:val="1"/>
       <w:numFmt w:val="lowerRoman"/>
       <w:lvlText w:val="%3."/>
@@ -2960,16 +4388,15 @@
         <w:ind w:left="1600" w:hanging="400"/>
       </w:pPr>
     </w:lvl>
-    <w:lvl w:ilvl="3" w:tplc="0409000F">
+    <w:lvl w:ilvl="3" w:tplc="409000f">
       <w:start w:val="1"/>
-      <w:numFmt w:val="decimal"/>
       <w:lvlText w:val="%4."/>
       <w:lvlJc w:val="left"/>
       <w:pPr>
         <w:ind w:left="2000" w:hanging="400"/>
       </w:pPr>
     </w:lvl>
-    <w:lvl w:ilvl="4" w:tplc="4392858C">
+    <w:lvl w:ilvl="4" w:tplc="4392858c">
       <w:start w:val="1"/>
       <w:numFmt w:val="lowerLetter"/>
       <w:lvlText w:val="%5."/>
@@ -2978,7 +4405,7 @@
         <w:ind w:left="2400" w:hanging="400"/>
       </w:pPr>
     </w:lvl>
-    <w:lvl w:ilvl="5" w:tplc="0409001B">
+    <w:lvl w:ilvl="5" w:tplc="409001b">
       <w:start w:val="1"/>
       <w:numFmt w:val="lowerRoman"/>
       <w:lvlText w:val="%6."/>
@@ -2987,16 +4414,15 @@
         <w:ind w:left="2800" w:hanging="400"/>
       </w:pPr>
     </w:lvl>
-    <w:lvl w:ilvl="6" w:tplc="0409000F">
+    <w:lvl w:ilvl="6" w:tplc="409000f">
       <w:start w:val="1"/>
-      <w:numFmt w:val="decimal"/>
       <w:lvlText w:val="%7."/>
       <w:lvlJc w:val="left"/>
       <w:pPr>
         <w:ind w:left="3200" w:hanging="400"/>
       </w:pPr>
     </w:lvl>
-    <w:lvl w:ilvl="7" w:tplc="4392858C">
+    <w:lvl w:ilvl="7" w:tplc="4392858c">
       <w:start w:val="1"/>
       <w:numFmt w:val="lowerLetter"/>
       <w:lvlText w:val="%8."/>
@@ -3005,7 +4431,7 @@
         <w:ind w:left="3600" w:hanging="400"/>
       </w:pPr>
     </w:lvl>
-    <w:lvl w:ilvl="8" w:tplc="0409001B">
+    <w:lvl w:ilvl="8" w:tplc="409001b">
       <w:start w:val="1"/>
       <w:numFmt w:val="lowerRoman"/>
       <w:lvlText w:val="%9."/>
@@ -3015,20 +4441,20 @@
       </w:pPr>
     </w:lvl>
   </w:abstractNum>
-  <w:abstractNum w:abstractNumId="1" w15:restartNumberingAfterBreak="0">
-    <w:nsid w:val="1EB37F45"/>
+  <w:abstractNum w:abstractNumId="1">
+    <w:nsid w:val="1eb37f45"/>
     <w:multiLevelType w:val="multilevel"/>
-    <w:tmpl w:val="6CA6A2DC"/>
+    <w:tmpl w:val="6ca6a2dc"/>
     <w:lvl w:ilvl="0">
       <w:start w:val="1"/>
       <w:numFmt w:val="bullet"/>
       <w:lvlText w:val=""/>
       <w:lvlJc w:val="left"/>
       <w:pPr>
+        <w:ind w:left="720" w:hanging="360"/>
         <w:tabs>
           <w:tab w:val="num" w:pos="720"/>
         </w:tabs>
-        <w:ind w:left="720" w:hanging="360"/>
       </w:pPr>
       <w:rPr>
         <w:rFonts w:ascii="Symbol" w:hAnsi="Symbol" w:hint="default"/>
@@ -3044,115 +4470,115 @@
         <w:ind w:left="1440" w:hanging="360"/>
       </w:pPr>
       <w:rPr>
-        <w:rFonts w:ascii="맑은 고딕" w:eastAsia="맑은 고딕" w:hAnsi="맑은 고딕" w:cstheme="minorBidi" w:hint="eastAsia"/>
+        <w:rFonts w:ascii="맑은 고딕" w:eastAsia="맑은 고딕" w:hAnsi="맑은 고딕" w:hint="eastAsia"/>
       </w:rPr>
     </w:lvl>
-    <w:lvl w:ilvl="2" w:tentative="1">
+    <w:lvl w:ilvl="2" w:tentative="on">
       <w:start w:val="1"/>
       <w:numFmt w:val="bullet"/>
       <w:lvlText w:val=""/>
       <w:lvlJc w:val="left"/>
       <w:pPr>
+        <w:ind w:left="2160" w:hanging="360"/>
         <w:tabs>
           <w:tab w:val="num" w:pos="2160"/>
         </w:tabs>
-        <w:ind w:left="2160" w:hanging="360"/>
       </w:pPr>
       <w:rPr>
         <w:rFonts w:ascii="Wingdings" w:hAnsi="Wingdings" w:hint="default"/>
         <w:sz w:val="20"/>
       </w:rPr>
     </w:lvl>
-    <w:lvl w:ilvl="3" w:tentative="1">
+    <w:lvl w:ilvl="3" w:tentative="on">
       <w:start w:val="1"/>
       <w:numFmt w:val="bullet"/>
       <w:lvlText w:val=""/>
       <w:lvlJc w:val="left"/>
       <w:pPr>
+        <w:ind w:left="2880" w:hanging="360"/>
         <w:tabs>
           <w:tab w:val="num" w:pos="2880"/>
         </w:tabs>
-        <w:ind w:left="2880" w:hanging="360"/>
       </w:pPr>
       <w:rPr>
         <w:rFonts w:ascii="Wingdings" w:hAnsi="Wingdings" w:hint="default"/>
         <w:sz w:val="20"/>
       </w:rPr>
     </w:lvl>
-    <w:lvl w:ilvl="4" w:tentative="1">
+    <w:lvl w:ilvl="4" w:tentative="on">
       <w:start w:val="1"/>
       <w:numFmt w:val="bullet"/>
       <w:lvlText w:val=""/>
       <w:lvlJc w:val="left"/>
       <w:pPr>
+        <w:ind w:left="3600" w:hanging="360"/>
         <w:tabs>
           <w:tab w:val="num" w:pos="3600"/>
         </w:tabs>
-        <w:ind w:left="3600" w:hanging="360"/>
       </w:pPr>
       <w:rPr>
         <w:rFonts w:ascii="Wingdings" w:hAnsi="Wingdings" w:hint="default"/>
         <w:sz w:val="20"/>
       </w:rPr>
     </w:lvl>
-    <w:lvl w:ilvl="5" w:tentative="1">
+    <w:lvl w:ilvl="5" w:tentative="on">
       <w:start w:val="1"/>
       <w:numFmt w:val="bullet"/>
       <w:lvlText w:val=""/>
       <w:lvlJc w:val="left"/>
       <w:pPr>
+        <w:ind w:left="4320" w:hanging="360"/>
         <w:tabs>
           <w:tab w:val="num" w:pos="4320"/>
         </w:tabs>
-        <w:ind w:left="4320" w:hanging="360"/>
       </w:pPr>
       <w:rPr>
         <w:rFonts w:ascii="Wingdings" w:hAnsi="Wingdings" w:hint="default"/>
         <w:sz w:val="20"/>
       </w:rPr>
     </w:lvl>
-    <w:lvl w:ilvl="6" w:tentative="1">
+    <w:lvl w:ilvl="6" w:tentative="on">
       <w:start w:val="1"/>
       <w:numFmt w:val="bullet"/>
       <w:lvlText w:val=""/>
       <w:lvlJc w:val="left"/>
       <w:pPr>
+        <w:ind w:left="5040" w:hanging="360"/>
         <w:tabs>
           <w:tab w:val="num" w:pos="5040"/>
         </w:tabs>
-        <w:ind w:left="5040" w:hanging="360"/>
       </w:pPr>
       <w:rPr>
         <w:rFonts w:ascii="Wingdings" w:hAnsi="Wingdings" w:hint="default"/>
         <w:sz w:val="20"/>
       </w:rPr>
     </w:lvl>
-    <w:lvl w:ilvl="7" w:tentative="1">
+    <w:lvl w:ilvl="7" w:tentative="on">
       <w:start w:val="1"/>
       <w:numFmt w:val="bullet"/>
       <w:lvlText w:val=""/>
       <w:lvlJc w:val="left"/>
       <w:pPr>
+        <w:ind w:left="5760" w:hanging="360"/>
         <w:tabs>
           <w:tab w:val="num" w:pos="5760"/>
         </w:tabs>
-        <w:ind w:left="5760" w:hanging="360"/>
       </w:pPr>
       <w:rPr>
         <w:rFonts w:ascii="Wingdings" w:hAnsi="Wingdings" w:hint="default"/>
         <w:sz w:val="20"/>
       </w:rPr>
     </w:lvl>
-    <w:lvl w:ilvl="8" w:tentative="1">
+    <w:lvl w:ilvl="8" w:tentative="on">
       <w:start w:val="1"/>
       <w:numFmt w:val="bullet"/>
       <w:lvlText w:val=""/>
       <w:lvlJc w:val="left"/>
       <w:pPr>
+        <w:ind w:left="6480" w:hanging="360"/>
         <w:tabs>
           <w:tab w:val="num" w:pos="6480"/>
         </w:tabs>
-        <w:ind w:left="6480" w:hanging="360"/>
       </w:pPr>
       <w:rPr>
         <w:rFonts w:ascii="Wingdings" w:hAnsi="Wingdings" w:hint="default"/>
@@ -3160,181 +4586,29 @@
       </w:rPr>
     </w:lvl>
   </w:abstractNum>
-  <w:abstractNum w:abstractNumId="2" w15:restartNumberingAfterBreak="0">
-    <w:nsid w:val="332855D3"/>
-    <w:multiLevelType w:val="multilevel"/>
-    <w:tmpl w:val="88B63E2E"/>
-    <w:lvl w:ilvl="0">
+  <w:abstractNum w:abstractNumId="2">
+    <w:nsid w:val="fb7fffd0"/>
+    <w:multiLevelType w:val="hybridMultilevel"/>
+    <w:lvl w:ilvl="0" w:tplc="409000f">
       <w:start w:val="1"/>
-      <w:numFmt w:val="bullet"/>
-      <w:lvlText w:val=""/>
-      <w:lvlJc w:val="left"/>
-      <w:pPr>
-        <w:tabs>
-          <w:tab w:val="num" w:pos="720"/>
-        </w:tabs>
-        <w:ind w:left="720" w:hanging="360"/>
-      </w:pPr>
-      <w:rPr>
-        <w:rFonts w:ascii="Symbol" w:hAnsi="Symbol" w:hint="default"/>
-        <w:sz w:val="20"/>
-      </w:rPr>
-    </w:lvl>
-    <w:lvl w:ilvl="1">
-      <w:start w:val="1"/>
-      <w:numFmt w:val="bullet"/>
-      <w:lvlText w:val="o"/>
-      <w:lvlJc w:val="left"/>
-      <w:pPr>
-        <w:tabs>
-          <w:tab w:val="num" w:pos="1440"/>
-        </w:tabs>
-        <w:ind w:left="1440" w:hanging="360"/>
-      </w:pPr>
-      <w:rPr>
-        <w:rFonts w:ascii="Courier New" w:hAnsi="Courier New" w:hint="default"/>
-        <w:sz w:val="20"/>
-      </w:rPr>
-    </w:lvl>
-    <w:lvl w:ilvl="2" w:tentative="1">
-      <w:start w:val="1"/>
-      <w:numFmt w:val="bullet"/>
-      <w:lvlText w:val=""/>
-      <w:lvlJc w:val="left"/>
-      <w:pPr>
-        <w:tabs>
-          <w:tab w:val="num" w:pos="2160"/>
-        </w:tabs>
-        <w:ind w:left="2160" w:hanging="360"/>
-      </w:pPr>
-      <w:rPr>
-        <w:rFonts w:ascii="Wingdings" w:hAnsi="Wingdings" w:hint="default"/>
-        <w:sz w:val="20"/>
-      </w:rPr>
-    </w:lvl>
-    <w:lvl w:ilvl="3" w:tentative="1">
-      <w:start w:val="1"/>
-      <w:numFmt w:val="bullet"/>
-      <w:lvlText w:val=""/>
-      <w:lvlJc w:val="left"/>
-      <w:pPr>
-        <w:tabs>
-          <w:tab w:val="num" w:pos="2880"/>
-        </w:tabs>
-        <w:ind w:left="2880" w:hanging="360"/>
-      </w:pPr>
-      <w:rPr>
-        <w:rFonts w:ascii="Wingdings" w:hAnsi="Wingdings" w:hint="default"/>
-        <w:sz w:val="20"/>
-      </w:rPr>
-    </w:lvl>
-    <w:lvl w:ilvl="4" w:tentative="1">
-      <w:start w:val="1"/>
-      <w:numFmt w:val="bullet"/>
-      <w:lvlText w:val=""/>
-      <w:lvlJc w:val="left"/>
-      <w:pPr>
-        <w:tabs>
-          <w:tab w:val="num" w:pos="3600"/>
-        </w:tabs>
-        <w:ind w:left="3600" w:hanging="360"/>
-      </w:pPr>
-      <w:rPr>
-        <w:rFonts w:ascii="Wingdings" w:hAnsi="Wingdings" w:hint="default"/>
-        <w:sz w:val="20"/>
-      </w:rPr>
-    </w:lvl>
-    <w:lvl w:ilvl="5" w:tentative="1">
-      <w:start w:val="1"/>
-      <w:numFmt w:val="bullet"/>
-      <w:lvlText w:val=""/>
-      <w:lvlJc w:val="left"/>
-      <w:pPr>
-        <w:tabs>
-          <w:tab w:val="num" w:pos="4320"/>
-        </w:tabs>
-        <w:ind w:left="4320" w:hanging="360"/>
-      </w:pPr>
-      <w:rPr>
-        <w:rFonts w:ascii="Wingdings" w:hAnsi="Wingdings" w:hint="default"/>
-        <w:sz w:val="20"/>
-      </w:rPr>
-    </w:lvl>
-    <w:lvl w:ilvl="6" w:tentative="1">
-      <w:start w:val="1"/>
-      <w:numFmt w:val="bullet"/>
-      <w:lvlText w:val=""/>
-      <w:lvlJc w:val="left"/>
-      <w:pPr>
-        <w:tabs>
-          <w:tab w:val="num" w:pos="5040"/>
-        </w:tabs>
-        <w:ind w:left="5040" w:hanging="360"/>
-      </w:pPr>
-      <w:rPr>
-        <w:rFonts w:ascii="Wingdings" w:hAnsi="Wingdings" w:hint="default"/>
-        <w:sz w:val="20"/>
-      </w:rPr>
-    </w:lvl>
-    <w:lvl w:ilvl="7" w:tentative="1">
-      <w:start w:val="1"/>
-      <w:numFmt w:val="bullet"/>
-      <w:lvlText w:val=""/>
-      <w:lvlJc w:val="left"/>
-      <w:pPr>
-        <w:tabs>
-          <w:tab w:val="num" w:pos="5760"/>
-        </w:tabs>
-        <w:ind w:left="5760" w:hanging="360"/>
-      </w:pPr>
-      <w:rPr>
-        <w:rFonts w:ascii="Wingdings" w:hAnsi="Wingdings" w:hint="default"/>
-        <w:sz w:val="20"/>
-      </w:rPr>
-    </w:lvl>
-    <w:lvl w:ilvl="8" w:tentative="1">
-      <w:start w:val="1"/>
-      <w:numFmt w:val="bullet"/>
-      <w:lvlText w:val=""/>
-      <w:lvlJc w:val="left"/>
-      <w:pPr>
-        <w:tabs>
-          <w:tab w:val="num" w:pos="6480"/>
-        </w:tabs>
-        <w:ind w:left="6480" w:hanging="360"/>
-      </w:pPr>
-      <w:rPr>
-        <w:rFonts w:ascii="Wingdings" w:hAnsi="Wingdings" w:hint="default"/>
-        <w:sz w:val="20"/>
-      </w:rPr>
-    </w:lvl>
-  </w:abstractNum>
-  <w:abstractNum w:abstractNumId="3" w15:restartNumberingAfterBreak="0">
-    <w:nsid w:val="4F42558D"/>
-    <w:multiLevelType w:val="hybridMultilevel"/>
-    <w:tmpl w:val="630E89E6"/>
-    <w:lvl w:ilvl="0" w:tplc="FFFFFFFF">
-      <w:start w:val="1"/>
-      <w:numFmt w:val="decimal"/>
       <w:lvlText w:val="%1."/>
       <w:lvlJc w:val="left"/>
       <w:pPr>
         <w:ind w:left="800" w:hanging="400"/>
       </w:pPr>
+      <w:rPr/>
     </w:lvl>
-    <w:lvl w:ilvl="1" w:tplc="04090001">
+    <w:lvl w:ilvl="1" w:tplc="4392858c">
       <w:start w:val="1"/>
-      <w:numFmt w:val="bullet"/>
-      <w:lvlText w:val=""/>
+      <w:numFmt w:val="lowerLetter"/>
+      <w:lvlText w:val="%2."/>
       <w:lvlJc w:val="left"/>
       <w:pPr>
-        <w:ind w:left="1240" w:hanging="440"/>
-      </w:pPr>
-      <w:rPr>
-        <w:rFonts w:ascii="Wingdings" w:hAnsi="Wingdings" w:hint="default"/>
-      </w:rPr>
+        <w:ind w:left="1200" w:hanging="400"/>
+      </w:pPr>
+      <w:rPr/>
     </w:lvl>
-    <w:lvl w:ilvl="2" w:tplc="FFFFFFFF">
+    <w:lvl w:ilvl="2" w:tplc="409001b">
       <w:start w:val="1"/>
       <w:numFmt w:val="lowerRoman"/>
       <w:lvlText w:val="%3."/>
@@ -3342,17 +4616,18 @@
       <w:pPr>
         <w:ind w:left="1600" w:hanging="400"/>
       </w:pPr>
+      <w:rPr/>
     </w:lvl>
-    <w:lvl w:ilvl="3" w:tplc="FFFFFFFF">
+    <w:lvl w:ilvl="3" w:tplc="409000f">
       <w:start w:val="1"/>
-      <w:numFmt w:val="decimal"/>
       <w:lvlText w:val="%4."/>
       <w:lvlJc w:val="left"/>
       <w:pPr>
         <w:ind w:left="2000" w:hanging="400"/>
       </w:pPr>
+      <w:rPr/>
     </w:lvl>
-    <w:lvl w:ilvl="4" w:tplc="FFFFFFFF">
+    <w:lvl w:ilvl="4" w:tplc="4392858c">
       <w:start w:val="1"/>
       <w:numFmt w:val="lowerLetter"/>
       <w:lvlText w:val="%5."/>
@@ -3360,8 +4635,9 @@
       <w:pPr>
         <w:ind w:left="2400" w:hanging="400"/>
       </w:pPr>
+      <w:rPr/>
     </w:lvl>
-    <w:lvl w:ilvl="5" w:tplc="FFFFFFFF">
+    <w:lvl w:ilvl="5" w:tplc="409001b">
       <w:start w:val="1"/>
       <w:numFmt w:val="lowerRoman"/>
       <w:lvlText w:val="%6."/>
@@ -3369,17 +4645,18 @@
       <w:pPr>
         <w:ind w:left="2800" w:hanging="400"/>
       </w:pPr>
+      <w:rPr/>
     </w:lvl>
-    <w:lvl w:ilvl="6" w:tplc="FFFFFFFF">
+    <w:lvl w:ilvl="6" w:tplc="409000f">
       <w:start w:val="1"/>
-      <w:numFmt w:val="decimal"/>
       <w:lvlText w:val="%7."/>
       <w:lvlJc w:val="left"/>
       <w:pPr>
         <w:ind w:left="3200" w:hanging="400"/>
       </w:pPr>
+      <w:rPr/>
     </w:lvl>
-    <w:lvl w:ilvl="7" w:tplc="FFFFFFFF">
+    <w:lvl w:ilvl="7" w:tplc="4392858c">
       <w:start w:val="1"/>
       <w:numFmt w:val="lowerLetter"/>
       <w:lvlText w:val="%8."/>
@@ -3387,8 +4664,9 @@
       <w:pPr>
         <w:ind w:left="3600" w:hanging="400"/>
       </w:pPr>
+      <w:rPr/>
     </w:lvl>
-    <w:lvl w:ilvl="8" w:tplc="FFFFFFFF">
+    <w:lvl w:ilvl="8" w:tplc="409001b">
       <w:start w:val="1"/>
       <w:numFmt w:val="lowerRoman"/>
       <w:lvlText w:val="%9."/>
@@ -3396,38 +4674,36 @@
       <w:pPr>
         <w:ind w:left="4000" w:hanging="400"/>
       </w:pPr>
+      <w:rPr/>
     </w:lvl>
   </w:abstractNum>
-  <w:num w:numId="1" w16cid:durableId="1310592587">
+  <w:num w:numId="1">
     <w:abstractNumId w:val="0"/>
   </w:num>
-  <w:num w:numId="2" w16cid:durableId="1524048814">
+  <w:num w:numId="2">
     <w:abstractNumId w:val="1"/>
   </w:num>
-  <w:num w:numId="3" w16cid:durableId="1641960706">
+  <w:num w:numId="3">
     <w:abstractNumId w:val="2"/>
-  </w:num>
-  <w:num w:numId="4" w16cid:durableId="1242912820">
-    <w:abstractNumId w:val="3"/>
   </w:num>
 </w:numbering>
 </file>
 
 <file path=word/styles.xml><?xml version="1.0" encoding="utf-8"?>
-<w:styles xmlns:mc="http://schemas.openxmlformats.org/markup-compatibility/2006" xmlns:r="http://schemas.openxmlformats.org/officeDocument/2006/relationships" xmlns:w="http://schemas.openxmlformats.org/wordprocessingml/2006/main" xmlns:w14="http://schemas.microsoft.com/office/word/2010/wordml" xmlns:w15="http://schemas.microsoft.com/office/word/2012/wordml" xmlns:w16cex="http://schemas.microsoft.com/office/word/2018/wordml/cex" xmlns:w16cid="http://schemas.microsoft.com/office/word/2016/wordml/cid" xmlns:w16="http://schemas.microsoft.com/office/word/2018/wordml" xmlns:w16du="http://schemas.microsoft.com/office/word/2023/wordml/word16du" xmlns:w16sdtdh="http://schemas.microsoft.com/office/word/2020/wordml/sdtdatahash" xmlns:w16sdtfl="http://schemas.microsoft.com/office/word/2024/wordml/sdtformatlock" xmlns:w16se="http://schemas.microsoft.com/office/word/2015/wordml/symex" mc:Ignorable="w14 w15 w16se w16cid w16 w16cex w16sdtdh w16sdtfl w16du">
+<w:styles xmlns:r="http://schemas.openxmlformats.org/officeDocument/2006/relationships" xmlns:w="http://schemas.openxmlformats.org/wordprocessingml/2006/main">
   <w:docDefaults>
     <w:rPrDefault>
       <w:rPr>
+        <w:lang w:val="en-US" w:eastAsia="ko-KR" w:bidi="ar-SA"/>
         <w:rFonts w:asciiTheme="minorHAnsi" w:eastAsiaTheme="minorEastAsia" w:hAnsiTheme="minorHAnsi" w:cstheme="minorBidi"/>
+        <w:szCs w:val="22"/>
         <w:kern w:val="2"/>
-        <w:szCs w:val="22"/>
-        <w:lang w:val="en-US" w:eastAsia="ko-KR" w:bidi="ar-SA"/>
       </w:rPr>
     </w:rPrDefault>
     <w:pPrDefault>
       <w:pPr>
+        <w:jc w:val="both"/>
         <w:spacing w:after="160" w:line="259" w:lineRule="auto"/>
-        <w:jc w:val="both"/>
       </w:pPr>
     </w:pPrDefault>
   </w:docDefaults>
@@ -3708,10 +4984,10 @@
     <w:name w:val="Normal"/>
     <w:qFormat/>
     <w:pPr>
-      <w:widowControl w:val="0"/>
-      <w:wordWrap w:val="0"/>
-      <w:autoSpaceDE w:val="0"/>
-      <w:autoSpaceDN w:val="0"/>
+      <w:autoSpaceDE w:val="off"/>
+      <w:autoSpaceDN w:val="off"/>
+      <w:widowControl w:val="off"/>
+      <w:wordWrap w:val="off"/>
     </w:pPr>
   </w:style>
   <w:style w:type="character" w:default="1" w:styleId="a0">
@@ -3742,8 +5018,8 @@
   </w:style>
   <w:style w:type="table" w:customStyle="1" w:styleId="1">
     <w:name w:val="표 구분선1"/>
+    <w:uiPriority w:val="39"/>
     <w:basedOn w:val="a1"/>
-    <w:uiPriority w:val="39"/>
     <w:pPr>
       <w:spacing w:after="0" w:line="240" w:lineRule="auto"/>
     </w:pPr>
@@ -3760,8 +5036,8 @@
   </w:style>
   <w:style w:type="paragraph" w:styleId="a3">
     <w:name w:val="List Paragraph"/>
+    <w:uiPriority w:val="34"/>
     <w:basedOn w:val="a"/>
-    <w:uiPriority w:val="34"/>
     <w:qFormat/>
     <w:pPr>
       <w:ind w:leftChars="400" w:left="800"/>
@@ -3769,58 +5045,58 @@
   </w:style>
   <w:style w:type="paragraph" w:styleId="a4">
     <w:name w:val="header"/>
+    <w:uiPriority w:val="99"/>
     <w:basedOn w:val="a"/>
     <w:link w:val="Char"/>
-    <w:uiPriority w:val="99"/>
     <w:unhideWhenUsed/>
     <w:pPr>
+      <w:snapToGrid w:val="0"/>
       <w:tabs>
         <w:tab w:val="center" w:pos="4513"/>
         <w:tab w:val="right" w:pos="9026"/>
       </w:tabs>
-      <w:snapToGrid w:val="0"/>
     </w:pPr>
   </w:style>
   <w:style w:type="character" w:customStyle="1" w:styleId="Char">
     <w:name w:val="머리글 Char"/>
+    <w:uiPriority w:val="99"/>
     <w:basedOn w:val="a0"/>
     <w:link w:val="a4"/>
-    <w:uiPriority w:val="99"/>
   </w:style>
   <w:style w:type="paragraph" w:styleId="a5">
     <w:name w:val="footer"/>
+    <w:uiPriority w:val="99"/>
     <w:basedOn w:val="a"/>
     <w:link w:val="Char0"/>
-    <w:uiPriority w:val="99"/>
     <w:unhideWhenUsed/>
     <w:pPr>
+      <w:snapToGrid w:val="0"/>
       <w:tabs>
         <w:tab w:val="center" w:pos="4513"/>
         <w:tab w:val="right" w:pos="9026"/>
       </w:tabs>
-      <w:snapToGrid w:val="0"/>
     </w:pPr>
   </w:style>
   <w:style w:type="character" w:customStyle="1" w:styleId="Char0">
     <w:name w:val="바닥글 Char"/>
+    <w:uiPriority w:val="99"/>
     <w:basedOn w:val="a0"/>
     <w:link w:val="a5"/>
-    <w:uiPriority w:val="99"/>
   </w:style>
   <w:style w:type="character" w:styleId="a6">
     <w:name w:val="Hyperlink"/>
+    <w:uiPriority w:val="99"/>
     <w:basedOn w:val="a0"/>
-    <w:uiPriority w:val="99"/>
     <w:unhideWhenUsed/>
     <w:rPr>
       <w:color w:val="0563C1"/>
-      <w:u w:val="single"/>
+      <w:u w:val="single" w:color="auto"/>
     </w:rPr>
   </w:style>
   <w:style w:type="character" w:customStyle="1" w:styleId="10">
     <w:name w:val="확인되지 않은 멘션1"/>
+    <w:uiPriority w:val="99"/>
     <w:basedOn w:val="a0"/>
-    <w:uiPriority w:val="99"/>
     <w:semiHidden/>
     <w:unhideWhenUsed/>
     <w:rPr>
@@ -3830,11 +5106,11 @@
   </w:style>
   <w:style w:type="paragraph" w:styleId="a7">
     <w:name w:val="caption"/>
+    <w:uiPriority w:val="35"/>
     <w:basedOn w:val="a"/>
     <w:next w:val="a"/>
-    <w:uiPriority w:val="35"/>
+    <w:qFormat/>
     <w:unhideWhenUsed/>
-    <w:qFormat/>
     <w:rPr>
       <w:b/>
       <w:bCs/>
@@ -3843,6 +5119,24 @@
   </w:style>
   <w:style w:type="paragraph" w:customStyle="1" w:styleId="a30">
     <w:name w:val="a3"/>
+  </w:style>
+  <w:style w:type="table" w:customStyle="1" w:styleId="b0">
+    <w:name w:val="Table Grid"/>
+    <w:uiPriority w:val="39"/>
+    <w:basedOn w:val="a1"/>
+    <w:pPr>
+      <w:spacing w:after="0" w:line="240" w:lineRule="auto"/>
+    </w:pPr>
+    <w:tblPr>
+      <w:tblBorders>
+        <w:top w:val="single" w:sz="4" w:space="0" w:color="auto"/>
+        <w:left w:val="single" w:sz="4" w:space="0" w:color="auto"/>
+        <w:bottom w:val="single" w:sz="4" w:space="0" w:color="auto"/>
+        <w:right w:val="single" w:sz="4" w:space="0" w:color="auto"/>
+        <w:insideH w:val="single" w:sz="4" w:space="0" w:color="auto"/>
+        <w:insideV w:val="single" w:sz="4" w:space="0" w:color="auto"/>
+      </w:tblBorders>
+    </w:tblPr>
   </w:style>
 </w:styles>
 </file>
